--- a/lab/lab2/report _lab2.docx
+++ b/lab/lab2/report _lab2.docx
@@ -4,7 +4,7 @@
   <w:body>
     <w:p>
       <w:pPr>
-        <w:pStyle w:val="158"/>
+        <w:pStyle w:val="858"/>
         <w:pBdr/>
         <w:spacing/>
         <w:ind/>
@@ -48,7 +48,7 @@
     </w:p>
     <w:p>
       <w:pPr>
-        <w:pStyle w:val="172"/>
+        <w:pStyle w:val="870"/>
         <w:pBdr/>
         <w:spacing/>
         <w:ind/>
@@ -63,14 +63,6 @@
       <w:r>
         <w:t xml:space="preserve">:</w:t>
       </w:r>
-      <w:r/>
-      <w:r/>
-      <w:r>
-        <w:rPr>
-          <w:highlight w:val="none"/>
-        </w:rPr>
-      </w:r>
-      <w:r/>
       <w:r>
         <w:rPr>
           <w:highlight w:val="none"/>
@@ -93,7 +85,7 @@
       <w:sdtContent>
         <w:p>
           <w:pPr>
-            <w:pStyle w:val="188"/>
+            <w:pStyle w:val="886"/>
             <w:pBdr/>
             <w:tabs>
               <w:tab w:val="left" w:leader="none" w:pos="567"/>
@@ -103,7 +95,6 @@
             <w:ind/>
             <w:rPr/>
           </w:pPr>
-          <w:r/>
           <w:r>
             <w:fldChar w:fldCharType="begin"/>
           </w:r>
@@ -113,7 +104,6 @@
           <w:r>
             <w:fldChar w:fldCharType="separate"/>
           </w:r>
-          <w:r/>
           <w:hyperlink w:tooltip="#_Toc1" w:anchor="_Toc1" w:history="1">
             <w:r>
               <w:rPr>
@@ -126,35 +116,35 @@
             </w:r>
             <w:r>
               <w:rPr>
-                <w:rStyle w:val="186"/>
+                <w:rStyle w:val="884"/>
               </w:rPr>
             </w:r>
             <w:r>
               <w:rPr>
-                <w:rStyle w:val="186"/>
+                <w:rStyle w:val="884"/>
               </w:rPr>
               <w:t xml:space="preserve">Thông </w:t>
             </w:r>
             <w:r>
               <w:rPr>
-                <w:rStyle w:val="186"/>
+                <w:rStyle w:val="884"/>
               </w:rPr>
               <w:t xml:space="preserve">tin </w:t>
             </w:r>
             <w:r>
               <w:rPr>
-                <w:rStyle w:val="186"/>
+                <w:rStyle w:val="884"/>
               </w:rPr>
               <w:t xml:space="preserve">project</w:t>
             </w:r>
             <w:r>
               <w:rPr>
-                <w:rStyle w:val="186"/>
+                <w:rStyle w:val="884"/>
               </w:rPr>
             </w:r>
             <w:r>
               <w:rPr>
-                <w:rStyle w:val="186"/>
+                <w:rStyle w:val="884"/>
               </w:rPr>
             </w:r>
             <w:r>
@@ -169,10 +159,11 @@
             </w:r>
           </w:hyperlink>
           <w:r/>
+          <w:r/>
         </w:p>
         <w:p>
           <w:pPr>
-            <w:pStyle w:val="189"/>
+            <w:pStyle w:val="887"/>
             <w:pBdr/>
             <w:tabs>
               <w:tab w:val="left" w:leader="none" w:pos="1134"/>
@@ -184,6 +175,7 @@
               <w:highlight w:val="none"/>
             </w:rPr>
           </w:pPr>
+          <w:r/>
           <w:hyperlink w:tooltip="#_Toc2" w:anchor="_Toc2" w:history="1">
             <w:r>
               <w:rPr>
@@ -196,33 +188,33 @@
             </w:r>
             <w:r>
               <w:rPr>
-                <w:rStyle w:val="186"/>
+                <w:rStyle w:val="884"/>
               </w:rPr>
             </w:r>
             <w:r>
               <w:rPr>
-                <w:rStyle w:val="186"/>
+                <w:rStyle w:val="884"/>
                 <w:highlight w:val="none"/>
               </w:rPr>
               <w:t xml:space="preserve">Tên </w:t>
             </w:r>
             <w:r>
               <w:rPr>
-                <w:rStyle w:val="186"/>
+                <w:rStyle w:val="884"/>
                 <w:highlight w:val="none"/>
               </w:rPr>
               <w:t xml:space="preserve">dự </w:t>
             </w:r>
             <w:r>
               <w:rPr>
-                <w:rStyle w:val="186"/>
+                <w:rStyle w:val="884"/>
                 <w:highlight w:val="none"/>
               </w:rPr>
               <w:t xml:space="preserve">án </w:t>
             </w:r>
             <w:r>
               <w:rPr>
-                <w:rStyle w:val="186"/>
+                <w:rStyle w:val="884"/>
                 <w:highlight w:val="none"/>
               </w:rPr>
             </w:r>
@@ -242,10 +234,15 @@
               <w:highlight w:val="none"/>
             </w:rPr>
           </w:r>
+          <w:r>
+            <w:rPr>
+              <w:highlight w:val="none"/>
+            </w:rPr>
+          </w:r>
         </w:p>
         <w:p>
           <w:pPr>
-            <w:pStyle w:val="189"/>
+            <w:pStyle w:val="887"/>
             <w:pBdr/>
             <w:tabs>
               <w:tab w:val="left" w:leader="none" w:pos="1134"/>
@@ -257,6 +254,7 @@
               <w:highlight w:val="none"/>
             </w:rPr>
           </w:pPr>
+          <w:r/>
           <w:hyperlink w:tooltip="#_Toc3" w:anchor="_Toc3" w:history="1">
             <w:r>
               <w:rPr>
@@ -269,42 +267,42 @@
             </w:r>
             <w:r>
               <w:rPr>
-                <w:rStyle w:val="186"/>
+                <w:rStyle w:val="884"/>
               </w:rPr>
             </w:r>
             <w:r>
               <w:rPr>
-                <w:rStyle w:val="186"/>
+                <w:rStyle w:val="884"/>
               </w:rPr>
               <w:t xml:space="preserve">Thông </w:t>
             </w:r>
             <w:r>
               <w:rPr>
-                <w:rStyle w:val="186"/>
+                <w:rStyle w:val="884"/>
               </w:rPr>
               <w:t xml:space="preserve">tin </w:t>
             </w:r>
             <w:r>
               <w:rPr>
-                <w:rStyle w:val="186"/>
+                <w:rStyle w:val="884"/>
               </w:rPr>
               <w:t xml:space="preserve">tá</w:t>
             </w:r>
             <w:r>
               <w:rPr>
-                <w:rStyle w:val="186"/>
+                <w:rStyle w:val="884"/>
               </w:rPr>
               <w:t xml:space="preserve">c </w:t>
             </w:r>
             <w:r>
               <w:rPr>
-                <w:rStyle w:val="186"/>
+                <w:rStyle w:val="884"/>
               </w:rPr>
               <w:t xml:space="preserve">giả</w:t>
             </w:r>
             <w:r>
               <w:rPr>
-                <w:rStyle w:val="186"/>
+                <w:rStyle w:val="884"/>
                 <w:highlight w:val="none"/>
               </w:rPr>
             </w:r>
@@ -324,10 +322,15 @@
               <w:highlight w:val="none"/>
             </w:rPr>
           </w:r>
+          <w:r>
+            <w:rPr>
+              <w:highlight w:val="none"/>
+            </w:rPr>
+          </w:r>
         </w:p>
         <w:p>
           <w:pPr>
-            <w:pStyle w:val="188"/>
+            <w:pStyle w:val="886"/>
             <w:pBdr/>
             <w:tabs>
               <w:tab w:val="left" w:leader="none" w:pos="567"/>
@@ -337,6 +340,7 @@
             <w:ind/>
             <w:rPr/>
           </w:pPr>
+          <w:r/>
           <w:hyperlink w:tooltip="#_Toc4" w:anchor="_Toc4" w:history="1">
             <w:r>
               <w:rPr>
@@ -349,33 +353,33 @@
             </w:r>
             <w:r>
               <w:rPr>
-                <w:rStyle w:val="186"/>
+                <w:rStyle w:val="884"/>
               </w:rPr>
             </w:r>
             <w:r>
               <w:rPr>
-                <w:rStyle w:val="186"/>
+                <w:rStyle w:val="884"/>
                 <w:highlight w:val="none"/>
               </w:rPr>
               <w:t xml:space="preserve">Cấu </w:t>
             </w:r>
             <w:r>
               <w:rPr>
-                <w:rStyle w:val="186"/>
+                <w:rStyle w:val="884"/>
                 <w:highlight w:val="none"/>
               </w:rPr>
               <w:t xml:space="preserve">trúc </w:t>
             </w:r>
             <w:r>
               <w:rPr>
-                <w:rStyle w:val="186"/>
+                <w:rStyle w:val="884"/>
                 <w:highlight w:val="none"/>
               </w:rPr>
               <w:t xml:space="preserve">project</w:t>
             </w:r>
             <w:r>
               <w:rPr>
-                <w:rStyle w:val="186"/>
+                <w:rStyle w:val="884"/>
                 <w:highlight w:val="none"/>
               </w:rPr>
             </w:r>
@@ -391,10 +395,11 @@
             </w:r>
           </w:hyperlink>
           <w:r/>
+          <w:r/>
         </w:p>
         <w:p>
           <w:pPr>
-            <w:pStyle w:val="188"/>
+            <w:pStyle w:val="886"/>
             <w:pBdr/>
             <w:tabs>
               <w:tab w:val="left" w:leader="none" w:pos="567"/>
@@ -404,6 +409,7 @@
             <w:ind/>
             <w:rPr/>
           </w:pPr>
+          <w:r/>
           <w:hyperlink w:tooltip="#_Toc5" w:anchor="_Toc5" w:history="1">
             <w:r>
               <w:rPr>
@@ -416,40 +422,40 @@
             </w:r>
             <w:r>
               <w:rPr>
-                <w:rStyle w:val="186"/>
+                <w:rStyle w:val="884"/>
               </w:rPr>
             </w:r>
             <w:r>
               <w:rPr>
-                <w:rStyle w:val="186"/>
+                <w:rStyle w:val="884"/>
                 <w:highlight w:val="none"/>
               </w:rPr>
               <w:t xml:space="preserve">T</w:t>
             </w:r>
             <w:r>
               <w:rPr>
-                <w:rStyle w:val="186"/>
+                <w:rStyle w:val="884"/>
                 <w:highlight w:val="none"/>
               </w:rPr>
               <w:t xml:space="preserve">hực </w:t>
             </w:r>
             <w:r>
               <w:rPr>
-                <w:rStyle w:val="186"/>
+                <w:rStyle w:val="884"/>
                 <w:highlight w:val="none"/>
               </w:rPr>
               <w:t xml:space="preserve">hiện </w:t>
             </w:r>
             <w:r>
               <w:rPr>
-                <w:rStyle w:val="186"/>
+                <w:rStyle w:val="884"/>
                 <w:highlight w:val="none"/>
               </w:rPr>
               <w:t xml:space="preserve">Carousel</w:t>
             </w:r>
             <w:r>
               <w:rPr>
-                <w:rStyle w:val="186"/>
+                <w:rStyle w:val="884"/>
               </w:rPr>
             </w:r>
             <w:r>
@@ -464,10 +470,11 @@
             </w:r>
           </w:hyperlink>
           <w:r/>
+          <w:r/>
         </w:p>
         <w:p>
           <w:pPr>
-            <w:pStyle w:val="189"/>
+            <w:pStyle w:val="887"/>
             <w:pBdr/>
             <w:tabs>
               <w:tab w:val="left" w:leader="none" w:pos="1134"/>
@@ -477,6 +484,7 @@
             <w:ind/>
             <w:rPr/>
           </w:pPr>
+          <w:r/>
           <w:hyperlink w:tooltip="#_Toc6" w:anchor="_Toc6" w:history="1">
             <w:r>
               <w:rPr>
@@ -489,40 +497,40 @@
             </w:r>
             <w:r>
               <w:rPr>
-                <w:rStyle w:val="186"/>
+                <w:rStyle w:val="884"/>
               </w:rPr>
             </w:r>
             <w:r>
               <w:rPr>
-                <w:rStyle w:val="186"/>
+                <w:rStyle w:val="884"/>
                 <w:highlight w:val="none"/>
               </w:rPr>
               <w:t xml:space="preserve"> </w:t>
             </w:r>
             <w:r>
               <w:rPr>
-                <w:rStyle w:val="186"/>
+                <w:rStyle w:val="884"/>
                 <w:highlight w:val="none"/>
               </w:rPr>
               <w:t xml:space="preserve">Dữ </w:t>
             </w:r>
             <w:r>
               <w:rPr>
-                <w:rStyle w:val="186"/>
+                <w:rStyle w:val="884"/>
                 <w:highlight w:val="none"/>
               </w:rPr>
               <w:t xml:space="preserve">liê</w:t>
             </w:r>
             <w:r>
               <w:rPr>
-                <w:rStyle w:val="186"/>
+                <w:rStyle w:val="884"/>
                 <w:highlight w:val="none"/>
               </w:rPr>
               <w:t xml:space="preserve">u</w:t>
             </w:r>
             <w:r>
               <w:rPr>
-                <w:rStyle w:val="186"/>
+                <w:rStyle w:val="884"/>
               </w:rPr>
             </w:r>
             <w:r>
@@ -537,10 +545,11 @@
             </w:r>
           </w:hyperlink>
           <w:r/>
+          <w:r/>
         </w:p>
         <w:p>
           <w:pPr>
-            <w:pStyle w:val="189"/>
+            <w:pStyle w:val="887"/>
             <w:pBdr/>
             <w:tabs>
               <w:tab w:val="left" w:leader="none" w:pos="1134"/>
@@ -550,6 +559,7 @@
             <w:ind/>
             <w:rPr/>
           </w:pPr>
+          <w:r/>
           <w:hyperlink w:tooltip="#_Toc7" w:anchor="_Toc7" w:history="1">
             <w:r>
               <w:rPr>
@@ -562,26 +572,26 @@
             </w:r>
             <w:r>
               <w:rPr>
-                <w:rStyle w:val="186"/>
+                <w:rStyle w:val="884"/>
               </w:rPr>
             </w:r>
             <w:r>
               <w:rPr>
-                <w:rStyle w:val="186"/>
+                <w:rStyle w:val="884"/>
                 <w:highlight w:val="none"/>
               </w:rPr>
               <w:t xml:space="preserve"> </w:t>
             </w:r>
             <w:r>
               <w:rPr>
-                <w:rStyle w:val="186"/>
+                <w:rStyle w:val="884"/>
                 <w:highlight w:val="none"/>
               </w:rPr>
               <w:t xml:space="preserve">Carousel</w:t>
             </w:r>
             <w:r>
               <w:rPr>
-                <w:rStyle w:val="186"/>
+                <w:rStyle w:val="884"/>
                 <w:highlight w:val="none"/>
               </w:rPr>
             </w:r>
@@ -597,10 +607,11 @@
             </w:r>
           </w:hyperlink>
           <w:r/>
+          <w:r/>
         </w:p>
         <w:p>
           <w:pPr>
-            <w:pStyle w:val="189"/>
+            <w:pStyle w:val="887"/>
             <w:pBdr/>
             <w:tabs>
               <w:tab w:val="left" w:leader="none" w:pos="1134"/>
@@ -610,6 +621,7 @@
             <w:ind/>
             <w:rPr/>
           </w:pPr>
+          <w:r/>
           <w:hyperlink w:tooltip="#_Toc8" w:anchor="_Toc8" w:history="1">
             <w:r>
               <w:rPr>
@@ -622,47 +634,47 @@
             </w:r>
             <w:r>
               <w:rPr>
-                <w:rStyle w:val="186"/>
+                <w:rStyle w:val="884"/>
               </w:rPr>
             </w:r>
             <w:r>
               <w:rPr>
-                <w:rStyle w:val="186"/>
+                <w:rStyle w:val="884"/>
                 <w:highlight w:val="none"/>
               </w:rPr>
               <w:t xml:space="preserve">Sử </w:t>
             </w:r>
             <w:r>
               <w:rPr>
-                <w:rStyle w:val="186"/>
+                <w:rStyle w:val="884"/>
                 <w:highlight w:val="none"/>
               </w:rPr>
               <w:t xml:space="preserve">dụng </w:t>
             </w:r>
             <w:r>
               <w:rPr>
-                <w:rStyle w:val="186"/>
+                <w:rStyle w:val="884"/>
                 <w:highlight w:val="none"/>
               </w:rPr>
               <w:t xml:space="preserve"> </w:t>
             </w:r>
             <w:r>
               <w:rPr>
-                <w:rStyle w:val="186"/>
+                <w:rStyle w:val="884"/>
                 <w:highlight w:val="none"/>
               </w:rPr>
               <w:t xml:space="preserve">Carousel </w:t>
             </w:r>
             <w:r>
               <w:rPr>
-                <w:rStyle w:val="186"/>
+                <w:rStyle w:val="884"/>
                 <w:highlight w:val="none"/>
               </w:rPr>
               <w:t xml:space="preserve">Component</w:t>
             </w:r>
             <w:r>
               <w:rPr>
-                <w:rStyle w:val="186"/>
+                <w:rStyle w:val="884"/>
               </w:rPr>
             </w:r>
             <w:r>
@@ -677,10 +689,11 @@
             </w:r>
           </w:hyperlink>
           <w:r/>
+          <w:r/>
         </w:p>
         <w:p>
           <w:pPr>
-            <w:pStyle w:val="188"/>
+            <w:pStyle w:val="886"/>
             <w:pBdr/>
             <w:tabs>
               <w:tab w:val="left" w:leader="none" w:pos="567"/>
@@ -690,6 +703,7 @@
             <w:ind/>
             <w:rPr/>
           </w:pPr>
+          <w:r/>
           <w:hyperlink w:tooltip="#_Toc9" w:anchor="_Toc9" w:history="1">
             <w:r>
               <w:rPr>
@@ -702,33 +716,33 @@
             </w:r>
             <w:r>
               <w:rPr>
-                <w:rStyle w:val="186"/>
+                <w:rStyle w:val="884"/>
               </w:rPr>
             </w:r>
             <w:r>
               <w:rPr>
-                <w:rStyle w:val="186"/>
+                <w:rStyle w:val="884"/>
                 <w:highlight w:val="none"/>
               </w:rPr>
               <w:t xml:space="preserve">Main </w:t>
             </w:r>
             <w:r>
               <w:rPr>
-                <w:rStyle w:val="186"/>
+                <w:rStyle w:val="884"/>
                 <w:highlight w:val="none"/>
               </w:rPr>
               <w:t xml:space="preserve">Lay</w:t>
             </w:r>
             <w:r>
               <w:rPr>
-                <w:rStyle w:val="186"/>
+                <w:rStyle w:val="884"/>
                 <w:highlight w:val="none"/>
               </w:rPr>
               <w:t xml:space="preserve">out</w:t>
             </w:r>
             <w:r>
               <w:rPr>
-                <w:rStyle w:val="186"/>
+                <w:rStyle w:val="884"/>
               </w:rPr>
             </w:r>
             <w:r>
@@ -743,6 +757,7 @@
             </w:r>
           </w:hyperlink>
           <w:r/>
+          <w:r/>
         </w:p>
         <w:p>
           <w:pPr>
@@ -751,12 +766,9 @@
             <w:ind/>
             <w:rPr/>
           </w:pPr>
-          <w:r/>
-          <w:r/>
           <w:r>
             <w:fldChar w:fldCharType="end"/>
           </w:r>
-          <w:r/>
           <w:r/>
         </w:p>
       </w:sdtContent>
@@ -784,7 +796,7 @@
     <w:p>
       <w:pPr>
         <w:pBdr/>
-        <w:shd w:val="nil"/>
+        <w:shd w:val="nil" w:color="auto"/>
         <w:spacing/>
         <w:ind/>
         <w:rPr>
@@ -802,10 +814,15 @@
           <w:highlight w:val="none"/>
         </w:rPr>
       </w:r>
+      <w:r>
+        <w:rPr>
+          <w14:ligatures w14:val="none"/>
+        </w:rPr>
+      </w:r>
     </w:p>
     <w:p>
       <w:pPr>
-        <w:pStyle w:val="138"/>
+        <w:pStyle w:val="839"/>
         <w:pBdr/>
         <w:tabs>
           <w:tab w:val="left" w:leader="none" w:pos="3572"/>
@@ -826,7 +843,6 @@
           <w:highlight w:val="none"/>
         </w:rPr>
       </w:r>
-      <w:r/>
       <w:bookmarkStart w:id="1" w:name="_Toc1"/>
       <w:r>
         <w:t xml:space="preserve">Thông </w:t>
@@ -840,15 +856,17 @@
       <w:r>
         <w:tab/>
       </w:r>
-      <w:r/>
       <w:bookmarkEnd w:id="1"/>
       <w:r/>
-      <w:r/>
-      <w:r/>
+      <w:r>
+        <w:rPr>
+          <w14:ligatures w14:val="none"/>
+        </w:rPr>
+      </w:r>
     </w:p>
     <w:p>
       <w:pPr>
-        <w:pStyle w:val="139"/>
+        <w:pStyle w:val="840"/>
         <w:pBdr/>
         <w:spacing/>
         <w:ind/>
@@ -882,7 +900,11 @@
         </w:rPr>
       </w:r>
       <w:bookmarkEnd w:id="2"/>
-      <w:r/>
+      <w:r>
+        <w:rPr>
+          <w:highlight w:val="none"/>
+        </w:rPr>
+      </w:r>
       <w:r>
         <w:rPr>
           <w:highlight w:val="none"/>
@@ -909,11 +931,10 @@
         <w:t xml:space="preserve">REACT COMPONENT AND HANDLING NAVIGATION WITH ROUTES</w:t>
       </w:r>
       <w:r/>
-      <w:r/>
     </w:p>
     <w:p>
       <w:pPr>
-        <w:pStyle w:val="139"/>
+        <w:pStyle w:val="840"/>
         <w:pBdr/>
         <w:spacing/>
         <w:ind/>
@@ -944,7 +965,11 @@
         </w:rPr>
       </w:r>
       <w:bookmarkEnd w:id="3"/>
-      <w:r/>
+      <w:r>
+        <w:rPr>
+          <w:highlight w:val="none"/>
+        </w:rPr>
+      </w:r>
       <w:r>
         <w:rPr>
           <w:highlight w:val="none"/>
@@ -976,7 +1001,11 @@
       <w:r>
         <w:t xml:space="preserve">An</w:t>
       </w:r>
-      <w:r/>
+      <w:r>
+        <w:rPr>
+          <w:highlight w:val="none"/>
+        </w:rPr>
+      </w:r>
     </w:p>
     <w:p>
       <w:pPr>
@@ -1011,13 +1040,20 @@
           <w:highlight w:val="none"/>
         </w:rPr>
       </w:r>
+      <w:r>
+        <w:rPr>
+          <w:highlight w:val="none"/>
+        </w:rPr>
+      </w:r>
     </w:p>
     <w:p>
       <w:pPr>
         <w:pBdr/>
         <w:spacing/>
         <w:ind/>
-        <w:rPr/>
+        <w:rPr>
+          <w:highlight w:val="none"/>
+        </w:rPr>
       </w:pPr>
       <w:r>
         <w:rPr>
@@ -1043,10 +1079,39 @@
           <w:highlight w:val="none"/>
         </w:rPr>
       </w:r>
+      <w:r/>
     </w:p>
     <w:p>
       <w:pPr>
-        <w:pStyle w:val="138"/>
+        <w:pBdr/>
+        <w:spacing/>
+        <w:ind/>
+        <w:rPr/>
+      </w:pPr>
+      <w:r/>
+      <w:r/>
+    </w:p>
+    <w:p>
+      <w:pPr>
+        <w:pBdr/>
+        <w:spacing/>
+        <w:ind/>
+        <w:rPr/>
+      </w:pPr>
+      <w:r>
+        <w:rPr>
+          <w:highlight w:val="none"/>
+        </w:rPr>
+      </w:r>
+      <w:r>
+        <w:rPr>
+          <w:highlight w:val="none"/>
+        </w:rPr>
+      </w:r>
+    </w:p>
+    <w:p>
+      <w:pPr>
+        <w:pStyle w:val="839"/>
         <w:pBdr/>
         <w:spacing/>
         <w:ind/>
@@ -1072,18 +1137,17 @@
         </w:rPr>
         <w:t xml:space="preserve">project</w:t>
       </w:r>
-      <w:r/>
       <w:bookmarkEnd w:id="4"/>
-      <w:r/>
       <w:r>
         <w:rPr>
           <w:highlight w:val="none"/>
         </w:rPr>
       </w:r>
+      <w:r/>
     </w:p>
     <w:p>
       <w:pPr>
-        <w:pStyle w:val="138"/>
+        <w:pStyle w:val="839"/>
         <w:numPr>
           <w:ilvl w:val="0"/>
           <w:numId w:val="0"/>
@@ -1093,7 +1157,6 @@
         <w:ind w:firstLine="0" w:left="360"/>
         <w:rPr/>
       </w:pPr>
-      <w:r/>
       <w:r>
         <mc:AlternateContent>
           <mc:Choice Requires="wpg">
@@ -1164,7 +1227,6 @@
         </mc:AlternateContent>
       </w:r>
       <w:r/>
-      <w:r/>
     </w:p>
     <w:p>
       <w:pPr>
@@ -1183,6 +1245,7 @@
           <w:highlight w:val="none"/>
         </w:rPr>
       </w:r>
+      <w:r/>
     </w:p>
     <w:p>
       <w:pPr>
@@ -1193,7 +1256,6 @@
           <w:highlight w:val="none"/>
         </w:rPr>
       </w:pPr>
-      <w:r/>
       <w:r>
         <mc:AlternateContent>
           <mc:Choice Requires="wpg">
@@ -1222,7 +1284,7 @@
                       <pic:spPr bwMode="auto">
                         <a:xfrm>
                           <a:off x="0" y="0"/>
-                          <a:ext cx="5943599" cy="5324934"/>
+                          <a:ext cx="5943599" cy="5324933"/>
                         </a:xfrm>
                         <a:prstGeom prst="rect">
                           <a:avLst/>
@@ -1263,8 +1325,11 @@
           </mc:Fallback>
         </mc:AlternateContent>
       </w:r>
-      <w:r/>
-      <w:r/>
+      <w:r>
+        <w:rPr>
+          <w:highlight w:val="none"/>
+        </w:rPr>
+      </w:r>
     </w:p>
     <w:p>
       <w:pPr>
@@ -1308,7 +1373,7 @@
                       <pic:spPr bwMode="auto">
                         <a:xfrm>
                           <a:off x="0" y="0"/>
-                          <a:ext cx="5943599" cy="5324934"/>
+                          <a:ext cx="5943599" cy="5324933"/>
                         </a:xfrm>
                         <a:prstGeom prst="rect">
                           <a:avLst/>
@@ -1367,7 +1432,6 @@
         <w:ind/>
         <w:rPr/>
       </w:pPr>
-      <w:r/>
       <w:r>
         <mc:AlternateContent>
           <mc:Choice Requires="wpg">
@@ -1438,11 +1502,10 @@
         </mc:AlternateContent>
       </w:r>
       <w:r/>
-      <w:r/>
     </w:p>
     <w:p>
       <w:pPr>
-        <w:pStyle w:val="138"/>
+        <w:pStyle w:val="839"/>
         <w:pBdr/>
         <w:spacing/>
         <w:ind/>
@@ -1474,7 +1537,6 @@
         </w:rPr>
         <w:t xml:space="preserve">Carousel</w:t>
       </w:r>
-      <w:r/>
       <w:bookmarkEnd w:id="5"/>
       <w:r/>
       <w:r/>
@@ -1491,7 +1553,7 @@
     </w:p>
     <w:p>
       <w:pPr>
-        <w:pStyle w:val="139"/>
+        <w:pStyle w:val="840"/>
         <w:pBdr/>
         <w:spacing/>
         <w:ind/>
@@ -1525,10 +1587,13 @@
         </w:rPr>
         <w:t xml:space="preserve">u</w:t>
       </w:r>
-      <w:r/>
       <w:bookmarkEnd w:id="6"/>
       <w:r/>
-      <w:r/>
+      <w:r>
+        <w:rPr>
+          <w14:ligatures w14:val="none"/>
+        </w:rPr>
+      </w:r>
     </w:p>
     <w:p>
       <w:pPr>
@@ -1537,7 +1602,6 @@
         <w:ind/>
         <w:rPr/>
       </w:pPr>
-      <w:r/>
       <w:r>
         <mc:AlternateContent>
           <mc:Choice Requires="wpg">
@@ -1608,11 +1672,10 @@
         </mc:AlternateContent>
       </w:r>
       <w:r/>
-      <w:r/>
     </w:p>
     <w:p>
       <w:pPr>
-        <w:pStyle w:val="139"/>
+        <w:pStyle w:val="840"/>
         <w:pBdr/>
         <w:spacing/>
         <w:ind/>
@@ -1622,7 +1685,6 @@
       </w:pPr>
       <w:r/>
       <w:bookmarkStart w:id="7" w:name="_Toc7"/>
-      <w:r/>
       <w:r>
         <w:rPr>
           <w:highlight w:val="none"/>
@@ -1635,14 +1697,17 @@
         </w:rPr>
         <w:t xml:space="preserve">Carousel</w:t>
       </w:r>
-      <w:r/>
       <w:bookmarkEnd w:id="7"/>
-      <w:r/>
       <w:r>
         <w:rPr>
           <w:highlight w:val="none"/>
         </w:rPr>
       </w:r>
+      <w:r>
+        <w:rPr>
+          <w14:ligatures w14:val="none"/>
+        </w:rPr>
+      </w:r>
     </w:p>
     <w:p>
       <w:pPr>
@@ -1651,7 +1716,6 @@
         <w:ind/>
         <w:rPr/>
       </w:pPr>
-      <w:r/>
       <w:r>
         <mc:AlternateContent>
           <mc:Choice Requires="wpg">
@@ -1722,11 +1786,10 @@
         </mc:AlternateContent>
       </w:r>
       <w:r/>
-      <w:r/>
     </w:p>
     <w:p>
       <w:pPr>
-        <w:pStyle w:val="139"/>
+        <w:pStyle w:val="840"/>
         <w:pBdr/>
         <w:spacing/>
         <w:ind/>
@@ -1766,10 +1829,13 @@
         </w:rPr>
         <w:t xml:space="preserve">Component</w:t>
       </w:r>
-      <w:r/>
       <w:bookmarkEnd w:id="8"/>
       <w:r/>
-      <w:r/>
+      <w:r>
+        <w:rPr>
+          <w14:ligatures w14:val="none"/>
+        </w:rPr>
+      </w:r>
     </w:p>
     <w:p>
       <w:pPr>
@@ -1778,7 +1844,6 @@
         <w:ind/>
         <w:rPr/>
       </w:pPr>
-      <w:r/>
       <w:r>
         <mc:AlternateContent>
           <mc:Choice Requires="wpg">
@@ -1849,7 +1914,6 @@
         </mc:AlternateContent>
       </w:r>
       <w:r/>
-      <w:r/>
     </w:p>
     <w:p>
       <w:pPr>
@@ -1863,7 +1927,7 @@
     </w:p>
     <w:p>
       <w:pPr>
-        <w:pStyle w:val="138"/>
+        <w:pStyle w:val="839"/>
         <w:pBdr/>
         <w:spacing/>
         <w:ind/>
@@ -1889,54 +1953,40 @@
         </w:rPr>
         <w:t xml:space="preserve">out</w:t>
       </w:r>
-      <w:r/>
       <w:bookmarkEnd w:id="9"/>
-      <w:r/>
-      <w:r/>
       <w:r>
         <w:rPr>
           <w:highlight w:val="none"/>
         </w:rPr>
+      </w:r>
+      <w:r/>
+    </w:p>
+    <w:p>
+      <w:pPr>
+        <w:pStyle w:val="840"/>
+        <w:pBdr/>
+        <w:spacing/>
+        <w:ind/>
+        <w:rPr>
+          <w:highlight w:val="none"/>
+        </w:rPr>
+      </w:pPr>
+      <w:r>
+        <w:t xml:space="preserve">MainLayout</w:t>
       </w:r>
       <w:r>
         <w:rPr>
           <w:highlight w:val="none"/>
         </w:rPr>
       </w:r>
-      <w:r>
-        <w:rPr>
-          <w:highlight w:val="none"/>
-        </w:rPr>
-      </w:r>
-      <w:r/>
-      <w:r/>
-      <w:r/>
-      <w:r/>
     </w:p>
     <w:p>
       <w:pPr>
-        <w:pStyle w:val="139"/>
-        <w:pBdr/>
-        <w:spacing/>
-        <w:ind/>
-        <w:rPr>
-          <w:highlight w:val="none"/>
-        </w:rPr>
-      </w:pPr>
-      <w:r>
-        <w:t xml:space="preserve">MainLayout</w:t>
-      </w:r>
-      <w:r/>
-      <w:r/>
-    </w:p>
-    <w:p>
-      <w:pPr>
         <w:pBdr/>
         <w:spacing/>
         <w:ind/>
         <w:rPr/>
       </w:pPr>
-      <w:r/>
       <w:r>
         <mc:AlternateContent>
           <mc:Choice Requires="wpg">
@@ -2007,11 +2057,10 @@
         </mc:AlternateContent>
       </w:r>
       <w:r/>
-      <w:r/>
     </w:p>
     <w:p>
       <w:pPr>
-        <w:pStyle w:val="139"/>
+        <w:pStyle w:val="840"/>
         <w:pBdr/>
         <w:spacing/>
         <w:ind/>
@@ -2052,6 +2101,7 @@
           <w:highlight w:val="none"/>
         </w:rPr>
       </w:r>
+      <w:r/>
     </w:p>
     <w:p>
       <w:pPr>
@@ -2060,7 +2110,6 @@
         <w:ind/>
         <w:rPr/>
       </w:pPr>
-      <w:r/>
       <w:r>
         <mc:AlternateContent>
           <mc:Choice Requires="wpg">
@@ -2131,7 +2180,6 @@
         </mc:AlternateContent>
       </w:r>
       <w:r/>
-      <w:r/>
     </w:p>
     <w:p>
       <w:pPr>
@@ -2140,8 +2188,6 @@
         <w:ind/>
         <w:rPr/>
       </w:pPr>
-      <w:r/>
-      <w:r/>
       <w:r/>
       <w:r/>
     </w:p>
@@ -2157,7 +2203,7 @@
     </w:p>
     <w:p>
       <w:pPr>
-        <w:pStyle w:val="138"/>
+        <w:pStyle w:val="839"/>
         <w:pBdr/>
         <w:spacing/>
         <w:ind/>
@@ -2180,12 +2226,15 @@
       <w:r>
         <w:t xml:space="preserve">Sorting</w:t>
       </w:r>
-      <w:r/>
-      <w:r/>
+      <w:r>
+        <w:rPr>
+          <w:highlight w:val="none"/>
+        </w:rPr>
+      </w:r>
     </w:p>
     <w:p>
       <w:pPr>
-        <w:pStyle w:val="139"/>
+        <w:pStyle w:val="840"/>
         <w:pBdr/>
         <w:spacing/>
         <w:ind/>
@@ -2211,8 +2260,11 @@
       <w:r>
         <w:t xml:space="preserve">userMemo():</w:t>
       </w:r>
-      <w:r/>
-      <w:r/>
+      <w:r>
+        <w:rPr>
+          <w:highlight w:val="none"/>
+        </w:rPr>
+      </w:r>
     </w:p>
     <w:p>
       <w:pPr>
@@ -2295,8 +2347,11 @@
           </mc:Fallback>
         </mc:AlternateContent>
       </w:r>
-      <w:r/>
-      <w:r/>
+      <w:r>
+        <w:rPr>
+          <w:highlight w:val="none"/>
+        </w:rPr>
+      </w:r>
     </w:p>
     <w:p>
       <w:pPr>
@@ -2395,7 +2450,7 @@
     <w:p>
       <w:pPr>
         <w:pBdr/>
-        <w:shd w:val="nil"/>
+        <w:shd w:val="nil" w:color="auto"/>
         <w:spacing/>
         <w:ind/>
         <w:rPr>
@@ -2413,10 +2468,15 @@
           <w:highlight w:val="none"/>
         </w:rPr>
       </w:r>
+      <w:r>
+        <w:rPr>
+          <w:highlight w:val="none"/>
+        </w:rPr>
+      </w:r>
     </w:p>
     <w:p>
       <w:pPr>
-        <w:pStyle w:val="139"/>
+        <w:pStyle w:val="840"/>
         <w:pBdr/>
         <w:spacing/>
         <w:ind/>
@@ -2474,7 +2534,6 @@
           <w:highlight w:val="none"/>
         </w:rPr>
       </w:pPr>
-      <w:r/>
       <w:r>
         <mc:AlternateContent>
           <mc:Choice Requires="wpg">
@@ -2544,8 +2603,11 @@
           </mc:Fallback>
         </mc:AlternateContent>
       </w:r>
-      <w:r/>
-      <w:r/>
+      <w:r>
+        <w:rPr>
+          <w:highlight w:val="none"/>
+        </w:rPr>
+      </w:r>
     </w:p>
     <w:p>
       <w:pPr>
@@ -2708,6 +2770,7 @@
           <w:highlight w:val="none"/>
         </w:rPr>
       </w:r>
+      <w:r/>
     </w:p>
     <w:p>
       <w:pPr>
@@ -2736,6 +2799,7 @@
           <w:highlight w:val="none"/>
         </w:rPr>
       </w:r>
+      <w:r/>
     </w:p>
     <w:p>
       <w:pPr>
@@ -2754,10 +2818,11 @@
           <w:highlight w:val="none"/>
         </w:rPr>
       </w:r>
+      <w:r/>
     </w:p>
     <w:p>
       <w:pPr>
-        <w:pStyle w:val="138"/>
+        <w:pStyle w:val="839"/>
         <w:pBdr/>
         <w:spacing/>
         <w:ind/>
@@ -2802,7 +2867,7 @@
     </w:p>
     <w:p>
       <w:pPr>
-        <w:pStyle w:val="139"/>
+        <w:pStyle w:val="840"/>
         <w:pBdr/>
         <w:spacing/>
         <w:ind/>
@@ -2818,7 +2883,7 @@
     </w:p>
     <w:p>
       <w:pPr>
-        <w:pStyle w:val="139"/>
+        <w:pStyle w:val="840"/>
         <w:pBdr/>
         <w:spacing/>
         <w:ind/>
@@ -2831,7 +2896,7 @@
     </w:p>
     <w:p>
       <w:pPr>
-        <w:pStyle w:val="139"/>
+        <w:pStyle w:val="840"/>
         <w:pBdr/>
         <w:spacing/>
         <w:ind/>
@@ -2841,7 +2906,6 @@
         <w:t xml:space="preserve"> Trường hợp không có dữ liệu</w:t>
       </w:r>
       <w:r/>
-      <w:r/>
     </w:p>
     <w:p>
       <w:pPr>
@@ -2855,7 +2919,7 @@
     </w:p>
     <w:p>
       <w:pPr>
-        <w:pStyle w:val="138"/>
+        <w:pStyle w:val="839"/>
         <w:pBdr/>
         <w:spacing/>
         <w:ind/>
@@ -2887,12 +2951,15 @@
       <w:r>
         <w:t xml:space="preserve">hình</w:t>
       </w:r>
-      <w:r/>
-      <w:r/>
+      <w:r>
+        <w:rPr>
+          <w:highlight w:val="none"/>
+        </w:rPr>
+      </w:r>
     </w:p>
     <w:p>
       <w:pPr>
-        <w:pStyle w:val="139"/>
+        <w:pStyle w:val="840"/>
         <w:pBdr/>
         <w:spacing/>
         <w:ind/>
@@ -2925,7 +2992,7 @@
     </w:p>
     <w:p>
       <w:pPr>
-        <w:pStyle w:val="139"/>
+        <w:pStyle w:val="840"/>
         <w:pBdr/>
         <w:spacing/>
         <w:ind/>
@@ -2958,7 +3025,7 @@
     </w:p>
     <w:p>
       <w:pPr>
-        <w:pStyle w:val="139"/>
+        <w:pStyle w:val="840"/>
         <w:pBdr/>
         <w:spacing/>
         <w:ind/>
@@ -2997,7 +3064,7 @@
     </w:p>
     <w:p>
       <w:pPr>
-        <w:pStyle w:val="139"/>
+        <w:pStyle w:val="840"/>
         <w:pBdr/>
         <w:spacing/>
         <w:ind/>
@@ -3042,7 +3109,7 @@
     </w:p>
     <w:p>
       <w:pPr>
-        <w:pStyle w:val="139"/>
+        <w:pStyle w:val="840"/>
         <w:pBdr/>
         <w:spacing/>
         <w:ind/>
@@ -3067,6 +3134,11 @@
           <w:highlight w:val="none"/>
         </w:rPr>
       </w:r>
+      <w:r>
+        <w:rPr>
+          <w:highlight w:val="none"/>
+        </w:rPr>
+      </w:r>
     </w:p>
     <w:p>
       <w:pPr>
@@ -3087,6 +3159,11 @@
           <w:highlight w:val="none"/>
         </w:rPr>
       </w:pPr>
+      <w:r>
+        <w:rPr>
+          <w:highlight w:val="none"/>
+        </w:rPr>
+      </w:r>
       <w:r>
         <w:rPr>
           <w:highlight w:val="none"/>
@@ -3115,6 +3192,7 @@
           <w:highlight w:val="none"/>
         </w:rPr>
       </w:r>
+      <w:r/>
     </w:p>
     <w:p>
       <w:pPr>
@@ -3133,6 +3211,7 @@
           <w:highlight w:val="none"/>
         </w:rPr>
       </w:r>
+      <w:r/>
     </w:p>
     <w:p>
       <w:pPr>
@@ -3166,7 +3245,6 @@
         <w:ind/>
         <w:rPr/>
       </w:pPr>
-      <w:r/>
       <w:r>
         <w:separator/>
       </w:r>
@@ -3181,7 +3259,6 @@
         <w:ind/>
         <w:rPr/>
       </w:pPr>
-      <w:r/>
       <w:r>
         <w:continuationSeparator/>
       </w:r>
@@ -3201,7 +3278,6 @@
         <w:ind/>
         <w:rPr/>
       </w:pPr>
-      <w:r/>
       <w:r>
         <w:separator/>
       </w:r>
@@ -3216,7 +3292,6 @@
         <w:ind/>
         <w:rPr/>
       </w:pPr>
-      <w:r/>
       <w:r>
         <w:continuationSeparator/>
       </w:r>
@@ -3495,7 +3570,7 @@
         <w:spacing/>
         <w:ind w:hanging="360" w:left="709"/>
       </w:pPr>
-      <w:pStyle w:val="138"/>
+      <w:pStyle w:val="839"/>
       <w:rPr/>
       <w:start w:val="1"/>
       <w:suff w:val="tab"/>
@@ -4136,7 +4211,7 @@
         <w:spacing/>
         <w:ind w:hanging="360" w:left="360"/>
       </w:pPr>
-      <w:pStyle w:val="138"/>
+      <w:pStyle w:val="839"/>
       <w:rPr/>
       <w:start w:val="1"/>
       <w:suff w:val="tab"/>
@@ -4151,7 +4226,7 @@
         <w:spacing/>
         <w:ind w:hanging="432" w:left="792"/>
       </w:pPr>
-      <w:pStyle w:val="139"/>
+      <w:pStyle w:val="840"/>
       <w:rPr/>
       <w:start w:val="1"/>
       <w:suff w:val="tab"/>
@@ -4166,7 +4241,7 @@
         <w:spacing/>
         <w:ind w:hanging="504" w:left="1224"/>
       </w:pPr>
-      <w:pStyle w:val="140"/>
+      <w:pStyle w:val="841"/>
       <w:rPr/>
       <w:start w:val="1"/>
       <w:suff w:val="tab"/>
@@ -4181,7 +4256,7 @@
         <w:spacing/>
         <w:ind w:hanging="648" w:left="1728"/>
       </w:pPr>
-      <w:pStyle w:val="141"/>
+      <w:pStyle w:val="842"/>
       <w:rPr/>
       <w:start w:val="1"/>
       <w:suff w:val="tab"/>
@@ -4196,7 +4271,7 @@
         <w:spacing/>
         <w:ind w:hanging="792" w:left="2232"/>
       </w:pPr>
-      <w:pStyle w:val="142"/>
+      <w:pStyle w:val="843"/>
       <w:rPr/>
       <w:start w:val="1"/>
       <w:suff w:val="tab"/>
@@ -4211,7 +4286,7 @@
         <w:spacing/>
         <w:ind w:hanging="936" w:left="2736"/>
       </w:pPr>
-      <w:pStyle w:val="143"/>
+      <w:pStyle w:val="844"/>
       <w:rPr/>
       <w:start w:val="1"/>
       <w:suff w:val="tab"/>
@@ -4226,7 +4301,7 @@
         <w:spacing/>
         <w:ind w:hanging="1080" w:left="3240"/>
       </w:pPr>
-      <w:pStyle w:val="144"/>
+      <w:pStyle w:val="845"/>
       <w:rPr/>
       <w:start w:val="1"/>
       <w:suff w:val="tab"/>
@@ -4241,7 +4316,7 @@
         <w:spacing/>
         <w:ind w:hanging="1224" w:left="3744"/>
       </w:pPr>
-      <w:pStyle w:val="145"/>
+      <w:pStyle w:val="846"/>
       <w:rPr/>
       <w:start w:val="1"/>
       <w:suff w:val="tab"/>
@@ -4256,7 +4331,7 @@
         <w:spacing/>
         <w:ind w:hanging="1440" w:left="4320"/>
       </w:pPr>
-      <w:pStyle w:val="146"/>
+      <w:pStyle w:val="847"/>
       <w:rPr/>
       <w:start w:val="1"/>
       <w:suff w:val="tab"/>
@@ -4447,9 +4522,9 @@
     <w:lsdException w:name="Bibliography" w:uiPriority="37"/>
     <w:lsdException w:name="TOC Heading" w:uiPriority="39" w:qFormat="1"/>
   </w:latentStyles>
-  <w:style w:type="table" w:styleId="11">
+  <w:style w:type="table" w:styleId="713">
     <w:name w:val="Table Grid"/>
-    <w:basedOn w:val="661"/>
+    <w:basedOn w:val="898"/>
     <w:uiPriority w:val="59"/>
     <w:pPr>
       <w:pBdr/>
@@ -4646,9 +4721,9 @@
       </w:tcPr>
     </w:tblStylePr>
   </w:style>
-  <w:style w:type="table" w:styleId="12">
+  <w:style w:type="table" w:styleId="714">
     <w:name w:val="Table Grid Light"/>
-    <w:basedOn w:val="661"/>
+    <w:basedOn w:val="898"/>
     <w:uiPriority w:val="59"/>
     <w:pPr>
       <w:pBdr/>
@@ -4845,9 +4920,9 @@
       </w:tcPr>
     </w:tblStylePr>
   </w:style>
-  <w:style w:type="table" w:styleId="13">
+  <w:style w:type="table" w:styleId="715">
     <w:name w:val="Plain Table 1"/>
-    <w:basedOn w:val="661"/>
+    <w:basedOn w:val="898"/>
     <w:uiPriority w:val="59"/>
     <w:pPr>
       <w:pBdr/>
@@ -5070,9 +5145,9 @@
       </w:tcPr>
     </w:tblStylePr>
   </w:style>
-  <w:style w:type="table" w:styleId="14">
+  <w:style w:type="table" w:styleId="716">
     <w:name w:val="Plain Table 2"/>
-    <w:basedOn w:val="661"/>
+    <w:basedOn w:val="898"/>
     <w:uiPriority w:val="59"/>
     <w:pPr>
       <w:pBdr/>
@@ -5303,9 +5378,9 @@
       </w:tcPr>
     </w:tblStylePr>
   </w:style>
-  <w:style w:type="table" w:styleId="15">
+  <w:style w:type="table" w:styleId="717">
     <w:name w:val="Plain Table 3"/>
-    <w:basedOn w:val="661"/>
+    <w:basedOn w:val="898"/>
     <w:uiPriority w:val="99"/>
     <w:pPr>
       <w:pBdr/>
@@ -5533,9 +5608,9 @@
       </w:tcPr>
     </w:tblStylePr>
   </w:style>
-  <w:style w:type="table" w:styleId="16">
+  <w:style w:type="table" w:styleId="718">
     <w:name w:val="Plain Table 4"/>
-    <w:basedOn w:val="661"/>
+    <w:basedOn w:val="898"/>
     <w:uiPriority w:val="99"/>
     <w:pPr>
       <w:pBdr/>
@@ -5749,9 +5824,9 @@
       </w:tcPr>
     </w:tblStylePr>
   </w:style>
-  <w:style w:type="table" w:styleId="17">
+  <w:style w:type="table" w:styleId="719">
     <w:name w:val="Plain Table 5"/>
-    <w:basedOn w:val="661"/>
+    <w:basedOn w:val="898"/>
     <w:uiPriority w:val="99"/>
     <w:pPr>
       <w:pBdr/>
@@ -5982,9 +6057,9 @@
       </w:tcPr>
     </w:tblStylePr>
   </w:style>
-  <w:style w:type="table" w:styleId="18">
+  <w:style w:type="table" w:styleId="720">
     <w:name w:val="Grid Table 1 Light"/>
-    <w:basedOn w:val="661"/>
+    <w:basedOn w:val="898"/>
     <w:uiPriority w:val="99"/>
     <w:pPr>
       <w:pBdr/>
@@ -6205,9 +6280,9 @@
       </w:tcPr>
     </w:tblStylePr>
   </w:style>
-  <w:style w:type="table" w:styleId="19">
+  <w:style w:type="table" w:styleId="721">
     <w:name w:val="Grid Table 1 Light - Accent 1"/>
-    <w:basedOn w:val="661"/>
+    <w:basedOn w:val="898"/>
     <w:uiPriority w:val="99"/>
     <w:pPr>
       <w:pBdr/>
@@ -6428,9 +6503,9 @@
       </w:tcPr>
     </w:tblStylePr>
   </w:style>
-  <w:style w:type="table" w:styleId="20">
+  <w:style w:type="table" w:styleId="722">
     <w:name w:val="Grid Table 1 Light - Accent 2"/>
-    <w:basedOn w:val="661"/>
+    <w:basedOn w:val="898"/>
     <w:uiPriority w:val="99"/>
     <w:pPr>
       <w:pBdr/>
@@ -6651,9 +6726,9 @@
       </w:tcPr>
     </w:tblStylePr>
   </w:style>
-  <w:style w:type="table" w:styleId="21">
+  <w:style w:type="table" w:styleId="723">
     <w:name w:val="Grid Table 1 Light - Accent 3"/>
-    <w:basedOn w:val="661"/>
+    <w:basedOn w:val="898"/>
     <w:uiPriority w:val="99"/>
     <w:pPr>
       <w:pBdr/>
@@ -6874,9 +6949,9 @@
       </w:tcPr>
     </w:tblStylePr>
   </w:style>
-  <w:style w:type="table" w:styleId="22">
+  <w:style w:type="table" w:styleId="724">
     <w:name w:val="Grid Table 1 Light - Accent 4"/>
-    <w:basedOn w:val="661"/>
+    <w:basedOn w:val="898"/>
     <w:uiPriority w:val="99"/>
     <w:pPr>
       <w:pBdr/>
@@ -7097,9 +7172,9 @@
       </w:tcPr>
     </w:tblStylePr>
   </w:style>
-  <w:style w:type="table" w:styleId="23">
+  <w:style w:type="table" w:styleId="725">
     <w:name w:val="Grid Table 1 Light - Accent 5"/>
-    <w:basedOn w:val="661"/>
+    <w:basedOn w:val="898"/>
     <w:uiPriority w:val="99"/>
     <w:pPr>
       <w:pBdr/>
@@ -7320,9 +7395,9 @@
       </w:tcPr>
     </w:tblStylePr>
   </w:style>
-  <w:style w:type="table" w:styleId="24">
+  <w:style w:type="table" w:styleId="726">
     <w:name w:val="Grid Table 1 Light - Accent 6"/>
-    <w:basedOn w:val="661"/>
+    <w:basedOn w:val="898"/>
     <w:uiPriority w:val="99"/>
     <w:pPr>
       <w:pBdr/>
@@ -7543,9 +7618,9 @@
       </w:tcPr>
     </w:tblStylePr>
   </w:style>
-  <w:style w:type="table" w:styleId="25">
+  <w:style w:type="table" w:styleId="727">
     <w:name w:val="Grid Table 2"/>
-    <w:basedOn w:val="661"/>
+    <w:basedOn w:val="898"/>
     <w:uiPriority w:val="99"/>
     <w:pPr>
       <w:pBdr/>
@@ -7775,9 +7850,9 @@
       </w:tcPr>
     </w:tblStylePr>
   </w:style>
-  <w:style w:type="table" w:styleId="26">
+  <w:style w:type="table" w:styleId="728">
     <w:name w:val="Grid Table 2 - Accent 1"/>
-    <w:basedOn w:val="661"/>
+    <w:basedOn w:val="898"/>
     <w:uiPriority w:val="99"/>
     <w:pPr>
       <w:pBdr/>
@@ -8007,9 +8082,9 @@
       </w:tcPr>
     </w:tblStylePr>
   </w:style>
-  <w:style w:type="table" w:styleId="27">
+  <w:style w:type="table" w:styleId="729">
     <w:name w:val="Grid Table 2 - Accent 2"/>
-    <w:basedOn w:val="661"/>
+    <w:basedOn w:val="898"/>
     <w:uiPriority w:val="99"/>
     <w:pPr>
       <w:pBdr/>
@@ -8239,9 +8314,9 @@
       </w:tcPr>
     </w:tblStylePr>
   </w:style>
-  <w:style w:type="table" w:styleId="28">
+  <w:style w:type="table" w:styleId="730">
     <w:name w:val="Grid Table 2 - Accent 3"/>
-    <w:basedOn w:val="661"/>
+    <w:basedOn w:val="898"/>
     <w:uiPriority w:val="99"/>
     <w:pPr>
       <w:pBdr/>
@@ -8471,9 +8546,9 @@
       </w:tcPr>
     </w:tblStylePr>
   </w:style>
-  <w:style w:type="table" w:styleId="29">
+  <w:style w:type="table" w:styleId="731">
     <w:name w:val="Grid Table 2 - Accent 4"/>
-    <w:basedOn w:val="661"/>
+    <w:basedOn w:val="898"/>
     <w:uiPriority w:val="99"/>
     <w:pPr>
       <w:pBdr/>
@@ -8703,9 +8778,9 @@
       </w:tcPr>
     </w:tblStylePr>
   </w:style>
-  <w:style w:type="table" w:styleId="30">
+  <w:style w:type="table" w:styleId="732">
     <w:name w:val="Grid Table 2 - Accent 5"/>
-    <w:basedOn w:val="661"/>
+    <w:basedOn w:val="898"/>
     <w:uiPriority w:val="99"/>
     <w:pPr>
       <w:pBdr/>
@@ -8935,9 +9010,9 @@
       </w:tcPr>
     </w:tblStylePr>
   </w:style>
-  <w:style w:type="table" w:styleId="31">
+  <w:style w:type="table" w:styleId="733">
     <w:name w:val="Grid Table 2 - Accent 6"/>
-    <w:basedOn w:val="661"/>
+    <w:basedOn w:val="898"/>
     <w:uiPriority w:val="99"/>
     <w:pPr>
       <w:pBdr/>
@@ -9167,9 +9242,9 @@
       </w:tcPr>
     </w:tblStylePr>
   </w:style>
-  <w:style w:type="table" w:styleId="32">
+  <w:style w:type="table" w:styleId="734">
     <w:name w:val="Grid Table 3"/>
-    <w:basedOn w:val="661"/>
+    <w:basedOn w:val="898"/>
     <w:uiPriority w:val="99"/>
     <w:pPr>
       <w:pBdr/>
@@ -9268,29 +9343,6 @@
         <w:tblBorders/>
       </w:tblPr>
       <w:tcPr>
-        <w:shd w:color="ffffff"/>
-        <w:tcBorders>
-          <w:top w:val="none" w:color="000000" w:sz="4" w:space="0"/>
-          <w:left w:val="none" w:color="000000" w:sz="4" w:space="0"/>
-          <w:bottom w:val="none" w:color="000000" w:sz="4" w:space="0"/>
-          <w:right w:val="none" w:color="000000" w:sz="4" w:space="0"/>
-        </w:tcBorders>
-      </w:tcPr>
-    </w:tblStylePr>
-    <w:tblStylePr w:type="firstRow">
-      <w:rPr>
-        <w:b/>
-        <w:color w:val="404040"/>
-      </w:rPr>
-      <w:pPr>
-        <w:pBdr/>
-        <w:spacing/>
-        <w:ind/>
-      </w:pPr>
-      <w:tblPr>
-        <w:tblBorders/>
-      </w:tblPr>
-      <w:tcPr>
         <w:shd w:val="clear" w:color="ffffff"/>
         <w:tcBorders>
           <w:top w:val="none" w:color="000000" w:sz="4" w:space="0"/>
@@ -9300,30 +9352,7 @@
         </w:tcBorders>
       </w:tcPr>
     </w:tblStylePr>
-    <w:tblStylePr w:type="lastCol">
-      <w:rPr>
-        <w:i/>
-        <w:color w:val="404040"/>
-      </w:rPr>
-      <w:pPr>
-        <w:pBdr/>
-        <w:spacing/>
-        <w:ind/>
-      </w:pPr>
-      <w:tblPr>
-        <w:tblBorders/>
-      </w:tblPr>
-      <w:tcPr>
-        <w:shd w:color="ffffff"/>
-        <w:tcBorders>
-          <w:top w:val="none" w:color="000000" w:sz="4" w:space="0"/>
-          <w:left w:val="none" w:color="000000" w:sz="4" w:space="0"/>
-          <w:bottom w:val="none" w:color="000000" w:sz="4" w:space="0"/>
-          <w:right w:val="none" w:color="000000" w:sz="4" w:space="0"/>
-        </w:tcBorders>
-      </w:tcPr>
-    </w:tblStylePr>
-    <w:tblStylePr w:type="lastRow">
+    <w:tblStylePr w:type="firstRow">
       <w:rPr>
         <w:b/>
         <w:color w:val="404040"/>
@@ -9346,6 +9375,52 @@
         </w:tcBorders>
       </w:tcPr>
     </w:tblStylePr>
+    <w:tblStylePr w:type="lastCol">
+      <w:rPr>
+        <w:i/>
+        <w:color w:val="404040"/>
+      </w:rPr>
+      <w:pPr>
+        <w:pBdr/>
+        <w:spacing/>
+        <w:ind/>
+      </w:pPr>
+      <w:tblPr>
+        <w:tblBorders/>
+      </w:tblPr>
+      <w:tcPr>
+        <w:shd w:val="clear" w:color="ffffff"/>
+        <w:tcBorders>
+          <w:top w:val="none" w:color="000000" w:sz="4" w:space="0"/>
+          <w:left w:val="none" w:color="000000" w:sz="4" w:space="0"/>
+          <w:bottom w:val="none" w:color="000000" w:sz="4" w:space="0"/>
+          <w:right w:val="none" w:color="000000" w:sz="4" w:space="0"/>
+        </w:tcBorders>
+      </w:tcPr>
+    </w:tblStylePr>
+    <w:tblStylePr w:type="lastRow">
+      <w:rPr>
+        <w:b/>
+        <w:color w:val="404040"/>
+      </w:rPr>
+      <w:pPr>
+        <w:pBdr/>
+        <w:spacing/>
+        <w:ind/>
+      </w:pPr>
+      <w:tblPr>
+        <w:tblBorders/>
+      </w:tblPr>
+      <w:tcPr>
+        <w:shd w:val="clear" w:color="ffffff"/>
+        <w:tcBorders>
+          <w:top w:val="none" w:color="000000" w:sz="4" w:space="0"/>
+          <w:left w:val="none" w:color="000000" w:sz="4" w:space="0"/>
+          <w:bottom w:val="none" w:color="000000" w:sz="4" w:space="0"/>
+          <w:right w:val="none" w:color="000000" w:sz="4" w:space="0"/>
+        </w:tcBorders>
+      </w:tcPr>
+    </w:tblStylePr>
     <w:tblStylePr w:type="nwCell">
       <w:pPr>
         <w:pBdr/>
@@ -9412,9 +9487,9 @@
       </w:tcPr>
     </w:tblStylePr>
   </w:style>
-  <w:style w:type="table" w:styleId="33">
+  <w:style w:type="table" w:styleId="735">
     <w:name w:val="Grid Table 3 - Accent 1"/>
-    <w:basedOn w:val="661"/>
+    <w:basedOn w:val="898"/>
     <w:uiPriority w:val="99"/>
     <w:pPr>
       <w:pBdr/>
@@ -9513,29 +9588,6 @@
         <w:tblBorders/>
       </w:tblPr>
       <w:tcPr>
-        <w:shd w:color="ffffff"/>
-        <w:tcBorders>
-          <w:top w:val="none" w:color="000000" w:sz="4" w:space="0"/>
-          <w:left w:val="none" w:color="000000" w:sz="4" w:space="0"/>
-          <w:bottom w:val="none" w:color="000000" w:sz="4" w:space="0"/>
-          <w:right w:val="none" w:color="000000" w:sz="4" w:space="0"/>
-        </w:tcBorders>
-      </w:tcPr>
-    </w:tblStylePr>
-    <w:tblStylePr w:type="firstRow">
-      <w:rPr>
-        <w:b/>
-        <w:color w:val="404040"/>
-      </w:rPr>
-      <w:pPr>
-        <w:pBdr/>
-        <w:spacing/>
-        <w:ind/>
-      </w:pPr>
-      <w:tblPr>
-        <w:tblBorders/>
-      </w:tblPr>
-      <w:tcPr>
         <w:shd w:val="clear" w:color="ffffff"/>
         <w:tcBorders>
           <w:top w:val="none" w:color="000000" w:sz="4" w:space="0"/>
@@ -9545,30 +9597,7 @@
         </w:tcBorders>
       </w:tcPr>
     </w:tblStylePr>
-    <w:tblStylePr w:type="lastCol">
-      <w:rPr>
-        <w:i/>
-        <w:color w:val="404040"/>
-      </w:rPr>
-      <w:pPr>
-        <w:pBdr/>
-        <w:spacing/>
-        <w:ind/>
-      </w:pPr>
-      <w:tblPr>
-        <w:tblBorders/>
-      </w:tblPr>
-      <w:tcPr>
-        <w:shd w:color="ffffff"/>
-        <w:tcBorders>
-          <w:top w:val="none" w:color="000000" w:sz="4" w:space="0"/>
-          <w:left w:val="none" w:color="000000" w:sz="4" w:space="0"/>
-          <w:bottom w:val="none" w:color="000000" w:sz="4" w:space="0"/>
-          <w:right w:val="none" w:color="000000" w:sz="4" w:space="0"/>
-        </w:tcBorders>
-      </w:tcPr>
-    </w:tblStylePr>
-    <w:tblStylePr w:type="lastRow">
+    <w:tblStylePr w:type="firstRow">
       <w:rPr>
         <w:b/>
         <w:color w:val="404040"/>
@@ -9591,6 +9620,52 @@
         </w:tcBorders>
       </w:tcPr>
     </w:tblStylePr>
+    <w:tblStylePr w:type="lastCol">
+      <w:rPr>
+        <w:i/>
+        <w:color w:val="404040"/>
+      </w:rPr>
+      <w:pPr>
+        <w:pBdr/>
+        <w:spacing/>
+        <w:ind/>
+      </w:pPr>
+      <w:tblPr>
+        <w:tblBorders/>
+      </w:tblPr>
+      <w:tcPr>
+        <w:shd w:val="clear" w:color="ffffff"/>
+        <w:tcBorders>
+          <w:top w:val="none" w:color="000000" w:sz="4" w:space="0"/>
+          <w:left w:val="none" w:color="000000" w:sz="4" w:space="0"/>
+          <w:bottom w:val="none" w:color="000000" w:sz="4" w:space="0"/>
+          <w:right w:val="none" w:color="000000" w:sz="4" w:space="0"/>
+        </w:tcBorders>
+      </w:tcPr>
+    </w:tblStylePr>
+    <w:tblStylePr w:type="lastRow">
+      <w:rPr>
+        <w:b/>
+        <w:color w:val="404040"/>
+      </w:rPr>
+      <w:pPr>
+        <w:pBdr/>
+        <w:spacing/>
+        <w:ind/>
+      </w:pPr>
+      <w:tblPr>
+        <w:tblBorders/>
+      </w:tblPr>
+      <w:tcPr>
+        <w:shd w:val="clear" w:color="ffffff"/>
+        <w:tcBorders>
+          <w:top w:val="none" w:color="000000" w:sz="4" w:space="0"/>
+          <w:left w:val="none" w:color="000000" w:sz="4" w:space="0"/>
+          <w:bottom w:val="none" w:color="000000" w:sz="4" w:space="0"/>
+          <w:right w:val="none" w:color="000000" w:sz="4" w:space="0"/>
+        </w:tcBorders>
+      </w:tcPr>
+    </w:tblStylePr>
     <w:tblStylePr w:type="nwCell">
       <w:pPr>
         <w:pBdr/>
@@ -9657,9 +9732,9 @@
       </w:tcPr>
     </w:tblStylePr>
   </w:style>
-  <w:style w:type="table" w:styleId="34">
+  <w:style w:type="table" w:styleId="736">
     <w:name w:val="Grid Table 3 - Accent 2"/>
-    <w:basedOn w:val="661"/>
+    <w:basedOn w:val="898"/>
     <w:uiPriority w:val="99"/>
     <w:pPr>
       <w:pBdr/>
@@ -9758,29 +9833,6 @@
         <w:tblBorders/>
       </w:tblPr>
       <w:tcPr>
-        <w:shd w:color="ffffff"/>
-        <w:tcBorders>
-          <w:top w:val="none" w:color="000000" w:sz="4" w:space="0"/>
-          <w:left w:val="none" w:color="000000" w:sz="4" w:space="0"/>
-          <w:bottom w:val="none" w:color="000000" w:sz="4" w:space="0"/>
-          <w:right w:val="none" w:color="000000" w:sz="4" w:space="0"/>
-        </w:tcBorders>
-      </w:tcPr>
-    </w:tblStylePr>
-    <w:tblStylePr w:type="firstRow">
-      <w:rPr>
-        <w:b/>
-        <w:color w:val="404040"/>
-      </w:rPr>
-      <w:pPr>
-        <w:pBdr/>
-        <w:spacing/>
-        <w:ind/>
-      </w:pPr>
-      <w:tblPr>
-        <w:tblBorders/>
-      </w:tblPr>
-      <w:tcPr>
         <w:shd w:val="clear" w:color="ffffff"/>
         <w:tcBorders>
           <w:top w:val="none" w:color="000000" w:sz="4" w:space="0"/>
@@ -9790,30 +9842,7 @@
         </w:tcBorders>
       </w:tcPr>
     </w:tblStylePr>
-    <w:tblStylePr w:type="lastCol">
-      <w:rPr>
-        <w:i/>
-        <w:color w:val="404040"/>
-      </w:rPr>
-      <w:pPr>
-        <w:pBdr/>
-        <w:spacing/>
-        <w:ind/>
-      </w:pPr>
-      <w:tblPr>
-        <w:tblBorders/>
-      </w:tblPr>
-      <w:tcPr>
-        <w:shd w:color="ffffff"/>
-        <w:tcBorders>
-          <w:top w:val="none" w:color="000000" w:sz="4" w:space="0"/>
-          <w:left w:val="none" w:color="000000" w:sz="4" w:space="0"/>
-          <w:bottom w:val="none" w:color="000000" w:sz="4" w:space="0"/>
-          <w:right w:val="none" w:color="000000" w:sz="4" w:space="0"/>
-        </w:tcBorders>
-      </w:tcPr>
-    </w:tblStylePr>
-    <w:tblStylePr w:type="lastRow">
+    <w:tblStylePr w:type="firstRow">
       <w:rPr>
         <w:b/>
         <w:color w:val="404040"/>
@@ -9836,6 +9865,52 @@
         </w:tcBorders>
       </w:tcPr>
     </w:tblStylePr>
+    <w:tblStylePr w:type="lastCol">
+      <w:rPr>
+        <w:i/>
+        <w:color w:val="404040"/>
+      </w:rPr>
+      <w:pPr>
+        <w:pBdr/>
+        <w:spacing/>
+        <w:ind/>
+      </w:pPr>
+      <w:tblPr>
+        <w:tblBorders/>
+      </w:tblPr>
+      <w:tcPr>
+        <w:shd w:val="clear" w:color="ffffff"/>
+        <w:tcBorders>
+          <w:top w:val="none" w:color="000000" w:sz="4" w:space="0"/>
+          <w:left w:val="none" w:color="000000" w:sz="4" w:space="0"/>
+          <w:bottom w:val="none" w:color="000000" w:sz="4" w:space="0"/>
+          <w:right w:val="none" w:color="000000" w:sz="4" w:space="0"/>
+        </w:tcBorders>
+      </w:tcPr>
+    </w:tblStylePr>
+    <w:tblStylePr w:type="lastRow">
+      <w:rPr>
+        <w:b/>
+        <w:color w:val="404040"/>
+      </w:rPr>
+      <w:pPr>
+        <w:pBdr/>
+        <w:spacing/>
+        <w:ind/>
+      </w:pPr>
+      <w:tblPr>
+        <w:tblBorders/>
+      </w:tblPr>
+      <w:tcPr>
+        <w:shd w:val="clear" w:color="ffffff"/>
+        <w:tcBorders>
+          <w:top w:val="none" w:color="000000" w:sz="4" w:space="0"/>
+          <w:left w:val="none" w:color="000000" w:sz="4" w:space="0"/>
+          <w:bottom w:val="none" w:color="000000" w:sz="4" w:space="0"/>
+          <w:right w:val="none" w:color="000000" w:sz="4" w:space="0"/>
+        </w:tcBorders>
+      </w:tcPr>
+    </w:tblStylePr>
     <w:tblStylePr w:type="nwCell">
       <w:pPr>
         <w:pBdr/>
@@ -9902,9 +9977,9 @@
       </w:tcPr>
     </w:tblStylePr>
   </w:style>
-  <w:style w:type="table" w:styleId="35">
+  <w:style w:type="table" w:styleId="737">
     <w:name w:val="Grid Table 3 - Accent 3"/>
-    <w:basedOn w:val="661"/>
+    <w:basedOn w:val="898"/>
     <w:uiPriority w:val="99"/>
     <w:pPr>
       <w:pBdr/>
@@ -10003,29 +10078,6 @@
         <w:tblBorders/>
       </w:tblPr>
       <w:tcPr>
-        <w:shd w:color="ffffff"/>
-        <w:tcBorders>
-          <w:top w:val="none" w:color="000000" w:sz="4" w:space="0"/>
-          <w:left w:val="none" w:color="000000" w:sz="4" w:space="0"/>
-          <w:bottom w:val="none" w:color="000000" w:sz="4" w:space="0"/>
-          <w:right w:val="none" w:color="000000" w:sz="4" w:space="0"/>
-        </w:tcBorders>
-      </w:tcPr>
-    </w:tblStylePr>
-    <w:tblStylePr w:type="firstRow">
-      <w:rPr>
-        <w:b/>
-        <w:color w:val="404040"/>
-      </w:rPr>
-      <w:pPr>
-        <w:pBdr/>
-        <w:spacing/>
-        <w:ind/>
-      </w:pPr>
-      <w:tblPr>
-        <w:tblBorders/>
-      </w:tblPr>
-      <w:tcPr>
         <w:shd w:val="clear" w:color="ffffff"/>
         <w:tcBorders>
           <w:top w:val="none" w:color="000000" w:sz="4" w:space="0"/>
@@ -10035,30 +10087,7 @@
         </w:tcBorders>
       </w:tcPr>
     </w:tblStylePr>
-    <w:tblStylePr w:type="lastCol">
-      <w:rPr>
-        <w:i/>
-        <w:color w:val="404040"/>
-      </w:rPr>
-      <w:pPr>
-        <w:pBdr/>
-        <w:spacing/>
-        <w:ind/>
-      </w:pPr>
-      <w:tblPr>
-        <w:tblBorders/>
-      </w:tblPr>
-      <w:tcPr>
-        <w:shd w:color="ffffff"/>
-        <w:tcBorders>
-          <w:top w:val="none" w:color="000000" w:sz="4" w:space="0"/>
-          <w:left w:val="none" w:color="000000" w:sz="4" w:space="0"/>
-          <w:bottom w:val="none" w:color="000000" w:sz="4" w:space="0"/>
-          <w:right w:val="none" w:color="000000" w:sz="4" w:space="0"/>
-        </w:tcBorders>
-      </w:tcPr>
-    </w:tblStylePr>
-    <w:tblStylePr w:type="lastRow">
+    <w:tblStylePr w:type="firstRow">
       <w:rPr>
         <w:b/>
         <w:color w:val="404040"/>
@@ -10081,6 +10110,52 @@
         </w:tcBorders>
       </w:tcPr>
     </w:tblStylePr>
+    <w:tblStylePr w:type="lastCol">
+      <w:rPr>
+        <w:i/>
+        <w:color w:val="404040"/>
+      </w:rPr>
+      <w:pPr>
+        <w:pBdr/>
+        <w:spacing/>
+        <w:ind/>
+      </w:pPr>
+      <w:tblPr>
+        <w:tblBorders/>
+      </w:tblPr>
+      <w:tcPr>
+        <w:shd w:val="clear" w:color="ffffff"/>
+        <w:tcBorders>
+          <w:top w:val="none" w:color="000000" w:sz="4" w:space="0"/>
+          <w:left w:val="none" w:color="000000" w:sz="4" w:space="0"/>
+          <w:bottom w:val="none" w:color="000000" w:sz="4" w:space="0"/>
+          <w:right w:val="none" w:color="000000" w:sz="4" w:space="0"/>
+        </w:tcBorders>
+      </w:tcPr>
+    </w:tblStylePr>
+    <w:tblStylePr w:type="lastRow">
+      <w:rPr>
+        <w:b/>
+        <w:color w:val="404040"/>
+      </w:rPr>
+      <w:pPr>
+        <w:pBdr/>
+        <w:spacing/>
+        <w:ind/>
+      </w:pPr>
+      <w:tblPr>
+        <w:tblBorders/>
+      </w:tblPr>
+      <w:tcPr>
+        <w:shd w:val="clear" w:color="ffffff"/>
+        <w:tcBorders>
+          <w:top w:val="none" w:color="000000" w:sz="4" w:space="0"/>
+          <w:left w:val="none" w:color="000000" w:sz="4" w:space="0"/>
+          <w:bottom w:val="none" w:color="000000" w:sz="4" w:space="0"/>
+          <w:right w:val="none" w:color="000000" w:sz="4" w:space="0"/>
+        </w:tcBorders>
+      </w:tcPr>
+    </w:tblStylePr>
     <w:tblStylePr w:type="nwCell">
       <w:pPr>
         <w:pBdr/>
@@ -10147,9 +10222,9 @@
       </w:tcPr>
     </w:tblStylePr>
   </w:style>
-  <w:style w:type="table" w:styleId="36">
+  <w:style w:type="table" w:styleId="738">
     <w:name w:val="Grid Table 3 - Accent 4"/>
-    <w:basedOn w:val="661"/>
+    <w:basedOn w:val="898"/>
     <w:uiPriority w:val="99"/>
     <w:pPr>
       <w:pBdr/>
@@ -10248,29 +10323,6 @@
         <w:tblBorders/>
       </w:tblPr>
       <w:tcPr>
-        <w:shd w:color="ffffff"/>
-        <w:tcBorders>
-          <w:top w:val="none" w:color="000000" w:sz="4" w:space="0"/>
-          <w:left w:val="none" w:color="000000" w:sz="4" w:space="0"/>
-          <w:bottom w:val="none" w:color="000000" w:sz="4" w:space="0"/>
-          <w:right w:val="none" w:color="000000" w:sz="4" w:space="0"/>
-        </w:tcBorders>
-      </w:tcPr>
-    </w:tblStylePr>
-    <w:tblStylePr w:type="firstRow">
-      <w:rPr>
-        <w:b/>
-        <w:color w:val="404040"/>
-      </w:rPr>
-      <w:pPr>
-        <w:pBdr/>
-        <w:spacing/>
-        <w:ind/>
-      </w:pPr>
-      <w:tblPr>
-        <w:tblBorders/>
-      </w:tblPr>
-      <w:tcPr>
         <w:shd w:val="clear" w:color="ffffff"/>
         <w:tcBorders>
           <w:top w:val="none" w:color="000000" w:sz="4" w:space="0"/>
@@ -10280,30 +10332,7 @@
         </w:tcBorders>
       </w:tcPr>
     </w:tblStylePr>
-    <w:tblStylePr w:type="lastCol">
-      <w:rPr>
-        <w:i/>
-        <w:color w:val="404040"/>
-      </w:rPr>
-      <w:pPr>
-        <w:pBdr/>
-        <w:spacing/>
-        <w:ind/>
-      </w:pPr>
-      <w:tblPr>
-        <w:tblBorders/>
-      </w:tblPr>
-      <w:tcPr>
-        <w:shd w:color="ffffff"/>
-        <w:tcBorders>
-          <w:top w:val="none" w:color="000000" w:sz="4" w:space="0"/>
-          <w:left w:val="none" w:color="000000" w:sz="4" w:space="0"/>
-          <w:bottom w:val="none" w:color="000000" w:sz="4" w:space="0"/>
-          <w:right w:val="none" w:color="000000" w:sz="4" w:space="0"/>
-        </w:tcBorders>
-      </w:tcPr>
-    </w:tblStylePr>
-    <w:tblStylePr w:type="lastRow">
+    <w:tblStylePr w:type="firstRow">
       <w:rPr>
         <w:b/>
         <w:color w:val="404040"/>
@@ -10326,6 +10355,52 @@
         </w:tcBorders>
       </w:tcPr>
     </w:tblStylePr>
+    <w:tblStylePr w:type="lastCol">
+      <w:rPr>
+        <w:i/>
+        <w:color w:val="404040"/>
+      </w:rPr>
+      <w:pPr>
+        <w:pBdr/>
+        <w:spacing/>
+        <w:ind/>
+      </w:pPr>
+      <w:tblPr>
+        <w:tblBorders/>
+      </w:tblPr>
+      <w:tcPr>
+        <w:shd w:val="clear" w:color="ffffff"/>
+        <w:tcBorders>
+          <w:top w:val="none" w:color="000000" w:sz="4" w:space="0"/>
+          <w:left w:val="none" w:color="000000" w:sz="4" w:space="0"/>
+          <w:bottom w:val="none" w:color="000000" w:sz="4" w:space="0"/>
+          <w:right w:val="none" w:color="000000" w:sz="4" w:space="0"/>
+        </w:tcBorders>
+      </w:tcPr>
+    </w:tblStylePr>
+    <w:tblStylePr w:type="lastRow">
+      <w:rPr>
+        <w:b/>
+        <w:color w:val="404040"/>
+      </w:rPr>
+      <w:pPr>
+        <w:pBdr/>
+        <w:spacing/>
+        <w:ind/>
+      </w:pPr>
+      <w:tblPr>
+        <w:tblBorders/>
+      </w:tblPr>
+      <w:tcPr>
+        <w:shd w:val="clear" w:color="ffffff"/>
+        <w:tcBorders>
+          <w:top w:val="none" w:color="000000" w:sz="4" w:space="0"/>
+          <w:left w:val="none" w:color="000000" w:sz="4" w:space="0"/>
+          <w:bottom w:val="none" w:color="000000" w:sz="4" w:space="0"/>
+          <w:right w:val="none" w:color="000000" w:sz="4" w:space="0"/>
+        </w:tcBorders>
+      </w:tcPr>
+    </w:tblStylePr>
     <w:tblStylePr w:type="nwCell">
       <w:pPr>
         <w:pBdr/>
@@ -10392,9 +10467,9 @@
       </w:tcPr>
     </w:tblStylePr>
   </w:style>
-  <w:style w:type="table" w:styleId="37">
+  <w:style w:type="table" w:styleId="739">
     <w:name w:val="Grid Table 3 - Accent 5"/>
-    <w:basedOn w:val="661"/>
+    <w:basedOn w:val="898"/>
     <w:uiPriority w:val="99"/>
     <w:pPr>
       <w:pBdr/>
@@ -10493,29 +10568,6 @@
         <w:tblBorders/>
       </w:tblPr>
       <w:tcPr>
-        <w:shd w:color="ffffff"/>
-        <w:tcBorders>
-          <w:top w:val="none" w:color="000000" w:sz="4" w:space="0"/>
-          <w:left w:val="none" w:color="000000" w:sz="4" w:space="0"/>
-          <w:bottom w:val="none" w:color="000000" w:sz="4" w:space="0"/>
-          <w:right w:val="none" w:color="000000" w:sz="4" w:space="0"/>
-        </w:tcBorders>
-      </w:tcPr>
-    </w:tblStylePr>
-    <w:tblStylePr w:type="firstRow">
-      <w:rPr>
-        <w:b/>
-        <w:color w:val="404040"/>
-      </w:rPr>
-      <w:pPr>
-        <w:pBdr/>
-        <w:spacing/>
-        <w:ind/>
-      </w:pPr>
-      <w:tblPr>
-        <w:tblBorders/>
-      </w:tblPr>
-      <w:tcPr>
         <w:shd w:val="clear" w:color="ffffff"/>
         <w:tcBorders>
           <w:top w:val="none" w:color="000000" w:sz="4" w:space="0"/>
@@ -10525,30 +10577,7 @@
         </w:tcBorders>
       </w:tcPr>
     </w:tblStylePr>
-    <w:tblStylePr w:type="lastCol">
-      <w:rPr>
-        <w:i/>
-        <w:color w:val="404040"/>
-      </w:rPr>
-      <w:pPr>
-        <w:pBdr/>
-        <w:spacing/>
-        <w:ind/>
-      </w:pPr>
-      <w:tblPr>
-        <w:tblBorders/>
-      </w:tblPr>
-      <w:tcPr>
-        <w:shd w:color="ffffff"/>
-        <w:tcBorders>
-          <w:top w:val="none" w:color="000000" w:sz="4" w:space="0"/>
-          <w:left w:val="none" w:color="000000" w:sz="4" w:space="0"/>
-          <w:bottom w:val="none" w:color="000000" w:sz="4" w:space="0"/>
-          <w:right w:val="none" w:color="000000" w:sz="4" w:space="0"/>
-        </w:tcBorders>
-      </w:tcPr>
-    </w:tblStylePr>
-    <w:tblStylePr w:type="lastRow">
+    <w:tblStylePr w:type="firstRow">
       <w:rPr>
         <w:b/>
         <w:color w:val="404040"/>
@@ -10571,6 +10600,52 @@
         </w:tcBorders>
       </w:tcPr>
     </w:tblStylePr>
+    <w:tblStylePr w:type="lastCol">
+      <w:rPr>
+        <w:i/>
+        <w:color w:val="404040"/>
+      </w:rPr>
+      <w:pPr>
+        <w:pBdr/>
+        <w:spacing/>
+        <w:ind/>
+      </w:pPr>
+      <w:tblPr>
+        <w:tblBorders/>
+      </w:tblPr>
+      <w:tcPr>
+        <w:shd w:val="clear" w:color="ffffff"/>
+        <w:tcBorders>
+          <w:top w:val="none" w:color="000000" w:sz="4" w:space="0"/>
+          <w:left w:val="none" w:color="000000" w:sz="4" w:space="0"/>
+          <w:bottom w:val="none" w:color="000000" w:sz="4" w:space="0"/>
+          <w:right w:val="none" w:color="000000" w:sz="4" w:space="0"/>
+        </w:tcBorders>
+      </w:tcPr>
+    </w:tblStylePr>
+    <w:tblStylePr w:type="lastRow">
+      <w:rPr>
+        <w:b/>
+        <w:color w:val="404040"/>
+      </w:rPr>
+      <w:pPr>
+        <w:pBdr/>
+        <w:spacing/>
+        <w:ind/>
+      </w:pPr>
+      <w:tblPr>
+        <w:tblBorders/>
+      </w:tblPr>
+      <w:tcPr>
+        <w:shd w:val="clear" w:color="ffffff"/>
+        <w:tcBorders>
+          <w:top w:val="none" w:color="000000" w:sz="4" w:space="0"/>
+          <w:left w:val="none" w:color="000000" w:sz="4" w:space="0"/>
+          <w:bottom w:val="none" w:color="000000" w:sz="4" w:space="0"/>
+          <w:right w:val="none" w:color="000000" w:sz="4" w:space="0"/>
+        </w:tcBorders>
+      </w:tcPr>
+    </w:tblStylePr>
     <w:tblStylePr w:type="nwCell">
       <w:pPr>
         <w:pBdr/>
@@ -10637,9 +10712,9 @@
       </w:tcPr>
     </w:tblStylePr>
   </w:style>
-  <w:style w:type="table" w:styleId="38">
+  <w:style w:type="table" w:styleId="740">
     <w:name w:val="Grid Table 3 - Accent 6"/>
-    <w:basedOn w:val="661"/>
+    <w:basedOn w:val="898"/>
     <w:uiPriority w:val="99"/>
     <w:pPr>
       <w:pBdr/>
@@ -10738,29 +10813,6 @@
         <w:tblBorders/>
       </w:tblPr>
       <w:tcPr>
-        <w:shd w:color="ffffff"/>
-        <w:tcBorders>
-          <w:top w:val="none" w:color="000000" w:sz="4" w:space="0"/>
-          <w:left w:val="none" w:color="000000" w:sz="4" w:space="0"/>
-          <w:bottom w:val="none" w:color="000000" w:sz="4" w:space="0"/>
-          <w:right w:val="none" w:color="000000" w:sz="4" w:space="0"/>
-        </w:tcBorders>
-      </w:tcPr>
-    </w:tblStylePr>
-    <w:tblStylePr w:type="firstRow">
-      <w:rPr>
-        <w:b/>
-        <w:color w:val="404040"/>
-      </w:rPr>
-      <w:pPr>
-        <w:pBdr/>
-        <w:spacing/>
-        <w:ind/>
-      </w:pPr>
-      <w:tblPr>
-        <w:tblBorders/>
-      </w:tblPr>
-      <w:tcPr>
         <w:shd w:val="clear" w:color="ffffff"/>
         <w:tcBorders>
           <w:top w:val="none" w:color="000000" w:sz="4" w:space="0"/>
@@ -10770,30 +10822,7 @@
         </w:tcBorders>
       </w:tcPr>
     </w:tblStylePr>
-    <w:tblStylePr w:type="lastCol">
-      <w:rPr>
-        <w:i/>
-        <w:color w:val="404040"/>
-      </w:rPr>
-      <w:pPr>
-        <w:pBdr/>
-        <w:spacing/>
-        <w:ind/>
-      </w:pPr>
-      <w:tblPr>
-        <w:tblBorders/>
-      </w:tblPr>
-      <w:tcPr>
-        <w:shd w:color="ffffff"/>
-        <w:tcBorders>
-          <w:top w:val="none" w:color="000000" w:sz="4" w:space="0"/>
-          <w:left w:val="none" w:color="000000" w:sz="4" w:space="0"/>
-          <w:bottom w:val="none" w:color="000000" w:sz="4" w:space="0"/>
-          <w:right w:val="none" w:color="000000" w:sz="4" w:space="0"/>
-        </w:tcBorders>
-      </w:tcPr>
-    </w:tblStylePr>
-    <w:tblStylePr w:type="lastRow">
+    <w:tblStylePr w:type="firstRow">
       <w:rPr>
         <w:b/>
         <w:color w:val="404040"/>
@@ -10816,6 +10845,52 @@
         </w:tcBorders>
       </w:tcPr>
     </w:tblStylePr>
+    <w:tblStylePr w:type="lastCol">
+      <w:rPr>
+        <w:i/>
+        <w:color w:val="404040"/>
+      </w:rPr>
+      <w:pPr>
+        <w:pBdr/>
+        <w:spacing/>
+        <w:ind/>
+      </w:pPr>
+      <w:tblPr>
+        <w:tblBorders/>
+      </w:tblPr>
+      <w:tcPr>
+        <w:shd w:val="clear" w:color="ffffff"/>
+        <w:tcBorders>
+          <w:top w:val="none" w:color="000000" w:sz="4" w:space="0"/>
+          <w:left w:val="none" w:color="000000" w:sz="4" w:space="0"/>
+          <w:bottom w:val="none" w:color="000000" w:sz="4" w:space="0"/>
+          <w:right w:val="none" w:color="000000" w:sz="4" w:space="0"/>
+        </w:tcBorders>
+      </w:tcPr>
+    </w:tblStylePr>
+    <w:tblStylePr w:type="lastRow">
+      <w:rPr>
+        <w:b/>
+        <w:color w:val="404040"/>
+      </w:rPr>
+      <w:pPr>
+        <w:pBdr/>
+        <w:spacing/>
+        <w:ind/>
+      </w:pPr>
+      <w:tblPr>
+        <w:tblBorders/>
+      </w:tblPr>
+      <w:tcPr>
+        <w:shd w:val="clear" w:color="ffffff"/>
+        <w:tcBorders>
+          <w:top w:val="none" w:color="000000" w:sz="4" w:space="0"/>
+          <w:left w:val="none" w:color="000000" w:sz="4" w:space="0"/>
+          <w:bottom w:val="none" w:color="000000" w:sz="4" w:space="0"/>
+          <w:right w:val="none" w:color="000000" w:sz="4" w:space="0"/>
+        </w:tcBorders>
+      </w:tcPr>
+    </w:tblStylePr>
     <w:tblStylePr w:type="nwCell">
       <w:pPr>
         <w:pBdr/>
@@ -10882,9 +10957,9 @@
       </w:tcPr>
     </w:tblStylePr>
   </w:style>
-  <w:style w:type="table" w:styleId="39">
+  <w:style w:type="table" w:styleId="741">
     <w:name w:val="Grid Table 4"/>
-    <w:basedOn w:val="661"/>
+    <w:basedOn w:val="898"/>
     <w:uiPriority w:val="59"/>
     <w:pPr>
       <w:pBdr/>
@@ -11115,9 +11190,9 @@
       </w:tcPr>
     </w:tblStylePr>
   </w:style>
-  <w:style w:type="table" w:styleId="40">
+  <w:style w:type="table" w:styleId="742">
     <w:name w:val="Grid Table 4 - Accent 1"/>
-    <w:basedOn w:val="661"/>
+    <w:basedOn w:val="898"/>
     <w:uiPriority w:val="59"/>
     <w:pPr>
       <w:pBdr/>
@@ -11348,9 +11423,9 @@
       </w:tcPr>
     </w:tblStylePr>
   </w:style>
-  <w:style w:type="table" w:styleId="41">
+  <w:style w:type="table" w:styleId="743">
     <w:name w:val="Grid Table 4 - Accent 2"/>
-    <w:basedOn w:val="661"/>
+    <w:basedOn w:val="898"/>
     <w:uiPriority w:val="59"/>
     <w:pPr>
       <w:pBdr/>
@@ -11581,9 +11656,9 @@
       </w:tcPr>
     </w:tblStylePr>
   </w:style>
-  <w:style w:type="table" w:styleId="42">
+  <w:style w:type="table" w:styleId="744">
     <w:name w:val="Grid Table 4 - Accent 3"/>
-    <w:basedOn w:val="661"/>
+    <w:basedOn w:val="898"/>
     <w:uiPriority w:val="59"/>
     <w:pPr>
       <w:pBdr/>
@@ -11814,9 +11889,9 @@
       </w:tcPr>
     </w:tblStylePr>
   </w:style>
-  <w:style w:type="table" w:styleId="43">
+  <w:style w:type="table" w:styleId="745">
     <w:name w:val="Grid Table 4 - Accent 4"/>
-    <w:basedOn w:val="661"/>
+    <w:basedOn w:val="898"/>
     <w:uiPriority w:val="59"/>
     <w:pPr>
       <w:pBdr/>
@@ -12047,9 +12122,9 @@
       </w:tcPr>
     </w:tblStylePr>
   </w:style>
-  <w:style w:type="table" w:styleId="44">
+  <w:style w:type="table" w:styleId="746">
     <w:name w:val="Grid Table 4 - Accent 5"/>
-    <w:basedOn w:val="661"/>
+    <w:basedOn w:val="898"/>
     <w:uiPriority w:val="59"/>
     <w:pPr>
       <w:pBdr/>
@@ -12280,9 +12355,9 @@
       </w:tcPr>
     </w:tblStylePr>
   </w:style>
-  <w:style w:type="table" w:styleId="45">
+  <w:style w:type="table" w:styleId="747">
     <w:name w:val="Grid Table 4 - Accent 6"/>
-    <w:basedOn w:val="661"/>
+    <w:basedOn w:val="898"/>
     <w:uiPriority w:val="59"/>
     <w:pPr>
       <w:pBdr/>
@@ -12513,9 +12588,9 @@
       </w:tcPr>
     </w:tblStylePr>
   </w:style>
-  <w:style w:type="table" w:styleId="46">
+  <w:style w:type="table" w:styleId="748">
     <w:name w:val="Grid Table 5 Dark"/>
-    <w:basedOn w:val="661"/>
+    <w:basedOn w:val="898"/>
     <w:uiPriority w:val="99"/>
     <w:pPr>
       <w:pBdr/>
@@ -12741,9 +12816,9 @@
       </w:tcPr>
     </w:tblStylePr>
   </w:style>
-  <w:style w:type="table" w:styleId="47">
+  <w:style w:type="table" w:styleId="749">
     <w:name w:val="Grid Table 5 Dark- Accent 1"/>
-    <w:basedOn w:val="661"/>
+    <w:basedOn w:val="898"/>
     <w:uiPriority w:val="99"/>
     <w:pPr>
       <w:pBdr/>
@@ -12969,9 +13044,9 @@
       </w:tcPr>
     </w:tblStylePr>
   </w:style>
-  <w:style w:type="table" w:styleId="48">
+  <w:style w:type="table" w:styleId="750">
     <w:name w:val="Grid Table 5 Dark - Accent 2"/>
-    <w:basedOn w:val="661"/>
+    <w:basedOn w:val="898"/>
     <w:uiPriority w:val="99"/>
     <w:pPr>
       <w:pBdr/>
@@ -13197,9 +13272,9 @@
       </w:tcPr>
     </w:tblStylePr>
   </w:style>
-  <w:style w:type="table" w:styleId="49">
+  <w:style w:type="table" w:styleId="751">
     <w:name w:val="Grid Table 5 Dark - Accent 3"/>
-    <w:basedOn w:val="661"/>
+    <w:basedOn w:val="898"/>
     <w:uiPriority w:val="99"/>
     <w:pPr>
       <w:pBdr/>
@@ -13425,9 +13500,9 @@
       </w:tcPr>
     </w:tblStylePr>
   </w:style>
-  <w:style w:type="table" w:styleId="50">
+  <w:style w:type="table" w:styleId="752">
     <w:name w:val="Grid Table 5 Dark- Accent 4"/>
-    <w:basedOn w:val="661"/>
+    <w:basedOn w:val="898"/>
     <w:uiPriority w:val="99"/>
     <w:pPr>
       <w:pBdr/>
@@ -13653,9 +13728,9 @@
       </w:tcPr>
     </w:tblStylePr>
   </w:style>
-  <w:style w:type="table" w:styleId="51">
+  <w:style w:type="table" w:styleId="753">
     <w:name w:val="Grid Table 5 Dark - Accent 5"/>
-    <w:basedOn w:val="661"/>
+    <w:basedOn w:val="898"/>
     <w:uiPriority w:val="99"/>
     <w:pPr>
       <w:pBdr/>
@@ -13881,9 +13956,9 @@
       </w:tcPr>
     </w:tblStylePr>
   </w:style>
-  <w:style w:type="table" w:styleId="52">
+  <w:style w:type="table" w:styleId="754">
     <w:name w:val="Grid Table 5 Dark - Accent 6"/>
-    <w:basedOn w:val="661"/>
+    <w:basedOn w:val="898"/>
     <w:uiPriority w:val="99"/>
     <w:pPr>
       <w:pBdr/>
@@ -14109,9 +14184,9 @@
       </w:tcPr>
     </w:tblStylePr>
   </w:style>
-  <w:style w:type="table" w:styleId="53">
+  <w:style w:type="table" w:styleId="755">
     <w:name w:val="Grid Table 6 Colorful"/>
-    <w:basedOn w:val="661"/>
+    <w:basedOn w:val="898"/>
     <w:uiPriority w:val="99"/>
     <w:pPr>
       <w:pBdr/>
@@ -14339,9 +14414,9 @@
       </w:tcPr>
     </w:tblStylePr>
   </w:style>
-  <w:style w:type="table" w:styleId="54">
+  <w:style w:type="table" w:styleId="756">
     <w:name w:val="Grid Table 6 Colorful - Accent 1"/>
-    <w:basedOn w:val="661"/>
+    <w:basedOn w:val="898"/>
     <w:uiPriority w:val="99"/>
     <w:pPr>
       <w:pBdr/>
@@ -14569,9 +14644,9 @@
       </w:tcPr>
     </w:tblStylePr>
   </w:style>
-  <w:style w:type="table" w:styleId="55">
+  <w:style w:type="table" w:styleId="757">
     <w:name w:val="Grid Table 6 Colorful - Accent 2"/>
-    <w:basedOn w:val="661"/>
+    <w:basedOn w:val="898"/>
     <w:uiPriority w:val="99"/>
     <w:pPr>
       <w:pBdr/>
@@ -14799,9 +14874,9 @@
       </w:tcPr>
     </w:tblStylePr>
   </w:style>
-  <w:style w:type="table" w:styleId="56">
+  <w:style w:type="table" w:styleId="758">
     <w:name w:val="Grid Table 6 Colorful - Accent 3"/>
-    <w:basedOn w:val="661"/>
+    <w:basedOn w:val="898"/>
     <w:uiPriority w:val="99"/>
     <w:pPr>
       <w:pBdr/>
@@ -15029,9 +15104,9 @@
       </w:tcPr>
     </w:tblStylePr>
   </w:style>
-  <w:style w:type="table" w:styleId="57">
+  <w:style w:type="table" w:styleId="759">
     <w:name w:val="Grid Table 6 Colorful - Accent 4"/>
-    <w:basedOn w:val="661"/>
+    <w:basedOn w:val="898"/>
     <w:uiPriority w:val="99"/>
     <w:pPr>
       <w:pBdr/>
@@ -15259,9 +15334,9 @@
       </w:tcPr>
     </w:tblStylePr>
   </w:style>
-  <w:style w:type="table" w:styleId="58">
+  <w:style w:type="table" w:styleId="760">
     <w:name w:val="Grid Table 6 Colorful - Accent 5"/>
-    <w:basedOn w:val="661"/>
+    <w:basedOn w:val="898"/>
     <w:uiPriority w:val="99"/>
     <w:pPr>
       <w:pBdr/>
@@ -15489,9 +15564,9 @@
       </w:tcPr>
     </w:tblStylePr>
   </w:style>
-  <w:style w:type="table" w:styleId="59">
+  <w:style w:type="table" w:styleId="761">
     <w:name w:val="Grid Table 6 Colorful - Accent 6"/>
-    <w:basedOn w:val="661"/>
+    <w:basedOn w:val="898"/>
     <w:uiPriority w:val="99"/>
     <w:pPr>
       <w:pBdr/>
@@ -15719,9 +15794,9 @@
       </w:tcPr>
     </w:tblStylePr>
   </w:style>
-  <w:style w:type="table" w:styleId="60">
+  <w:style w:type="table" w:styleId="762">
     <w:name w:val="Grid Table 7 Colorful"/>
-    <w:basedOn w:val="661"/>
+    <w:basedOn w:val="898"/>
     <w:uiPriority w:val="99"/>
     <w:pPr>
       <w:pBdr/>
@@ -15823,11 +15898,11 @@
         <w:tblBorders/>
       </w:tblPr>
       <w:tcPr>
-        <w:shd w:color="ffffff"/>
+        <w:shd w:val="clear" w:color="ffffff"/>
         <w:tcBorders>
-          <w:top w:val="none"/>
-          <w:left w:val="none"/>
-          <w:bottom w:val="none"/>
+          <w:top w:val="none" w:color="000000" w:sz="4" w:space="0"/>
+          <w:left w:val="none" w:color="000000" w:sz="4" w:space="0"/>
+          <w:bottom w:val="none" w:color="000000" w:sz="4" w:space="0"/>
           <w:right w:val="single" w:color="000000" w:themeColor="text1" w:themeTint="80" w:sz="4" w:space="0"/>
         </w:tcBorders>
       </w:tcPr>
@@ -15850,10 +15925,10 @@
       <w:tcPr>
         <w:shd w:val="clear" w:color="ffffff" w:themeColor="light1" w:fill="ffffff" w:themeFill="light1"/>
         <w:tcBorders>
-          <w:top w:val="none"/>
-          <w:left w:val="none"/>
+          <w:top w:val="none" w:color="000000" w:sz="4" w:space="0"/>
+          <w:left w:val="none" w:color="000000" w:sz="4" w:space="0"/>
           <w:bottom w:val="single" w:color="000000" w:themeColor="text1" w:themeTint="80" w:sz="4" w:space="0"/>
-          <w:right w:val="none"/>
+          <w:right w:val="none" w:color="000000" w:sz="4" w:space="0"/>
         </w:tcBorders>
       </w:tcPr>
     </w:tblStylePr>
@@ -15873,12 +15948,12 @@
         <w:tblBorders/>
       </w:tblPr>
       <w:tcPr>
-        <w:shd w:color="ffffff"/>
+        <w:shd w:val="clear" w:color="ffffff"/>
         <w:tcBorders>
-          <w:top w:val="none"/>
+          <w:top w:val="none" w:color="000000" w:sz="4" w:space="0"/>
           <w:left w:val="single" w:color="000000" w:themeColor="text1" w:themeTint="80" w:sz="4" w:space="0"/>
-          <w:bottom w:val="none"/>
-          <w:right w:val="none"/>
+          <w:bottom w:val="none" w:color="000000" w:sz="4" w:space="0"/>
+          <w:right w:val="none" w:color="000000" w:sz="4" w:space="0"/>
         </w:tcBorders>
       </w:tcPr>
     </w:tblStylePr>
@@ -15901,9 +15976,9 @@
         <w:shd w:val="clear" w:color="ffffff" w:themeColor="light1" w:fill="ffffff" w:themeFill="light1"/>
         <w:tcBorders>
           <w:top w:val="single" w:color="000000" w:themeColor="text1" w:themeTint="80" w:sz="4" w:space="0"/>
-          <w:left w:val="none"/>
-          <w:bottom w:val="none"/>
-          <w:right w:val="none"/>
+          <w:left w:val="none" w:color="000000" w:sz="4" w:space="0"/>
+          <w:bottom w:val="none" w:color="000000" w:sz="4" w:space="0"/>
+          <w:right w:val="none" w:color="000000" w:sz="4" w:space="0"/>
         </w:tcBorders>
       </w:tcPr>
     </w:tblStylePr>
@@ -15973,9 +16048,9 @@
       </w:tcPr>
     </w:tblStylePr>
   </w:style>
-  <w:style w:type="table" w:styleId="61">
+  <w:style w:type="table" w:styleId="763">
     <w:name w:val="Grid Table 7 Colorful - Accent 1"/>
-    <w:basedOn w:val="661"/>
+    <w:basedOn w:val="898"/>
     <w:uiPriority w:val="99"/>
     <w:pPr>
       <w:pBdr/>
@@ -16077,11 +16152,11 @@
         <w:tblBorders/>
       </w:tblPr>
       <w:tcPr>
-        <w:shd w:color="ffffff"/>
+        <w:shd w:val="clear" w:color="ffffff"/>
         <w:tcBorders>
-          <w:top w:val="none"/>
-          <w:left w:val="none"/>
-          <w:bottom w:val="none"/>
+          <w:top w:val="none" w:color="000000" w:sz="4" w:space="0"/>
+          <w:left w:val="none" w:color="000000" w:sz="4" w:space="0"/>
+          <w:bottom w:val="none" w:color="000000" w:sz="4" w:space="0"/>
           <w:right w:val="single" w:color="000000" w:themeColor="accent1" w:themeTint="80" w:sz="4" w:space="0"/>
         </w:tcBorders>
       </w:tcPr>
@@ -16104,10 +16179,10 @@
       <w:tcPr>
         <w:shd w:val="clear" w:color="ffffff" w:themeColor="light1" w:fill="ffffff" w:themeFill="light1"/>
         <w:tcBorders>
-          <w:top w:val="none"/>
-          <w:left w:val="none"/>
+          <w:top w:val="none" w:color="000000" w:sz="4" w:space="0"/>
+          <w:left w:val="none" w:color="000000" w:sz="4" w:space="0"/>
           <w:bottom w:val="single" w:color="000000" w:themeColor="accent1" w:themeTint="80" w:sz="4" w:space="0"/>
-          <w:right w:val="none"/>
+          <w:right w:val="none" w:color="000000" w:sz="4" w:space="0"/>
         </w:tcBorders>
       </w:tcPr>
     </w:tblStylePr>
@@ -16127,12 +16202,12 @@
         <w:tblBorders/>
       </w:tblPr>
       <w:tcPr>
-        <w:shd w:color="ffffff"/>
+        <w:shd w:val="clear" w:color="ffffff"/>
         <w:tcBorders>
-          <w:top w:val="none"/>
+          <w:top w:val="none" w:color="000000" w:sz="4" w:space="0"/>
           <w:left w:val="single" w:color="000000" w:themeColor="accent1" w:themeTint="80" w:sz="4" w:space="0"/>
-          <w:bottom w:val="none"/>
-          <w:right w:val="none"/>
+          <w:bottom w:val="none" w:color="000000" w:sz="4" w:space="0"/>
+          <w:right w:val="none" w:color="000000" w:sz="4" w:space="0"/>
         </w:tcBorders>
       </w:tcPr>
     </w:tblStylePr>
@@ -16155,9 +16230,9 @@
         <w:shd w:val="clear" w:color="ffffff" w:themeColor="light1" w:fill="ffffff" w:themeFill="light1"/>
         <w:tcBorders>
           <w:top w:val="single" w:color="000000" w:themeColor="accent1" w:themeTint="80" w:sz="4" w:space="0"/>
-          <w:left w:val="none"/>
-          <w:bottom w:val="none"/>
-          <w:right w:val="none"/>
+          <w:left w:val="none" w:color="000000" w:sz="4" w:space="0"/>
+          <w:bottom w:val="none" w:color="000000" w:sz="4" w:space="0"/>
+          <w:right w:val="none" w:color="000000" w:sz="4" w:space="0"/>
         </w:tcBorders>
       </w:tcPr>
     </w:tblStylePr>
@@ -16227,9 +16302,9 @@
       </w:tcPr>
     </w:tblStylePr>
   </w:style>
-  <w:style w:type="table" w:styleId="62">
+  <w:style w:type="table" w:styleId="764">
     <w:name w:val="Grid Table 7 Colorful - Accent 2"/>
-    <w:basedOn w:val="661"/>
+    <w:basedOn w:val="898"/>
     <w:uiPriority w:val="99"/>
     <w:pPr>
       <w:pBdr/>
@@ -16331,11 +16406,11 @@
         <w:tblBorders/>
       </w:tblPr>
       <w:tcPr>
-        <w:shd w:color="ffffff"/>
+        <w:shd w:val="clear" w:color="ffffff"/>
         <w:tcBorders>
-          <w:top w:val="none"/>
-          <w:left w:val="none"/>
-          <w:bottom w:val="none"/>
+          <w:top w:val="none" w:color="000000" w:sz="4" w:space="0"/>
+          <w:left w:val="none" w:color="000000" w:sz="4" w:space="0"/>
+          <w:bottom w:val="none" w:color="000000" w:sz="4" w:space="0"/>
           <w:right w:val="single" w:color="000000" w:themeColor="accent2" w:themeTint="97" w:sz="4" w:space="0"/>
         </w:tcBorders>
       </w:tcPr>
@@ -16358,10 +16433,10 @@
       <w:tcPr>
         <w:shd w:val="clear" w:color="ffffff" w:themeColor="light1" w:fill="ffffff" w:themeFill="light1"/>
         <w:tcBorders>
-          <w:top w:val="none"/>
-          <w:left w:val="none"/>
+          <w:top w:val="none" w:color="000000" w:sz="4" w:space="0"/>
+          <w:left w:val="none" w:color="000000" w:sz="4" w:space="0"/>
           <w:bottom w:val="single" w:color="000000" w:themeColor="accent2" w:themeTint="97" w:sz="4" w:space="0"/>
-          <w:right w:val="none"/>
+          <w:right w:val="none" w:color="000000" w:sz="4" w:space="0"/>
         </w:tcBorders>
       </w:tcPr>
     </w:tblStylePr>
@@ -16381,12 +16456,12 @@
         <w:tblBorders/>
       </w:tblPr>
       <w:tcPr>
-        <w:shd w:color="ffffff"/>
+        <w:shd w:val="clear" w:color="ffffff"/>
         <w:tcBorders>
-          <w:top w:val="none"/>
+          <w:top w:val="none" w:color="000000" w:sz="4" w:space="0"/>
           <w:left w:val="single" w:color="000000" w:themeColor="accent2" w:themeTint="97" w:sz="4" w:space="0"/>
-          <w:bottom w:val="none"/>
-          <w:right w:val="none"/>
+          <w:bottom w:val="none" w:color="000000" w:sz="4" w:space="0"/>
+          <w:right w:val="none" w:color="000000" w:sz="4" w:space="0"/>
         </w:tcBorders>
       </w:tcPr>
     </w:tblStylePr>
@@ -16409,9 +16484,9 @@
         <w:shd w:val="clear" w:color="ffffff" w:themeColor="light1" w:fill="ffffff" w:themeFill="light1"/>
         <w:tcBorders>
           <w:top w:val="single" w:color="000000" w:themeColor="accent2" w:themeTint="97" w:sz="4" w:space="0"/>
-          <w:left w:val="none"/>
-          <w:bottom w:val="none"/>
-          <w:right w:val="none"/>
+          <w:left w:val="none" w:color="000000" w:sz="4" w:space="0"/>
+          <w:bottom w:val="none" w:color="000000" w:sz="4" w:space="0"/>
+          <w:right w:val="none" w:color="000000" w:sz="4" w:space="0"/>
         </w:tcBorders>
       </w:tcPr>
     </w:tblStylePr>
@@ -16481,9 +16556,9 @@
       </w:tcPr>
     </w:tblStylePr>
   </w:style>
-  <w:style w:type="table" w:styleId="63">
+  <w:style w:type="table" w:styleId="765">
     <w:name w:val="Grid Table 7 Colorful - Accent 3"/>
-    <w:basedOn w:val="661"/>
+    <w:basedOn w:val="898"/>
     <w:uiPriority w:val="99"/>
     <w:pPr>
       <w:pBdr/>
@@ -16585,11 +16660,11 @@
         <w:tblBorders/>
       </w:tblPr>
       <w:tcPr>
-        <w:shd w:color="ffffff"/>
+        <w:shd w:val="clear" w:color="ffffff"/>
         <w:tcBorders>
-          <w:top w:val="none"/>
-          <w:left w:val="none"/>
-          <w:bottom w:val="none"/>
+          <w:top w:val="none" w:color="000000" w:sz="4" w:space="0"/>
+          <w:left w:val="none" w:color="000000" w:sz="4" w:space="0"/>
+          <w:bottom w:val="none" w:color="000000" w:sz="4" w:space="0"/>
           <w:right w:val="single" w:color="000000" w:themeColor="accent3" w:themeTint="FE" w:sz="4" w:space="0"/>
         </w:tcBorders>
       </w:tcPr>
@@ -16612,10 +16687,10 @@
       <w:tcPr>
         <w:shd w:val="clear" w:color="ffffff" w:themeColor="light1" w:fill="ffffff" w:themeFill="light1"/>
         <w:tcBorders>
-          <w:top w:val="none"/>
-          <w:left w:val="none"/>
+          <w:top w:val="none" w:color="000000" w:sz="4" w:space="0"/>
+          <w:left w:val="none" w:color="000000" w:sz="4" w:space="0"/>
           <w:bottom w:val="single" w:color="000000" w:themeColor="accent3" w:themeTint="FE" w:sz="4" w:space="0"/>
-          <w:right w:val="none"/>
+          <w:right w:val="none" w:color="000000" w:sz="4" w:space="0"/>
         </w:tcBorders>
       </w:tcPr>
     </w:tblStylePr>
@@ -16635,12 +16710,12 @@
         <w:tblBorders/>
       </w:tblPr>
       <w:tcPr>
-        <w:shd w:color="ffffff"/>
+        <w:shd w:val="clear" w:color="ffffff"/>
         <w:tcBorders>
-          <w:top w:val="none"/>
+          <w:top w:val="none" w:color="000000" w:sz="4" w:space="0"/>
           <w:left w:val="single" w:color="000000" w:themeColor="accent3" w:themeTint="FE" w:sz="4" w:space="0"/>
-          <w:bottom w:val="none"/>
-          <w:right w:val="none"/>
+          <w:bottom w:val="none" w:color="000000" w:sz="4" w:space="0"/>
+          <w:right w:val="none" w:color="000000" w:sz="4" w:space="0"/>
         </w:tcBorders>
       </w:tcPr>
     </w:tblStylePr>
@@ -16663,9 +16738,9 @@
         <w:shd w:val="clear" w:color="ffffff" w:themeColor="light1" w:fill="ffffff" w:themeFill="light1"/>
         <w:tcBorders>
           <w:top w:val="single" w:color="000000" w:themeColor="accent3" w:themeTint="FE" w:sz="4" w:space="0"/>
-          <w:left w:val="none"/>
-          <w:bottom w:val="none"/>
-          <w:right w:val="none"/>
+          <w:left w:val="none" w:color="000000" w:sz="4" w:space="0"/>
+          <w:bottom w:val="none" w:color="000000" w:sz="4" w:space="0"/>
+          <w:right w:val="none" w:color="000000" w:sz="4" w:space="0"/>
         </w:tcBorders>
       </w:tcPr>
     </w:tblStylePr>
@@ -16735,9 +16810,9 @@
       </w:tcPr>
     </w:tblStylePr>
   </w:style>
-  <w:style w:type="table" w:styleId="64">
+  <w:style w:type="table" w:styleId="766">
     <w:name w:val="Grid Table 7 Colorful - Accent 4"/>
-    <w:basedOn w:val="661"/>
+    <w:basedOn w:val="898"/>
     <w:uiPriority w:val="99"/>
     <w:pPr>
       <w:pBdr/>
@@ -16839,11 +16914,11 @@
         <w:tblBorders/>
       </w:tblPr>
       <w:tcPr>
-        <w:shd w:color="ffffff"/>
+        <w:shd w:val="clear" w:color="ffffff"/>
         <w:tcBorders>
-          <w:top w:val="none"/>
-          <w:left w:val="none"/>
-          <w:bottom w:val="none"/>
+          <w:top w:val="none" w:color="000000" w:sz="4" w:space="0"/>
+          <w:left w:val="none" w:color="000000" w:sz="4" w:space="0"/>
+          <w:bottom w:val="none" w:color="000000" w:sz="4" w:space="0"/>
           <w:right w:val="single" w:color="000000" w:themeColor="accent4" w:themeTint="9A" w:sz="4" w:space="0"/>
         </w:tcBorders>
       </w:tcPr>
@@ -16866,10 +16941,10 @@
       <w:tcPr>
         <w:shd w:val="clear" w:color="ffffff" w:themeColor="light1" w:fill="ffffff" w:themeFill="light1"/>
         <w:tcBorders>
-          <w:top w:val="none"/>
-          <w:left w:val="none"/>
+          <w:top w:val="none" w:color="000000" w:sz="4" w:space="0"/>
+          <w:left w:val="none" w:color="000000" w:sz="4" w:space="0"/>
           <w:bottom w:val="single" w:color="000000" w:themeColor="accent4" w:themeTint="9A" w:sz="4" w:space="0"/>
-          <w:right w:val="none"/>
+          <w:right w:val="none" w:color="000000" w:sz="4" w:space="0"/>
         </w:tcBorders>
       </w:tcPr>
     </w:tblStylePr>
@@ -16889,12 +16964,12 @@
         <w:tblBorders/>
       </w:tblPr>
       <w:tcPr>
-        <w:shd w:color="ffffff"/>
+        <w:shd w:val="clear" w:color="ffffff"/>
         <w:tcBorders>
-          <w:top w:val="none"/>
+          <w:top w:val="none" w:color="000000" w:sz="4" w:space="0"/>
           <w:left w:val="single" w:color="000000" w:themeColor="accent4" w:themeTint="9A" w:sz="4" w:space="0"/>
-          <w:bottom w:val="none"/>
-          <w:right w:val="none"/>
+          <w:bottom w:val="none" w:color="000000" w:sz="4" w:space="0"/>
+          <w:right w:val="none" w:color="000000" w:sz="4" w:space="0"/>
         </w:tcBorders>
       </w:tcPr>
     </w:tblStylePr>
@@ -16917,9 +16992,9 @@
         <w:shd w:val="clear" w:color="ffffff" w:themeColor="light1" w:fill="ffffff" w:themeFill="light1"/>
         <w:tcBorders>
           <w:top w:val="single" w:color="000000" w:themeColor="accent4" w:themeTint="9A" w:sz="4" w:space="0"/>
-          <w:left w:val="none"/>
-          <w:bottom w:val="none"/>
-          <w:right w:val="none"/>
+          <w:left w:val="none" w:color="000000" w:sz="4" w:space="0"/>
+          <w:bottom w:val="none" w:color="000000" w:sz="4" w:space="0"/>
+          <w:right w:val="none" w:color="000000" w:sz="4" w:space="0"/>
         </w:tcBorders>
       </w:tcPr>
     </w:tblStylePr>
@@ -16989,9 +17064,9 @@
       </w:tcPr>
     </w:tblStylePr>
   </w:style>
-  <w:style w:type="table" w:styleId="65">
+  <w:style w:type="table" w:styleId="767">
     <w:name w:val="Grid Table 7 Colorful - Accent 5"/>
-    <w:basedOn w:val="661"/>
+    <w:basedOn w:val="898"/>
     <w:uiPriority w:val="99"/>
     <w:pPr>
       <w:pBdr/>
@@ -17093,11 +17168,11 @@
         <w:tblBorders/>
       </w:tblPr>
       <w:tcPr>
-        <w:shd w:color="ffffff"/>
+        <w:shd w:val="clear" w:color="ffffff"/>
         <w:tcBorders>
-          <w:top w:val="none"/>
-          <w:left w:val="none"/>
-          <w:bottom w:val="none"/>
+          <w:top w:val="none" w:color="000000" w:sz="4" w:space="0"/>
+          <w:left w:val="none" w:color="000000" w:sz="4" w:space="0"/>
+          <w:bottom w:val="none" w:color="000000" w:sz="4" w:space="0"/>
           <w:right w:val="single" w:color="000000" w:themeColor="accent5" w:themeTint="90" w:sz="4" w:space="0"/>
         </w:tcBorders>
       </w:tcPr>
@@ -17120,10 +17195,10 @@
       <w:tcPr>
         <w:shd w:val="clear" w:color="ffffff" w:themeColor="light1" w:fill="ffffff" w:themeFill="light1"/>
         <w:tcBorders>
-          <w:top w:val="none"/>
-          <w:left w:val="none"/>
+          <w:top w:val="none" w:color="000000" w:sz="4" w:space="0"/>
+          <w:left w:val="none" w:color="000000" w:sz="4" w:space="0"/>
           <w:bottom w:val="single" w:color="000000" w:themeColor="accent5" w:themeTint="90" w:sz="4" w:space="0"/>
-          <w:right w:val="none"/>
+          <w:right w:val="none" w:color="000000" w:sz="4" w:space="0"/>
         </w:tcBorders>
       </w:tcPr>
     </w:tblStylePr>
@@ -17143,12 +17218,12 @@
         <w:tblBorders/>
       </w:tblPr>
       <w:tcPr>
-        <w:shd w:color="ffffff"/>
+        <w:shd w:val="clear" w:color="ffffff"/>
         <w:tcBorders>
-          <w:top w:val="none"/>
+          <w:top w:val="none" w:color="000000" w:sz="4" w:space="0"/>
           <w:left w:val="single" w:color="000000" w:themeColor="accent5" w:themeTint="90" w:sz="4" w:space="0"/>
-          <w:bottom w:val="none"/>
-          <w:right w:val="none"/>
+          <w:bottom w:val="none" w:color="000000" w:sz="4" w:space="0"/>
+          <w:right w:val="none" w:color="000000" w:sz="4" w:space="0"/>
         </w:tcBorders>
       </w:tcPr>
     </w:tblStylePr>
@@ -17171,9 +17246,9 @@
         <w:shd w:val="clear" w:color="ffffff" w:themeColor="light1" w:fill="ffffff" w:themeFill="light1"/>
         <w:tcBorders>
           <w:top w:val="single" w:color="000000" w:themeColor="accent5" w:themeTint="90" w:sz="4" w:space="0"/>
-          <w:left w:val="none"/>
-          <w:bottom w:val="none"/>
-          <w:right w:val="none"/>
+          <w:left w:val="none" w:color="000000" w:sz="4" w:space="0"/>
+          <w:bottom w:val="none" w:color="000000" w:sz="4" w:space="0"/>
+          <w:right w:val="none" w:color="000000" w:sz="4" w:space="0"/>
         </w:tcBorders>
       </w:tcPr>
     </w:tblStylePr>
@@ -17243,9 +17318,9 @@
       </w:tcPr>
     </w:tblStylePr>
   </w:style>
-  <w:style w:type="table" w:styleId="66">
+  <w:style w:type="table" w:styleId="768">
     <w:name w:val="Grid Table 7 Colorful - Accent 6"/>
-    <w:basedOn w:val="661"/>
+    <w:basedOn w:val="898"/>
     <w:uiPriority w:val="99"/>
     <w:pPr>
       <w:pBdr/>
@@ -17347,11 +17422,11 @@
         <w:tblBorders/>
       </w:tblPr>
       <w:tcPr>
-        <w:shd w:color="ffffff"/>
+        <w:shd w:val="clear" w:color="ffffff"/>
         <w:tcBorders>
-          <w:top w:val="none"/>
-          <w:left w:val="none"/>
-          <w:bottom w:val="none"/>
+          <w:top w:val="none" w:color="000000" w:sz="4" w:space="0"/>
+          <w:left w:val="none" w:color="000000" w:sz="4" w:space="0"/>
+          <w:bottom w:val="none" w:color="000000" w:sz="4" w:space="0"/>
           <w:right w:val="single" w:color="000000" w:themeColor="accent6" w:themeTint="90" w:sz="4" w:space="0"/>
         </w:tcBorders>
       </w:tcPr>
@@ -17374,10 +17449,10 @@
       <w:tcPr>
         <w:shd w:val="clear" w:color="ffffff" w:themeColor="light1" w:fill="ffffff" w:themeFill="light1"/>
         <w:tcBorders>
-          <w:top w:val="none"/>
-          <w:left w:val="none"/>
+          <w:top w:val="none" w:color="000000" w:sz="4" w:space="0"/>
+          <w:left w:val="none" w:color="000000" w:sz="4" w:space="0"/>
           <w:bottom w:val="single" w:color="000000" w:themeColor="accent6" w:themeTint="90" w:sz="4" w:space="0"/>
-          <w:right w:val="none"/>
+          <w:right w:val="none" w:color="000000" w:sz="4" w:space="0"/>
         </w:tcBorders>
       </w:tcPr>
     </w:tblStylePr>
@@ -17397,12 +17472,12 @@
         <w:tblBorders/>
       </w:tblPr>
       <w:tcPr>
-        <w:shd w:color="ffffff"/>
+        <w:shd w:val="clear" w:color="ffffff"/>
         <w:tcBorders>
-          <w:top w:val="none"/>
+          <w:top w:val="none" w:color="000000" w:sz="4" w:space="0"/>
           <w:left w:val="single" w:color="000000" w:themeColor="accent6" w:themeTint="90" w:sz="4" w:space="0"/>
-          <w:bottom w:val="none"/>
-          <w:right w:val="none"/>
+          <w:bottom w:val="none" w:color="000000" w:sz="4" w:space="0"/>
+          <w:right w:val="none" w:color="000000" w:sz="4" w:space="0"/>
         </w:tcBorders>
       </w:tcPr>
     </w:tblStylePr>
@@ -17425,9 +17500,9 @@
         <w:shd w:val="clear" w:color="ffffff" w:themeColor="light1" w:fill="ffffff" w:themeFill="light1"/>
         <w:tcBorders>
           <w:top w:val="single" w:color="000000" w:themeColor="accent6" w:themeTint="90" w:sz="4" w:space="0"/>
-          <w:left w:val="none"/>
-          <w:bottom w:val="none"/>
-          <w:right w:val="none"/>
+          <w:left w:val="none" w:color="000000" w:sz="4" w:space="0"/>
+          <w:bottom w:val="none" w:color="000000" w:sz="4" w:space="0"/>
+          <w:right w:val="none" w:color="000000" w:sz="4" w:space="0"/>
         </w:tcBorders>
       </w:tcPr>
     </w:tblStylePr>
@@ -17497,9 +17572,9 @@
       </w:tcPr>
     </w:tblStylePr>
   </w:style>
-  <w:style w:type="table" w:styleId="67">
+  <w:style w:type="table" w:styleId="769">
     <w:name w:val="List Table 1 Light"/>
-    <w:basedOn w:val="661"/>
+    <w:basedOn w:val="898"/>
     <w:uiPriority w:val="99"/>
     <w:pPr>
       <w:pBdr/>
@@ -17713,9 +17788,9 @@
       </w:tcPr>
     </w:tblStylePr>
   </w:style>
-  <w:style w:type="table" w:styleId="68">
+  <w:style w:type="table" w:styleId="770">
     <w:name w:val="List Table 1 Light - Accent 1"/>
-    <w:basedOn w:val="661"/>
+    <w:basedOn w:val="898"/>
     <w:uiPriority w:val="99"/>
     <w:pPr>
       <w:pBdr/>
@@ -17929,9 +18004,9 @@
       </w:tcPr>
     </w:tblStylePr>
   </w:style>
-  <w:style w:type="table" w:styleId="69">
+  <w:style w:type="table" w:styleId="771">
     <w:name w:val="List Table 1 Light - Accent 2"/>
-    <w:basedOn w:val="661"/>
+    <w:basedOn w:val="898"/>
     <w:uiPriority w:val="99"/>
     <w:pPr>
       <w:pBdr/>
@@ -18145,9 +18220,9 @@
       </w:tcPr>
     </w:tblStylePr>
   </w:style>
-  <w:style w:type="table" w:styleId="70">
+  <w:style w:type="table" w:styleId="772">
     <w:name w:val="List Table 1 Light - Accent 3"/>
-    <w:basedOn w:val="661"/>
+    <w:basedOn w:val="898"/>
     <w:uiPriority w:val="99"/>
     <w:pPr>
       <w:pBdr/>
@@ -18361,9 +18436,9 @@
       </w:tcPr>
     </w:tblStylePr>
   </w:style>
-  <w:style w:type="table" w:styleId="71">
+  <w:style w:type="table" w:styleId="773">
     <w:name w:val="List Table 1 Light - Accent 4"/>
-    <w:basedOn w:val="661"/>
+    <w:basedOn w:val="898"/>
     <w:uiPriority w:val="99"/>
     <w:pPr>
       <w:pBdr/>
@@ -18577,9 +18652,9 @@
       </w:tcPr>
     </w:tblStylePr>
   </w:style>
-  <w:style w:type="table" w:styleId="72">
+  <w:style w:type="table" w:styleId="774">
     <w:name w:val="List Table 1 Light - Accent 5"/>
-    <w:basedOn w:val="661"/>
+    <w:basedOn w:val="898"/>
     <w:uiPriority w:val="99"/>
     <w:pPr>
       <w:pBdr/>
@@ -18793,9 +18868,9 @@
       </w:tcPr>
     </w:tblStylePr>
   </w:style>
-  <w:style w:type="table" w:styleId="73">
+  <w:style w:type="table" w:styleId="775">
     <w:name w:val="List Table 1 Light - Accent 6"/>
-    <w:basedOn w:val="661"/>
+    <w:basedOn w:val="898"/>
     <w:uiPriority w:val="99"/>
     <w:pPr>
       <w:pBdr/>
@@ -19009,9 +19084,9 @@
       </w:tcPr>
     </w:tblStylePr>
   </w:style>
-  <w:style w:type="table" w:styleId="74">
+  <w:style w:type="table" w:styleId="776">
     <w:name w:val="List Table 2"/>
-    <w:basedOn w:val="661"/>
+    <w:basedOn w:val="898"/>
     <w:uiPriority w:val="99"/>
     <w:pPr>
       <w:pBdr/>
@@ -19247,9 +19322,9 @@
       </w:tcPr>
     </w:tblStylePr>
   </w:style>
-  <w:style w:type="table" w:styleId="75">
+  <w:style w:type="table" w:styleId="777">
     <w:name w:val="List Table 2 - Accent 1"/>
-    <w:basedOn w:val="661"/>
+    <w:basedOn w:val="898"/>
     <w:uiPriority w:val="99"/>
     <w:pPr>
       <w:pBdr/>
@@ -19485,9 +19560,9 @@
       </w:tcPr>
     </w:tblStylePr>
   </w:style>
-  <w:style w:type="table" w:styleId="76">
+  <w:style w:type="table" w:styleId="778">
     <w:name w:val="List Table 2 - Accent 2"/>
-    <w:basedOn w:val="661"/>
+    <w:basedOn w:val="898"/>
     <w:uiPriority w:val="99"/>
     <w:pPr>
       <w:pBdr/>
@@ -19723,9 +19798,9 @@
       </w:tcPr>
     </w:tblStylePr>
   </w:style>
-  <w:style w:type="table" w:styleId="77">
+  <w:style w:type="table" w:styleId="779">
     <w:name w:val="List Table 2 - Accent 3"/>
-    <w:basedOn w:val="661"/>
+    <w:basedOn w:val="898"/>
     <w:uiPriority w:val="99"/>
     <w:pPr>
       <w:pBdr/>
@@ -19961,9 +20036,9 @@
       </w:tcPr>
     </w:tblStylePr>
   </w:style>
-  <w:style w:type="table" w:styleId="78">
+  <w:style w:type="table" w:styleId="780">
     <w:name w:val="List Table 2 - Accent 4"/>
-    <w:basedOn w:val="661"/>
+    <w:basedOn w:val="898"/>
     <w:uiPriority w:val="99"/>
     <w:pPr>
       <w:pBdr/>
@@ -20199,9 +20274,9 @@
       </w:tcPr>
     </w:tblStylePr>
   </w:style>
-  <w:style w:type="table" w:styleId="79">
+  <w:style w:type="table" w:styleId="781">
     <w:name w:val="List Table 2 - Accent 5"/>
-    <w:basedOn w:val="661"/>
+    <w:basedOn w:val="898"/>
     <w:uiPriority w:val="99"/>
     <w:pPr>
       <w:pBdr/>
@@ -20437,9 +20512,9 @@
       </w:tcPr>
     </w:tblStylePr>
   </w:style>
-  <w:style w:type="table" w:styleId="80">
+  <w:style w:type="table" w:styleId="782">
     <w:name w:val="List Table 2 - Accent 6"/>
-    <w:basedOn w:val="661"/>
+    <w:basedOn w:val="898"/>
     <w:uiPriority w:val="99"/>
     <w:pPr>
       <w:pBdr/>
@@ -20675,9 +20750,9 @@
       </w:tcPr>
     </w:tblStylePr>
   </w:style>
-  <w:style w:type="table" w:styleId="81">
+  <w:style w:type="table" w:styleId="783">
     <w:name w:val="List Table 3"/>
-    <w:basedOn w:val="661"/>
+    <w:basedOn w:val="898"/>
     <w:uiPriority w:val="99"/>
     <w:pPr>
       <w:pBdr/>
@@ -20903,9 +20978,9 @@
       </w:tcPr>
     </w:tblStylePr>
   </w:style>
-  <w:style w:type="table" w:styleId="82">
+  <w:style w:type="table" w:styleId="784">
     <w:name w:val="List Table 3 - Accent 1"/>
-    <w:basedOn w:val="661"/>
+    <w:basedOn w:val="898"/>
     <w:uiPriority w:val="99"/>
     <w:pPr>
       <w:pBdr/>
@@ -21131,9 +21206,9 @@
       </w:tcPr>
     </w:tblStylePr>
   </w:style>
-  <w:style w:type="table" w:styleId="83">
+  <w:style w:type="table" w:styleId="785">
     <w:name w:val="List Table 3 - Accent 2"/>
-    <w:basedOn w:val="661"/>
+    <w:basedOn w:val="898"/>
     <w:uiPriority w:val="99"/>
     <w:pPr>
       <w:pBdr/>
@@ -21359,9 +21434,9 @@
       </w:tcPr>
     </w:tblStylePr>
   </w:style>
-  <w:style w:type="table" w:styleId="84">
+  <w:style w:type="table" w:styleId="786">
     <w:name w:val="List Table 3 - Accent 3"/>
-    <w:basedOn w:val="661"/>
+    <w:basedOn w:val="898"/>
     <w:uiPriority w:val="99"/>
     <w:pPr>
       <w:pBdr/>
@@ -21587,9 +21662,9 @@
       </w:tcPr>
     </w:tblStylePr>
   </w:style>
-  <w:style w:type="table" w:styleId="85">
+  <w:style w:type="table" w:styleId="787">
     <w:name w:val="List Table 3 - Accent 4"/>
-    <w:basedOn w:val="661"/>
+    <w:basedOn w:val="898"/>
     <w:uiPriority w:val="99"/>
     <w:pPr>
       <w:pBdr/>
@@ -21815,9 +21890,9 @@
       </w:tcPr>
     </w:tblStylePr>
   </w:style>
-  <w:style w:type="table" w:styleId="86">
+  <w:style w:type="table" w:styleId="788">
     <w:name w:val="List Table 3 - Accent 5"/>
-    <w:basedOn w:val="661"/>
+    <w:basedOn w:val="898"/>
     <w:uiPriority w:val="99"/>
     <w:pPr>
       <w:pBdr/>
@@ -22043,9 +22118,9 @@
       </w:tcPr>
     </w:tblStylePr>
   </w:style>
-  <w:style w:type="table" w:styleId="87">
+  <w:style w:type="table" w:styleId="789">
     <w:name w:val="List Table 3 - Accent 6"/>
-    <w:basedOn w:val="661"/>
+    <w:basedOn w:val="898"/>
     <w:uiPriority w:val="99"/>
     <w:pPr>
       <w:pBdr/>
@@ -22271,9 +22346,9 @@
       </w:tcPr>
     </w:tblStylePr>
   </w:style>
-  <w:style w:type="table" w:styleId="88">
+  <w:style w:type="table" w:styleId="790">
     <w:name w:val="List Table 4"/>
-    <w:basedOn w:val="661"/>
+    <w:basedOn w:val="898"/>
     <w:uiPriority w:val="99"/>
     <w:pPr>
       <w:pBdr/>
@@ -22496,9 +22571,9 @@
       </w:tcPr>
     </w:tblStylePr>
   </w:style>
-  <w:style w:type="table" w:styleId="89">
+  <w:style w:type="table" w:styleId="791">
     <w:name w:val="List Table 4 - Accent 1"/>
-    <w:basedOn w:val="661"/>
+    <w:basedOn w:val="898"/>
     <w:uiPriority w:val="99"/>
     <w:pPr>
       <w:pBdr/>
@@ -22721,9 +22796,9 @@
       </w:tcPr>
     </w:tblStylePr>
   </w:style>
-  <w:style w:type="table" w:styleId="90">
+  <w:style w:type="table" w:styleId="792">
     <w:name w:val="List Table 4 - Accent 2"/>
-    <w:basedOn w:val="661"/>
+    <w:basedOn w:val="898"/>
     <w:uiPriority w:val="99"/>
     <w:pPr>
       <w:pBdr/>
@@ -22946,9 +23021,9 @@
       </w:tcPr>
     </w:tblStylePr>
   </w:style>
-  <w:style w:type="table" w:styleId="91">
+  <w:style w:type="table" w:styleId="793">
     <w:name w:val="List Table 4 - Accent 3"/>
-    <w:basedOn w:val="661"/>
+    <w:basedOn w:val="898"/>
     <w:uiPriority w:val="99"/>
     <w:pPr>
       <w:pBdr/>
@@ -23171,9 +23246,9 @@
       </w:tcPr>
     </w:tblStylePr>
   </w:style>
-  <w:style w:type="table" w:styleId="92">
+  <w:style w:type="table" w:styleId="794">
     <w:name w:val="List Table 4 - Accent 4"/>
-    <w:basedOn w:val="661"/>
+    <w:basedOn w:val="898"/>
     <w:uiPriority w:val="99"/>
     <w:pPr>
       <w:pBdr/>
@@ -23396,9 +23471,9 @@
       </w:tcPr>
     </w:tblStylePr>
   </w:style>
-  <w:style w:type="table" w:styleId="93">
+  <w:style w:type="table" w:styleId="795">
     <w:name w:val="List Table 4 - Accent 5"/>
-    <w:basedOn w:val="661"/>
+    <w:basedOn w:val="898"/>
     <w:uiPriority w:val="99"/>
     <w:pPr>
       <w:pBdr/>
@@ -23621,9 +23696,9 @@
       </w:tcPr>
     </w:tblStylePr>
   </w:style>
-  <w:style w:type="table" w:styleId="94">
+  <w:style w:type="table" w:styleId="796">
     <w:name w:val="List Table 4 - Accent 6"/>
-    <w:basedOn w:val="661"/>
+    <w:basedOn w:val="898"/>
     <w:uiPriority w:val="99"/>
     <w:pPr>
       <w:pBdr/>
@@ -23846,9 +23921,9 @@
       </w:tcPr>
     </w:tblStylePr>
   </w:style>
-  <w:style w:type="table" w:styleId="95">
+  <w:style w:type="table" w:styleId="797">
     <w:name w:val="List Table 5 Dark"/>
-    <w:basedOn w:val="661"/>
+    <w:basedOn w:val="898"/>
     <w:uiPriority w:val="99"/>
     <w:pPr>
       <w:pBdr/>
@@ -24088,9 +24163,9 @@
       </w:tcPr>
     </w:tblStylePr>
   </w:style>
-  <w:style w:type="table" w:styleId="96">
+  <w:style w:type="table" w:styleId="798">
     <w:name w:val="List Table 5 Dark - Accent 1"/>
-    <w:basedOn w:val="661"/>
+    <w:basedOn w:val="898"/>
     <w:uiPriority w:val="99"/>
     <w:pPr>
       <w:pBdr/>
@@ -24330,9 +24405,9 @@
       </w:tcPr>
     </w:tblStylePr>
   </w:style>
-  <w:style w:type="table" w:styleId="97">
+  <w:style w:type="table" w:styleId="799">
     <w:name w:val="List Table 5 Dark - Accent 2"/>
-    <w:basedOn w:val="661"/>
+    <w:basedOn w:val="898"/>
     <w:uiPriority w:val="99"/>
     <w:pPr>
       <w:pBdr/>
@@ -24572,9 +24647,9 @@
       </w:tcPr>
     </w:tblStylePr>
   </w:style>
-  <w:style w:type="table" w:styleId="98">
+  <w:style w:type="table" w:styleId="800">
     <w:name w:val="List Table 5 Dark - Accent 3"/>
-    <w:basedOn w:val="661"/>
+    <w:basedOn w:val="898"/>
     <w:uiPriority w:val="99"/>
     <w:pPr>
       <w:pBdr/>
@@ -24814,9 +24889,9 @@
       </w:tcPr>
     </w:tblStylePr>
   </w:style>
-  <w:style w:type="table" w:styleId="99">
+  <w:style w:type="table" w:styleId="801">
     <w:name w:val="List Table 5 Dark - Accent 4"/>
-    <w:basedOn w:val="661"/>
+    <w:basedOn w:val="898"/>
     <w:uiPriority w:val="99"/>
     <w:pPr>
       <w:pBdr/>
@@ -25056,9 +25131,9 @@
       </w:tcPr>
     </w:tblStylePr>
   </w:style>
-  <w:style w:type="table" w:styleId="100">
+  <w:style w:type="table" w:styleId="802">
     <w:name w:val="List Table 5 Dark - Accent 5"/>
-    <w:basedOn w:val="661"/>
+    <w:basedOn w:val="898"/>
     <w:uiPriority w:val="99"/>
     <w:pPr>
       <w:pBdr/>
@@ -25298,9 +25373,9 @@
       </w:tcPr>
     </w:tblStylePr>
   </w:style>
-  <w:style w:type="table" w:styleId="101">
+  <w:style w:type="table" w:styleId="803">
     <w:name w:val="List Table 5 Dark - Accent 6"/>
-    <w:basedOn w:val="661"/>
+    <w:basedOn w:val="898"/>
     <w:uiPriority w:val="99"/>
     <w:pPr>
       <w:pBdr/>
@@ -25540,9 +25615,9 @@
       </w:tcPr>
     </w:tblStylePr>
   </w:style>
-  <w:style w:type="table" w:styleId="102">
+  <w:style w:type="table" w:styleId="804">
     <w:name w:val="List Table 6 Colorful"/>
-    <w:basedOn w:val="661"/>
+    <w:basedOn w:val="898"/>
     <w:uiPriority w:val="99"/>
     <w:pPr>
       <w:pBdr/>
@@ -25763,9 +25838,9 @@
       </w:tcPr>
     </w:tblStylePr>
   </w:style>
-  <w:style w:type="table" w:styleId="103">
+  <w:style w:type="table" w:styleId="805">
     <w:name w:val="List Table 6 Colorful - Accent 1"/>
-    <w:basedOn w:val="661"/>
+    <w:basedOn w:val="898"/>
     <w:uiPriority w:val="99"/>
     <w:pPr>
       <w:pBdr/>
@@ -25986,9 +26061,9 @@
       </w:tcPr>
     </w:tblStylePr>
   </w:style>
-  <w:style w:type="table" w:styleId="104">
+  <w:style w:type="table" w:styleId="806">
     <w:name w:val="List Table 6 Colorful - Accent 2"/>
-    <w:basedOn w:val="661"/>
+    <w:basedOn w:val="898"/>
     <w:uiPriority w:val="99"/>
     <w:pPr>
       <w:pBdr/>
@@ -26209,9 +26284,9 @@
       </w:tcPr>
     </w:tblStylePr>
   </w:style>
-  <w:style w:type="table" w:styleId="105">
+  <w:style w:type="table" w:styleId="807">
     <w:name w:val="List Table 6 Colorful - Accent 3"/>
-    <w:basedOn w:val="661"/>
+    <w:basedOn w:val="898"/>
     <w:uiPriority w:val="99"/>
     <w:pPr>
       <w:pBdr/>
@@ -26432,9 +26507,9 @@
       </w:tcPr>
     </w:tblStylePr>
   </w:style>
-  <w:style w:type="table" w:styleId="106">
+  <w:style w:type="table" w:styleId="808">
     <w:name w:val="List Table 6 Colorful - Accent 4"/>
-    <w:basedOn w:val="661"/>
+    <w:basedOn w:val="898"/>
     <w:uiPriority w:val="99"/>
     <w:pPr>
       <w:pBdr/>
@@ -26655,9 +26730,9 @@
       </w:tcPr>
     </w:tblStylePr>
   </w:style>
-  <w:style w:type="table" w:styleId="107">
+  <w:style w:type="table" w:styleId="809">
     <w:name w:val="List Table 6 Colorful - Accent 5"/>
-    <w:basedOn w:val="661"/>
+    <w:basedOn w:val="898"/>
     <w:uiPriority w:val="99"/>
     <w:pPr>
       <w:pBdr/>
@@ -26878,9 +26953,9 @@
       </w:tcPr>
     </w:tblStylePr>
   </w:style>
-  <w:style w:type="table" w:styleId="108">
+  <w:style w:type="table" w:styleId="810">
     <w:name w:val="List Table 6 Colorful - Accent 6"/>
-    <w:basedOn w:val="661"/>
+    <w:basedOn w:val="898"/>
     <w:uiPriority w:val="99"/>
     <w:pPr>
       <w:pBdr/>
@@ -27101,9 +27176,9 @@
       </w:tcPr>
     </w:tblStylePr>
   </w:style>
-  <w:style w:type="table" w:styleId="109">
+  <w:style w:type="table" w:styleId="811">
     <w:name w:val="List Table 7 Colorful"/>
-    <w:basedOn w:val="661"/>
+    <w:basedOn w:val="898"/>
     <w:uiPriority w:val="99"/>
     <w:pPr>
       <w:pBdr/>
@@ -27202,11 +27277,11 @@
         <w:tblBorders/>
       </w:tblPr>
       <w:tcPr>
-        <w:shd w:color="ffffff"/>
+        <w:shd w:val="clear" w:color="ffffff"/>
         <w:tcBorders>
-          <w:top w:val="none"/>
-          <w:left w:val="none"/>
-          <w:bottom w:val="none"/>
+          <w:top w:val="none" w:color="000000" w:sz="4" w:space="0"/>
+          <w:left w:val="none" w:color="000000" w:sz="4" w:space="0"/>
+          <w:bottom w:val="none" w:color="000000" w:sz="4" w:space="0"/>
           <w:right w:val="single" w:color="000000" w:themeColor="text1" w:themeTint="80" w:sz="4" w:space="0"/>
         </w:tcBorders>
       </w:tcPr>
@@ -27229,10 +27304,10 @@
       <w:tcPr>
         <w:shd w:val="clear" w:color="ffffff" w:themeColor="light1" w:fill="ffffff" w:themeFill="light1"/>
         <w:tcBorders>
-          <w:top w:val="none"/>
-          <w:left w:val="none"/>
+          <w:top w:val="none" w:color="000000" w:sz="4" w:space="0"/>
+          <w:left w:val="none" w:color="000000" w:sz="4" w:space="0"/>
           <w:bottom w:val="single" w:color="000000" w:themeColor="text1" w:themeTint="80" w:sz="4" w:space="0"/>
-          <w:right w:val="none"/>
+          <w:right w:val="none" w:color="000000" w:sz="4" w:space="0"/>
         </w:tcBorders>
       </w:tcPr>
     </w:tblStylePr>
@@ -27252,12 +27327,12 @@
         <w:tblBorders/>
       </w:tblPr>
       <w:tcPr>
-        <w:shd w:color="ffffff"/>
+        <w:shd w:val="clear" w:color="ffffff"/>
         <w:tcBorders>
-          <w:top w:val="none"/>
+          <w:top w:val="none" w:color="000000" w:sz="4" w:space="0"/>
           <w:left w:val="single" w:color="000000" w:themeColor="text1" w:themeTint="80" w:sz="4" w:space="0"/>
-          <w:bottom w:val="none"/>
-          <w:right w:val="none"/>
+          <w:bottom w:val="none" w:color="000000" w:sz="4" w:space="0"/>
+          <w:right w:val="none" w:color="000000" w:sz="4" w:space="0"/>
         </w:tcBorders>
       </w:tcPr>
     </w:tblStylePr>
@@ -27280,9 +27355,9 @@
         <w:shd w:val="clear" w:color="ffffff" w:themeColor="light1" w:fill="ffffff" w:themeFill="light1"/>
         <w:tcBorders>
           <w:top w:val="single" w:color="000000" w:themeColor="text1" w:themeTint="80" w:sz="4" w:space="0"/>
-          <w:left w:val="none"/>
-          <w:bottom w:val="none"/>
-          <w:right w:val="none"/>
+          <w:left w:val="none" w:color="000000" w:sz="4" w:space="0"/>
+          <w:bottom w:val="none" w:color="000000" w:sz="4" w:space="0"/>
+          <w:right w:val="none" w:color="000000" w:sz="4" w:space="0"/>
         </w:tcBorders>
       </w:tcPr>
     </w:tblStylePr>
@@ -27357,9 +27432,9 @@
       </w:tcPr>
     </w:tblStylePr>
   </w:style>
-  <w:style w:type="table" w:styleId="110">
+  <w:style w:type="table" w:styleId="812">
     <w:name w:val="List Table 7 Colorful - Accent 1"/>
-    <w:basedOn w:val="661"/>
+    <w:basedOn w:val="898"/>
     <w:uiPriority w:val="99"/>
     <w:pPr>
       <w:pBdr/>
@@ -27458,11 +27533,11 @@
         <w:tblBorders/>
       </w:tblPr>
       <w:tcPr>
-        <w:shd w:color="ffffff"/>
+        <w:shd w:val="clear" w:color="ffffff"/>
         <w:tcBorders>
-          <w:top w:val="none"/>
-          <w:left w:val="none"/>
-          <w:bottom w:val="none"/>
+          <w:top w:val="none" w:color="000000" w:sz="4" w:space="0"/>
+          <w:left w:val="none" w:color="000000" w:sz="4" w:space="0"/>
+          <w:bottom w:val="none" w:color="000000" w:sz="4" w:space="0"/>
           <w:right w:val="single" w:color="000000" w:themeColor="accent1" w:sz="4" w:space="0"/>
         </w:tcBorders>
       </w:tcPr>
@@ -27485,10 +27560,10 @@
       <w:tcPr>
         <w:shd w:val="clear" w:color="ffffff" w:themeColor="light1" w:fill="ffffff" w:themeFill="light1"/>
         <w:tcBorders>
-          <w:top w:val="none"/>
-          <w:left w:val="none"/>
+          <w:top w:val="none" w:color="000000" w:sz="4" w:space="0"/>
+          <w:left w:val="none" w:color="000000" w:sz="4" w:space="0"/>
           <w:bottom w:val="single" w:color="000000" w:themeColor="accent1" w:sz="4" w:space="0"/>
-          <w:right w:val="none"/>
+          <w:right w:val="none" w:color="000000" w:sz="4" w:space="0"/>
         </w:tcBorders>
       </w:tcPr>
     </w:tblStylePr>
@@ -27508,12 +27583,12 @@
         <w:tblBorders/>
       </w:tblPr>
       <w:tcPr>
-        <w:shd w:color="ffffff"/>
+        <w:shd w:val="clear" w:color="ffffff"/>
         <w:tcBorders>
-          <w:top w:val="none"/>
+          <w:top w:val="none" w:color="000000" w:sz="4" w:space="0"/>
           <w:left w:val="single" w:color="000000" w:themeColor="accent1" w:sz="4" w:space="0"/>
-          <w:bottom w:val="none"/>
-          <w:right w:val="none"/>
+          <w:bottom w:val="none" w:color="000000" w:sz="4" w:space="0"/>
+          <w:right w:val="none" w:color="000000" w:sz="4" w:space="0"/>
         </w:tcBorders>
       </w:tcPr>
     </w:tblStylePr>
@@ -27536,9 +27611,9 @@
         <w:shd w:val="clear" w:color="ffffff" w:themeColor="light1" w:fill="ffffff" w:themeFill="light1"/>
         <w:tcBorders>
           <w:top w:val="single" w:color="000000" w:themeColor="accent1" w:sz="4" w:space="0"/>
-          <w:left w:val="none"/>
-          <w:bottom w:val="none"/>
-          <w:right w:val="none"/>
+          <w:left w:val="none" w:color="000000" w:sz="4" w:space="0"/>
+          <w:bottom w:val="none" w:color="000000" w:sz="4" w:space="0"/>
+          <w:right w:val="none" w:color="000000" w:sz="4" w:space="0"/>
         </w:tcBorders>
       </w:tcPr>
     </w:tblStylePr>
@@ -27613,9 +27688,9 @@
       </w:tcPr>
     </w:tblStylePr>
   </w:style>
-  <w:style w:type="table" w:styleId="111">
+  <w:style w:type="table" w:styleId="813">
     <w:name w:val="List Table 7 Colorful - Accent 2"/>
-    <w:basedOn w:val="661"/>
+    <w:basedOn w:val="898"/>
     <w:uiPriority w:val="99"/>
     <w:pPr>
       <w:pBdr/>
@@ -27714,11 +27789,11 @@
         <w:tblBorders/>
       </w:tblPr>
       <w:tcPr>
-        <w:shd w:color="ffffff"/>
+        <w:shd w:val="clear" w:color="ffffff"/>
         <w:tcBorders>
-          <w:top w:val="none"/>
-          <w:left w:val="none"/>
-          <w:bottom w:val="none"/>
+          <w:top w:val="none" w:color="000000" w:sz="4" w:space="0"/>
+          <w:left w:val="none" w:color="000000" w:sz="4" w:space="0"/>
+          <w:bottom w:val="none" w:color="000000" w:sz="4" w:space="0"/>
           <w:right w:val="single" w:color="000000" w:themeColor="accent2" w:themeTint="97" w:sz="4" w:space="0"/>
         </w:tcBorders>
       </w:tcPr>
@@ -27741,10 +27816,10 @@
       <w:tcPr>
         <w:shd w:val="clear" w:color="ffffff" w:themeColor="light1" w:fill="ffffff" w:themeFill="light1"/>
         <w:tcBorders>
-          <w:top w:val="none"/>
-          <w:left w:val="none"/>
+          <w:top w:val="none" w:color="000000" w:sz="4" w:space="0"/>
+          <w:left w:val="none" w:color="000000" w:sz="4" w:space="0"/>
           <w:bottom w:val="single" w:color="000000" w:themeColor="accent2" w:themeTint="97" w:sz="4" w:space="0"/>
-          <w:right w:val="none"/>
+          <w:right w:val="none" w:color="000000" w:sz="4" w:space="0"/>
         </w:tcBorders>
       </w:tcPr>
     </w:tblStylePr>
@@ -27764,12 +27839,12 @@
         <w:tblBorders/>
       </w:tblPr>
       <w:tcPr>
-        <w:shd w:color="ffffff"/>
+        <w:shd w:val="clear" w:color="ffffff"/>
         <w:tcBorders>
-          <w:top w:val="none"/>
+          <w:top w:val="none" w:color="000000" w:sz="4" w:space="0"/>
           <w:left w:val="single" w:color="000000" w:themeColor="accent2" w:themeTint="97" w:sz="4" w:space="0"/>
-          <w:bottom w:val="none"/>
-          <w:right w:val="none"/>
+          <w:bottom w:val="none" w:color="000000" w:sz="4" w:space="0"/>
+          <w:right w:val="none" w:color="000000" w:sz="4" w:space="0"/>
         </w:tcBorders>
       </w:tcPr>
     </w:tblStylePr>
@@ -27792,9 +27867,9 @@
         <w:shd w:val="clear" w:color="ffffff" w:themeColor="light1" w:fill="ffffff" w:themeFill="light1"/>
         <w:tcBorders>
           <w:top w:val="single" w:color="000000" w:themeColor="accent2" w:themeTint="97" w:sz="4" w:space="0"/>
-          <w:left w:val="none"/>
-          <w:bottom w:val="none"/>
-          <w:right w:val="none"/>
+          <w:left w:val="none" w:color="000000" w:sz="4" w:space="0"/>
+          <w:bottom w:val="none" w:color="000000" w:sz="4" w:space="0"/>
+          <w:right w:val="none" w:color="000000" w:sz="4" w:space="0"/>
         </w:tcBorders>
       </w:tcPr>
     </w:tblStylePr>
@@ -27869,9 +27944,9 @@
       </w:tcPr>
     </w:tblStylePr>
   </w:style>
-  <w:style w:type="table" w:styleId="112">
+  <w:style w:type="table" w:styleId="814">
     <w:name w:val="List Table 7 Colorful - Accent 3"/>
-    <w:basedOn w:val="661"/>
+    <w:basedOn w:val="898"/>
     <w:uiPriority w:val="99"/>
     <w:pPr>
       <w:pBdr/>
@@ -27970,11 +28045,11 @@
         <w:tblBorders/>
       </w:tblPr>
       <w:tcPr>
-        <w:shd w:color="ffffff"/>
+        <w:shd w:val="clear" w:color="ffffff"/>
         <w:tcBorders>
-          <w:top w:val="none"/>
-          <w:left w:val="none"/>
-          <w:bottom w:val="none"/>
+          <w:top w:val="none" w:color="000000" w:sz="4" w:space="0"/>
+          <w:left w:val="none" w:color="000000" w:sz="4" w:space="0"/>
+          <w:bottom w:val="none" w:color="000000" w:sz="4" w:space="0"/>
           <w:right w:val="single" w:color="000000" w:themeColor="accent3" w:themeTint="98" w:sz="4" w:space="0"/>
         </w:tcBorders>
       </w:tcPr>
@@ -27997,10 +28072,10 @@
       <w:tcPr>
         <w:shd w:val="clear" w:color="ffffff" w:themeColor="light1" w:fill="ffffff" w:themeFill="light1"/>
         <w:tcBorders>
-          <w:top w:val="none"/>
-          <w:left w:val="none"/>
+          <w:top w:val="none" w:color="000000" w:sz="4" w:space="0"/>
+          <w:left w:val="none" w:color="000000" w:sz="4" w:space="0"/>
           <w:bottom w:val="single" w:color="000000" w:themeColor="accent3" w:themeTint="98" w:sz="4" w:space="0"/>
-          <w:right w:val="none"/>
+          <w:right w:val="none" w:color="000000" w:sz="4" w:space="0"/>
         </w:tcBorders>
       </w:tcPr>
     </w:tblStylePr>
@@ -28020,12 +28095,12 @@
         <w:tblBorders/>
       </w:tblPr>
       <w:tcPr>
-        <w:shd w:color="ffffff"/>
+        <w:shd w:val="clear" w:color="ffffff"/>
         <w:tcBorders>
-          <w:top w:val="none"/>
+          <w:top w:val="none" w:color="000000" w:sz="4" w:space="0"/>
           <w:left w:val="single" w:color="000000" w:themeColor="accent3" w:themeTint="98" w:sz="4" w:space="0"/>
-          <w:bottom w:val="none"/>
-          <w:right w:val="none"/>
+          <w:bottom w:val="none" w:color="000000" w:sz="4" w:space="0"/>
+          <w:right w:val="none" w:color="000000" w:sz="4" w:space="0"/>
         </w:tcBorders>
       </w:tcPr>
     </w:tblStylePr>
@@ -28048,9 +28123,9 @@
         <w:shd w:val="clear" w:color="ffffff" w:themeColor="light1" w:fill="ffffff" w:themeFill="light1"/>
         <w:tcBorders>
           <w:top w:val="single" w:color="000000" w:themeColor="accent3" w:themeTint="98" w:sz="4" w:space="0"/>
-          <w:left w:val="none"/>
-          <w:bottom w:val="none"/>
-          <w:right w:val="none"/>
+          <w:left w:val="none" w:color="000000" w:sz="4" w:space="0"/>
+          <w:bottom w:val="none" w:color="000000" w:sz="4" w:space="0"/>
+          <w:right w:val="none" w:color="000000" w:sz="4" w:space="0"/>
         </w:tcBorders>
       </w:tcPr>
     </w:tblStylePr>
@@ -28125,9 +28200,9 @@
       </w:tcPr>
     </w:tblStylePr>
   </w:style>
-  <w:style w:type="table" w:styleId="113">
+  <w:style w:type="table" w:styleId="815">
     <w:name w:val="List Table 7 Colorful - Accent 4"/>
-    <w:basedOn w:val="661"/>
+    <w:basedOn w:val="898"/>
     <w:uiPriority w:val="99"/>
     <w:pPr>
       <w:pBdr/>
@@ -28226,11 +28301,11 @@
         <w:tblBorders/>
       </w:tblPr>
       <w:tcPr>
-        <w:shd w:color="ffffff"/>
+        <w:shd w:val="clear" w:color="ffffff"/>
         <w:tcBorders>
-          <w:top w:val="none"/>
-          <w:left w:val="none"/>
-          <w:bottom w:val="none"/>
+          <w:top w:val="none" w:color="000000" w:sz="4" w:space="0"/>
+          <w:left w:val="none" w:color="000000" w:sz="4" w:space="0"/>
+          <w:bottom w:val="none" w:color="000000" w:sz="4" w:space="0"/>
           <w:right w:val="single" w:color="000000" w:themeColor="accent4" w:themeTint="9A" w:sz="4" w:space="0"/>
         </w:tcBorders>
       </w:tcPr>
@@ -28253,10 +28328,10 @@
       <w:tcPr>
         <w:shd w:val="clear" w:color="ffffff" w:themeColor="light1" w:fill="ffffff" w:themeFill="light1"/>
         <w:tcBorders>
-          <w:top w:val="none"/>
-          <w:left w:val="none"/>
+          <w:top w:val="none" w:color="000000" w:sz="4" w:space="0"/>
+          <w:left w:val="none" w:color="000000" w:sz="4" w:space="0"/>
           <w:bottom w:val="single" w:color="000000" w:themeColor="accent4" w:themeTint="9A" w:sz="4" w:space="0"/>
-          <w:right w:val="none"/>
+          <w:right w:val="none" w:color="000000" w:sz="4" w:space="0"/>
         </w:tcBorders>
       </w:tcPr>
     </w:tblStylePr>
@@ -28276,12 +28351,12 @@
         <w:tblBorders/>
       </w:tblPr>
       <w:tcPr>
-        <w:shd w:color="ffffff"/>
+        <w:shd w:val="clear" w:color="ffffff"/>
         <w:tcBorders>
-          <w:top w:val="none"/>
+          <w:top w:val="none" w:color="000000" w:sz="4" w:space="0"/>
           <w:left w:val="single" w:color="000000" w:themeColor="accent4" w:themeTint="9A" w:sz="4" w:space="0"/>
-          <w:bottom w:val="none"/>
-          <w:right w:val="none"/>
+          <w:bottom w:val="none" w:color="000000" w:sz="4" w:space="0"/>
+          <w:right w:val="none" w:color="000000" w:sz="4" w:space="0"/>
         </w:tcBorders>
       </w:tcPr>
     </w:tblStylePr>
@@ -28304,9 +28379,9 @@
         <w:shd w:val="clear" w:color="ffffff" w:themeColor="light1" w:fill="ffffff" w:themeFill="light1"/>
         <w:tcBorders>
           <w:top w:val="single" w:color="000000" w:themeColor="accent4" w:themeTint="9A" w:sz="4" w:space="0"/>
-          <w:left w:val="none"/>
-          <w:bottom w:val="none"/>
-          <w:right w:val="none"/>
+          <w:left w:val="none" w:color="000000" w:sz="4" w:space="0"/>
+          <w:bottom w:val="none" w:color="000000" w:sz="4" w:space="0"/>
+          <w:right w:val="none" w:color="000000" w:sz="4" w:space="0"/>
         </w:tcBorders>
       </w:tcPr>
     </w:tblStylePr>
@@ -28381,9 +28456,9 @@
       </w:tcPr>
     </w:tblStylePr>
   </w:style>
-  <w:style w:type="table" w:styleId="114">
+  <w:style w:type="table" w:styleId="816">
     <w:name w:val="List Table 7 Colorful - Accent 5"/>
-    <w:basedOn w:val="661"/>
+    <w:basedOn w:val="898"/>
     <w:uiPriority w:val="99"/>
     <w:pPr>
       <w:pBdr/>
@@ -28482,11 +28557,11 @@
         <w:tblBorders/>
       </w:tblPr>
       <w:tcPr>
-        <w:shd w:color="ffffff"/>
+        <w:shd w:val="clear" w:color="ffffff"/>
         <w:tcBorders>
-          <w:top w:val="none"/>
-          <w:left w:val="none"/>
-          <w:bottom w:val="none"/>
+          <w:top w:val="none" w:color="000000" w:sz="4" w:space="0"/>
+          <w:left w:val="none" w:color="000000" w:sz="4" w:space="0"/>
+          <w:bottom w:val="none" w:color="000000" w:sz="4" w:space="0"/>
           <w:right w:val="single" w:color="000000" w:themeColor="accent5" w:themeTint="9A" w:sz="4" w:space="0"/>
         </w:tcBorders>
       </w:tcPr>
@@ -28509,10 +28584,10 @@
       <w:tcPr>
         <w:shd w:val="clear" w:color="ffffff" w:themeColor="light1" w:fill="ffffff" w:themeFill="light1"/>
         <w:tcBorders>
-          <w:top w:val="none"/>
-          <w:left w:val="none"/>
+          <w:top w:val="none" w:color="000000" w:sz="4" w:space="0"/>
+          <w:left w:val="none" w:color="000000" w:sz="4" w:space="0"/>
           <w:bottom w:val="single" w:color="000000" w:themeColor="accent5" w:themeTint="9A" w:sz="4" w:space="0"/>
-          <w:right w:val="none"/>
+          <w:right w:val="none" w:color="000000" w:sz="4" w:space="0"/>
         </w:tcBorders>
       </w:tcPr>
     </w:tblStylePr>
@@ -28532,12 +28607,12 @@
         <w:tblBorders/>
       </w:tblPr>
       <w:tcPr>
-        <w:shd w:color="ffffff"/>
+        <w:shd w:val="clear" w:color="ffffff"/>
         <w:tcBorders>
-          <w:top w:val="none"/>
+          <w:top w:val="none" w:color="000000" w:sz="4" w:space="0"/>
           <w:left w:val="single" w:color="000000" w:themeColor="accent5" w:themeTint="9A" w:sz="4" w:space="0"/>
-          <w:bottom w:val="none"/>
-          <w:right w:val="none"/>
+          <w:bottom w:val="none" w:color="000000" w:sz="4" w:space="0"/>
+          <w:right w:val="none" w:color="000000" w:sz="4" w:space="0"/>
         </w:tcBorders>
       </w:tcPr>
     </w:tblStylePr>
@@ -28560,9 +28635,9 @@
         <w:shd w:val="clear" w:color="ffffff" w:themeColor="light1" w:fill="ffffff" w:themeFill="light1"/>
         <w:tcBorders>
           <w:top w:val="single" w:color="000000" w:themeColor="accent5" w:themeTint="9A" w:sz="4" w:space="0"/>
-          <w:left w:val="none"/>
-          <w:bottom w:val="none"/>
-          <w:right w:val="none"/>
+          <w:left w:val="none" w:color="000000" w:sz="4" w:space="0"/>
+          <w:bottom w:val="none" w:color="000000" w:sz="4" w:space="0"/>
+          <w:right w:val="none" w:color="000000" w:sz="4" w:space="0"/>
         </w:tcBorders>
       </w:tcPr>
     </w:tblStylePr>
@@ -28637,9 +28712,9 @@
       </w:tcPr>
     </w:tblStylePr>
   </w:style>
-  <w:style w:type="table" w:styleId="115">
+  <w:style w:type="table" w:styleId="817">
     <w:name w:val="List Table 7 Colorful - Accent 6"/>
-    <w:basedOn w:val="661"/>
+    <w:basedOn w:val="898"/>
     <w:uiPriority w:val="99"/>
     <w:pPr>
       <w:pBdr/>
@@ -28738,11 +28813,11 @@
         <w:tblBorders/>
       </w:tblPr>
       <w:tcPr>
-        <w:shd w:color="ffffff"/>
+        <w:shd w:val="clear" w:color="ffffff"/>
         <w:tcBorders>
-          <w:top w:val="none"/>
-          <w:left w:val="none"/>
-          <w:bottom w:val="none"/>
+          <w:top w:val="none" w:color="000000" w:sz="4" w:space="0"/>
+          <w:left w:val="none" w:color="000000" w:sz="4" w:space="0"/>
+          <w:bottom w:val="none" w:color="000000" w:sz="4" w:space="0"/>
           <w:right w:val="single" w:color="000000" w:themeColor="accent6" w:themeTint="98" w:sz="4" w:space="0"/>
         </w:tcBorders>
       </w:tcPr>
@@ -28765,10 +28840,10 @@
       <w:tcPr>
         <w:shd w:val="clear" w:color="ffffff" w:themeColor="light1" w:fill="ffffff" w:themeFill="light1"/>
         <w:tcBorders>
-          <w:top w:val="none"/>
-          <w:left w:val="none"/>
+          <w:top w:val="none" w:color="000000" w:sz="4" w:space="0"/>
+          <w:left w:val="none" w:color="000000" w:sz="4" w:space="0"/>
           <w:bottom w:val="single" w:color="000000" w:themeColor="accent6" w:themeTint="98" w:sz="4" w:space="0"/>
-          <w:right w:val="none"/>
+          <w:right w:val="none" w:color="000000" w:sz="4" w:space="0"/>
         </w:tcBorders>
       </w:tcPr>
     </w:tblStylePr>
@@ -28788,12 +28863,12 @@
         <w:tblBorders/>
       </w:tblPr>
       <w:tcPr>
-        <w:shd w:color="ffffff"/>
+        <w:shd w:val="clear" w:color="ffffff"/>
         <w:tcBorders>
-          <w:top w:val="none"/>
+          <w:top w:val="none" w:color="000000" w:sz="4" w:space="0"/>
           <w:left w:val="single" w:color="000000" w:themeColor="accent6" w:themeTint="98" w:sz="4" w:space="0"/>
-          <w:bottom w:val="none"/>
-          <w:right w:val="none"/>
+          <w:bottom w:val="none" w:color="000000" w:sz="4" w:space="0"/>
+          <w:right w:val="none" w:color="000000" w:sz="4" w:space="0"/>
         </w:tcBorders>
       </w:tcPr>
     </w:tblStylePr>
@@ -28816,9 +28891,9 @@
         <w:shd w:val="clear" w:color="ffffff" w:themeColor="light1" w:fill="ffffff" w:themeFill="light1"/>
         <w:tcBorders>
           <w:top w:val="single" w:color="000000" w:themeColor="accent6" w:themeTint="98" w:sz="4" w:space="0"/>
-          <w:left w:val="none"/>
-          <w:bottom w:val="none"/>
-          <w:right w:val="none"/>
+          <w:left w:val="none" w:color="000000" w:sz="4" w:space="0"/>
+          <w:bottom w:val="none" w:color="000000" w:sz="4" w:space="0"/>
+          <w:right w:val="none" w:color="000000" w:sz="4" w:space="0"/>
         </w:tcBorders>
       </w:tcPr>
     </w:tblStylePr>
@@ -28893,9 +28968,9 @@
       </w:tcPr>
     </w:tblStylePr>
   </w:style>
-  <w:style w:type="table" w:styleId="116">
+  <w:style w:type="table" w:styleId="818">
     <w:name w:val="Lined - Accent"/>
-    <w:basedOn w:val="661"/>
+    <w:basedOn w:val="898"/>
     <w:uiPriority w:val="99"/>
     <w:pPr>
       <w:pBdr/>
@@ -29130,9 +29205,9 @@
       </w:tcPr>
     </w:tblStylePr>
   </w:style>
-  <w:style w:type="table" w:styleId="117">
+  <w:style w:type="table" w:styleId="819">
     <w:name w:val="Lined - Accent 1"/>
-    <w:basedOn w:val="661"/>
+    <w:basedOn w:val="898"/>
     <w:uiPriority w:val="99"/>
     <w:pPr>
       <w:pBdr/>
@@ -29367,9 +29442,9 @@
       </w:tcPr>
     </w:tblStylePr>
   </w:style>
-  <w:style w:type="table" w:styleId="118">
+  <w:style w:type="table" w:styleId="820">
     <w:name w:val="Lined - Accent 2"/>
-    <w:basedOn w:val="661"/>
+    <w:basedOn w:val="898"/>
     <w:uiPriority w:val="99"/>
     <w:pPr>
       <w:pBdr/>
@@ -29604,9 +29679,9 @@
       </w:tcPr>
     </w:tblStylePr>
   </w:style>
-  <w:style w:type="table" w:styleId="119">
+  <w:style w:type="table" w:styleId="821">
     <w:name w:val="Lined - Accent 3"/>
-    <w:basedOn w:val="661"/>
+    <w:basedOn w:val="898"/>
     <w:uiPriority w:val="99"/>
     <w:pPr>
       <w:pBdr/>
@@ -29841,9 +29916,9 @@
       </w:tcPr>
     </w:tblStylePr>
   </w:style>
-  <w:style w:type="table" w:styleId="120">
+  <w:style w:type="table" w:styleId="822">
     <w:name w:val="Lined - Accent 4"/>
-    <w:basedOn w:val="661"/>
+    <w:basedOn w:val="898"/>
     <w:uiPriority w:val="99"/>
     <w:pPr>
       <w:pBdr/>
@@ -30078,9 +30153,9 @@
       </w:tcPr>
     </w:tblStylePr>
   </w:style>
-  <w:style w:type="table" w:styleId="121">
+  <w:style w:type="table" w:styleId="823">
     <w:name w:val="Lined - Accent 5"/>
-    <w:basedOn w:val="661"/>
+    <w:basedOn w:val="898"/>
     <w:uiPriority w:val="99"/>
     <w:pPr>
       <w:pBdr/>
@@ -30315,9 +30390,9 @@
       </w:tcPr>
     </w:tblStylePr>
   </w:style>
-  <w:style w:type="table" w:styleId="122">
+  <w:style w:type="table" w:styleId="824">
     <w:name w:val="Lined - Accent 6"/>
-    <w:basedOn w:val="661"/>
+    <w:basedOn w:val="898"/>
     <w:uiPriority w:val="99"/>
     <w:pPr>
       <w:pBdr/>
@@ -30552,9 +30627,9 @@
       </w:tcPr>
     </w:tblStylePr>
   </w:style>
-  <w:style w:type="table" w:styleId="123">
+  <w:style w:type="table" w:styleId="825">
     <w:name w:val="Bordered &amp; Lined - Accent"/>
-    <w:basedOn w:val="661"/>
+    <w:basedOn w:val="898"/>
     <w:uiPriority w:val="99"/>
     <w:pPr>
       <w:pBdr/>
@@ -30796,9 +30871,9 @@
       </w:tcPr>
     </w:tblStylePr>
   </w:style>
-  <w:style w:type="table" w:styleId="124">
+  <w:style w:type="table" w:styleId="826">
     <w:name w:val="Bordered &amp; Lined - Accent 1"/>
-    <w:basedOn w:val="661"/>
+    <w:basedOn w:val="898"/>
     <w:uiPriority w:val="99"/>
     <w:pPr>
       <w:pBdr/>
@@ -31040,9 +31115,9 @@
       </w:tcPr>
     </w:tblStylePr>
   </w:style>
-  <w:style w:type="table" w:styleId="125">
+  <w:style w:type="table" w:styleId="827">
     <w:name w:val="Bordered &amp; Lined - Accent 2"/>
-    <w:basedOn w:val="661"/>
+    <w:basedOn w:val="898"/>
     <w:uiPriority w:val="99"/>
     <w:pPr>
       <w:pBdr/>
@@ -31284,9 +31359,9 @@
       </w:tcPr>
     </w:tblStylePr>
   </w:style>
-  <w:style w:type="table" w:styleId="126">
+  <w:style w:type="table" w:styleId="828">
     <w:name w:val="Bordered &amp; Lined - Accent 3"/>
-    <w:basedOn w:val="661"/>
+    <w:basedOn w:val="898"/>
     <w:uiPriority w:val="99"/>
     <w:pPr>
       <w:pBdr/>
@@ -31528,9 +31603,9 @@
       </w:tcPr>
     </w:tblStylePr>
   </w:style>
-  <w:style w:type="table" w:styleId="127">
+  <w:style w:type="table" w:styleId="829">
     <w:name w:val="Bordered &amp; Lined - Accent 4"/>
-    <w:basedOn w:val="661"/>
+    <w:basedOn w:val="898"/>
     <w:uiPriority w:val="99"/>
     <w:pPr>
       <w:pBdr/>
@@ -31772,9 +31847,9 @@
       </w:tcPr>
     </w:tblStylePr>
   </w:style>
-  <w:style w:type="table" w:styleId="128">
+  <w:style w:type="table" w:styleId="830">
     <w:name w:val="Bordered &amp; Lined - Accent 5"/>
-    <w:basedOn w:val="661"/>
+    <w:basedOn w:val="898"/>
     <w:uiPriority w:val="99"/>
     <w:pPr>
       <w:pBdr/>
@@ -32016,9 +32091,9 @@
       </w:tcPr>
     </w:tblStylePr>
   </w:style>
-  <w:style w:type="table" w:styleId="129">
+  <w:style w:type="table" w:styleId="831">
     <w:name w:val="Bordered &amp; Lined - Accent 6"/>
-    <w:basedOn w:val="661"/>
+    <w:basedOn w:val="898"/>
     <w:uiPriority w:val="99"/>
     <w:pPr>
       <w:pBdr/>
@@ -32260,9 +32335,9 @@
       </w:tcPr>
     </w:tblStylePr>
   </w:style>
-  <w:style w:type="table" w:styleId="130">
+  <w:style w:type="table" w:styleId="832">
     <w:name w:val="Bordered"/>
-    <w:basedOn w:val="661"/>
+    <w:basedOn w:val="898"/>
     <w:uiPriority w:val="99"/>
     <w:pPr>
       <w:pBdr/>
@@ -32491,9 +32566,9 @@
       </w:tcPr>
     </w:tblStylePr>
   </w:style>
-  <w:style w:type="table" w:styleId="131">
+  <w:style w:type="table" w:styleId="833">
     <w:name w:val="Bordered - Accent 1"/>
-    <w:basedOn w:val="661"/>
+    <w:basedOn w:val="898"/>
     <w:uiPriority w:val="99"/>
     <w:pPr>
       <w:pBdr/>
@@ -32722,9 +32797,9 @@
       </w:tcPr>
     </w:tblStylePr>
   </w:style>
-  <w:style w:type="table" w:styleId="132">
+  <w:style w:type="table" w:styleId="834">
     <w:name w:val="Bordered - Accent 2"/>
-    <w:basedOn w:val="661"/>
+    <w:basedOn w:val="898"/>
     <w:uiPriority w:val="99"/>
     <w:pPr>
       <w:pBdr/>
@@ -32953,9 +33028,9 @@
       </w:tcPr>
     </w:tblStylePr>
   </w:style>
-  <w:style w:type="table" w:styleId="133">
+  <w:style w:type="table" w:styleId="835">
     <w:name w:val="Bordered - Accent 3"/>
-    <w:basedOn w:val="661"/>
+    <w:basedOn w:val="898"/>
     <w:uiPriority w:val="99"/>
     <w:pPr>
       <w:pBdr/>
@@ -33184,9 +33259,9 @@
       </w:tcPr>
     </w:tblStylePr>
   </w:style>
-  <w:style w:type="table" w:styleId="134">
+  <w:style w:type="table" w:styleId="836">
     <w:name w:val="Bordered - Accent 4"/>
-    <w:basedOn w:val="661"/>
+    <w:basedOn w:val="898"/>
     <w:uiPriority w:val="99"/>
     <w:pPr>
       <w:pBdr/>
@@ -33415,9 +33490,9 @@
       </w:tcPr>
     </w:tblStylePr>
   </w:style>
-  <w:style w:type="table" w:styleId="135">
+  <w:style w:type="table" w:styleId="837">
     <w:name w:val="Bordered - Accent 5"/>
-    <w:basedOn w:val="661"/>
+    <w:basedOn w:val="898"/>
     <w:uiPriority w:val="99"/>
     <w:pPr>
       <w:pBdr/>
@@ -33646,9 +33721,9 @@
       </w:tcPr>
     </w:tblStylePr>
   </w:style>
-  <w:style w:type="table" w:styleId="136">
+  <w:style w:type="table" w:styleId="838">
     <w:name w:val="Bordered - Accent 6"/>
-    <w:basedOn w:val="661"/>
+    <w:basedOn w:val="898"/>
     <w:uiPriority w:val="99"/>
     <w:pPr>
       <w:pBdr/>
@@ -33877,11 +33952,11 @@
       </w:tcPr>
     </w:tblStylePr>
   </w:style>
-  <w:style w:type="paragraph" w:styleId="138">
+  <w:style w:type="paragraph" w:styleId="839">
     <w:name w:val="Heading 1"/>
-    <w:basedOn w:val="660"/>
-    <w:next w:val="660"/>
-    <w:link w:val="149"/>
+    <w:basedOn w:val="897"/>
+    <w:next w:val="897"/>
+    <w:link w:val="849"/>
     <w:uiPriority w:val="9"/>
     <w:qFormat/>
     <w:pPr>
@@ -33905,11 +33980,11 @@
       <w:szCs w:val="32"/>
     </w:rPr>
   </w:style>
-  <w:style w:type="paragraph" w:styleId="139">
+  <w:style w:type="paragraph" w:styleId="840">
     <w:name w:val="Heading 2"/>
-    <w:basedOn w:val="660"/>
-    <w:next w:val="660"/>
-    <w:link w:val="150"/>
+    <w:basedOn w:val="897"/>
+    <w:next w:val="897"/>
+    <w:link w:val="850"/>
     <w:uiPriority w:val="9"/>
     <w:unhideWhenUsed/>
     <w:qFormat/>
@@ -33934,11 +34009,11 @@
       <w:szCs w:val="26"/>
     </w:rPr>
   </w:style>
-  <w:style w:type="paragraph" w:styleId="140">
+  <w:style w:type="paragraph" w:styleId="841">
     <w:name w:val="Heading 3"/>
-    <w:basedOn w:val="660"/>
-    <w:next w:val="660"/>
-    <w:link w:val="151"/>
+    <w:basedOn w:val="897"/>
+    <w:next w:val="897"/>
+    <w:link w:val="851"/>
     <w:uiPriority w:val="9"/>
     <w:unhideWhenUsed/>
     <w:qFormat/>
@@ -33961,11 +34036,11 @@
       <w:szCs w:val="28"/>
     </w:rPr>
   </w:style>
-  <w:style w:type="paragraph" w:styleId="141">
+  <w:style w:type="paragraph" w:styleId="842">
     <w:name w:val="Heading 4"/>
-    <w:basedOn w:val="660"/>
-    <w:next w:val="660"/>
-    <w:link w:val="152"/>
+    <w:basedOn w:val="897"/>
+    <w:next w:val="897"/>
+    <w:link w:val="852"/>
     <w:uiPriority w:val="9"/>
     <w:unhideWhenUsed/>
     <w:qFormat/>
@@ -33988,11 +34063,11 @@
       <w:color w:val="0f4761" w:themeColor="accent1" w:themeShade="BF"/>
     </w:rPr>
   </w:style>
-  <w:style w:type="paragraph" w:styleId="142">
+  <w:style w:type="paragraph" w:styleId="843">
     <w:name w:val="Heading 5"/>
-    <w:basedOn w:val="660"/>
-    <w:next w:val="660"/>
-    <w:link w:val="153"/>
+    <w:basedOn w:val="897"/>
+    <w:next w:val="897"/>
+    <w:link w:val="853"/>
     <w:uiPriority w:val="9"/>
     <w:unhideWhenUsed/>
     <w:qFormat/>
@@ -34013,11 +34088,11 @@
       <w:color w:val="0f4761" w:themeColor="accent1" w:themeShade="BF"/>
     </w:rPr>
   </w:style>
-  <w:style w:type="paragraph" w:styleId="143">
+  <w:style w:type="paragraph" w:styleId="844">
     <w:name w:val="Heading 6"/>
-    <w:basedOn w:val="660"/>
-    <w:next w:val="660"/>
-    <w:link w:val="154"/>
+    <w:basedOn w:val="897"/>
+    <w:next w:val="897"/>
+    <w:link w:val="854"/>
     <w:uiPriority w:val="9"/>
     <w:unhideWhenUsed/>
     <w:qFormat/>
@@ -34040,11 +34115,11 @@
       <w:color w:val="595959" w:themeColor="text1" w:themeTint="A6"/>
     </w:rPr>
   </w:style>
-  <w:style w:type="paragraph" w:styleId="144">
+  <w:style w:type="paragraph" w:styleId="845">
     <w:name w:val="Heading 7"/>
-    <w:basedOn w:val="660"/>
-    <w:next w:val="660"/>
-    <w:link w:val="155"/>
+    <w:basedOn w:val="897"/>
+    <w:next w:val="897"/>
+    <w:link w:val="855"/>
     <w:uiPriority w:val="9"/>
     <w:unhideWhenUsed/>
     <w:qFormat/>
@@ -34065,11 +34140,11 @@
       <w:color w:val="595959" w:themeColor="text1" w:themeTint="A6"/>
     </w:rPr>
   </w:style>
-  <w:style w:type="paragraph" w:styleId="145">
+  <w:style w:type="paragraph" w:styleId="846">
     <w:name w:val="Heading 8"/>
-    <w:basedOn w:val="660"/>
-    <w:next w:val="660"/>
-    <w:link w:val="156"/>
+    <w:basedOn w:val="897"/>
+    <w:next w:val="897"/>
+    <w:link w:val="856"/>
     <w:uiPriority w:val="9"/>
     <w:unhideWhenUsed/>
     <w:qFormat/>
@@ -34092,11 +34167,11 @@
       <w:color w:val="272727" w:themeColor="text1" w:themeTint="D8"/>
     </w:rPr>
   </w:style>
-  <w:style w:type="paragraph" w:styleId="146">
+  <w:style w:type="paragraph" w:styleId="847">
     <w:name w:val="Heading 9"/>
-    <w:basedOn w:val="660"/>
-    <w:next w:val="660"/>
-    <w:link w:val="157"/>
+    <w:basedOn w:val="897"/>
+    <w:next w:val="897"/>
+    <w:link w:val="857"/>
     <w:uiPriority w:val="9"/>
     <w:unhideWhenUsed/>
     <w:qFormat/>
@@ -34119,7 +34194,7 @@
       <w:color w:val="272727" w:themeColor="text1" w:themeTint="D8"/>
     </w:rPr>
   </w:style>
-  <w:style w:type="character" w:styleId="147" w:default="1">
+  <w:style w:type="character" w:styleId="848" w:default="1">
     <w:name w:val="Default Paragraph Font"/>
     <w:uiPriority w:val="1"/>
     <w:semiHidden/>
@@ -34130,9 +34205,9 @@
       <w:ind/>
     </w:pPr>
   </w:style>
-  <w:style w:type="character" w:styleId="149">
+  <w:style w:type="character" w:styleId="849">
     <w:name w:val="Heading 1 Char"/>
-    <w:link w:val="138"/>
+    <w:link w:val="839"/>
     <w:uiPriority w:val="9"/>
     <w:pPr>
       <w:pBdr/>
@@ -34147,9 +34222,9 @@
       <w:szCs w:val="32"/>
     </w:rPr>
   </w:style>
-  <w:style w:type="character" w:styleId="150">
+  <w:style w:type="character" w:styleId="850">
     <w:name w:val="Heading 2 Char"/>
-    <w:link w:val="139"/>
+    <w:link w:val="840"/>
     <w:uiPriority w:val="9"/>
     <w:pPr>
       <w:pBdr/>
@@ -34164,10 +34239,10 @@
       <w:szCs w:val="26"/>
     </w:rPr>
   </w:style>
-  <w:style w:type="character" w:styleId="151">
+  <w:style w:type="character" w:styleId="851">
     <w:name w:val="Heading 3 Char"/>
-    <w:basedOn w:val="147"/>
-    <w:link w:val="140"/>
+    <w:basedOn w:val="848"/>
+    <w:link w:val="841"/>
     <w:uiPriority w:val="9"/>
     <w:pPr>
       <w:pBdr/>
@@ -34181,10 +34256,10 @@
       <w:szCs w:val="28"/>
     </w:rPr>
   </w:style>
-  <w:style w:type="character" w:styleId="152">
+  <w:style w:type="character" w:styleId="852">
     <w:name w:val="Heading 4 Char"/>
-    <w:basedOn w:val="147"/>
-    <w:link w:val="141"/>
+    <w:basedOn w:val="848"/>
+    <w:link w:val="842"/>
     <w:uiPriority w:val="9"/>
     <w:pPr>
       <w:pBdr/>
@@ -34198,10 +34273,10 @@
       <w:color w:val="0f4761" w:themeColor="accent1" w:themeShade="BF"/>
     </w:rPr>
   </w:style>
-  <w:style w:type="character" w:styleId="153">
+  <w:style w:type="character" w:styleId="853">
     <w:name w:val="Heading 5 Char"/>
-    <w:basedOn w:val="147"/>
-    <w:link w:val="142"/>
+    <w:basedOn w:val="848"/>
+    <w:link w:val="843"/>
     <w:uiPriority w:val="9"/>
     <w:pPr>
       <w:pBdr/>
@@ -34213,10 +34288,10 @@
       <w:color w:val="0f4761" w:themeColor="accent1" w:themeShade="BF"/>
     </w:rPr>
   </w:style>
-  <w:style w:type="character" w:styleId="154">
+  <w:style w:type="character" w:styleId="854">
     <w:name w:val="Heading 6 Char"/>
-    <w:basedOn w:val="147"/>
-    <w:link w:val="143"/>
+    <w:basedOn w:val="848"/>
+    <w:link w:val="844"/>
     <w:uiPriority w:val="9"/>
     <w:pPr>
       <w:pBdr/>
@@ -34230,10 +34305,10 @@
       <w:color w:val="595959" w:themeColor="text1" w:themeTint="A6"/>
     </w:rPr>
   </w:style>
-  <w:style w:type="character" w:styleId="155">
+  <w:style w:type="character" w:styleId="855">
     <w:name w:val="Heading 7 Char"/>
-    <w:basedOn w:val="147"/>
-    <w:link w:val="144"/>
+    <w:basedOn w:val="848"/>
+    <w:link w:val="845"/>
     <w:uiPriority w:val="9"/>
     <w:pPr>
       <w:pBdr/>
@@ -34245,10 +34320,10 @@
       <w:color w:val="595959" w:themeColor="text1" w:themeTint="A6"/>
     </w:rPr>
   </w:style>
-  <w:style w:type="character" w:styleId="156">
+  <w:style w:type="character" w:styleId="856">
     <w:name w:val="Heading 8 Char"/>
-    <w:basedOn w:val="147"/>
-    <w:link w:val="145"/>
+    <w:basedOn w:val="848"/>
+    <w:link w:val="846"/>
     <w:uiPriority w:val="9"/>
     <w:pPr>
       <w:pBdr/>
@@ -34262,10 +34337,10 @@
       <w:color w:val="272727" w:themeColor="text1" w:themeTint="D8"/>
     </w:rPr>
   </w:style>
-  <w:style w:type="character" w:styleId="157">
+  <w:style w:type="character" w:styleId="857">
     <w:name w:val="Heading 9 Char"/>
-    <w:basedOn w:val="147"/>
-    <w:link w:val="146"/>
+    <w:basedOn w:val="848"/>
+    <w:link w:val="847"/>
     <w:uiPriority w:val="9"/>
     <w:pPr>
       <w:pBdr/>
@@ -34279,11 +34354,11 @@
       <w:color w:val="272727" w:themeColor="text1" w:themeTint="D8"/>
     </w:rPr>
   </w:style>
-  <w:style w:type="paragraph" w:styleId="158">
+  <w:style w:type="paragraph" w:styleId="858">
     <w:name w:val="Title"/>
-    <w:basedOn w:val="660"/>
-    <w:next w:val="660"/>
-    <w:link w:val="159"/>
+    <w:basedOn w:val="897"/>
+    <w:next w:val="897"/>
+    <w:link w:val="859"/>
     <w:uiPriority w:val="10"/>
     <w:qFormat/>
     <w:pPr>
@@ -34299,10 +34374,10 @@
       <w:szCs w:val="56"/>
     </w:rPr>
   </w:style>
-  <w:style w:type="character" w:styleId="159">
+  <w:style w:type="character" w:styleId="859">
     <w:name w:val="Title Char"/>
-    <w:basedOn w:val="147"/>
-    <w:link w:val="158"/>
+    <w:basedOn w:val="848"/>
+    <w:link w:val="858"/>
     <w:uiPriority w:val="10"/>
     <w:pPr>
       <w:pBdr/>
@@ -34316,11 +34391,11 @@
       <w:szCs w:val="56"/>
     </w:rPr>
   </w:style>
-  <w:style w:type="paragraph" w:styleId="160">
+  <w:style w:type="paragraph" w:styleId="860">
     <w:name w:val="Subtitle"/>
-    <w:basedOn w:val="660"/>
-    <w:next w:val="660"/>
-    <w:link w:val="161"/>
+    <w:basedOn w:val="897"/>
+    <w:next w:val="897"/>
+    <w:link w:val="861"/>
     <w:uiPriority w:val="11"/>
     <w:qFormat/>
     <w:pPr>
@@ -34338,10 +34413,10 @@
       <w:szCs w:val="28"/>
     </w:rPr>
   </w:style>
-  <w:style w:type="character" w:styleId="161">
+  <w:style w:type="character" w:styleId="861">
     <w:name w:val="Subtitle Char"/>
-    <w:basedOn w:val="147"/>
-    <w:link w:val="160"/>
+    <w:basedOn w:val="848"/>
+    <w:link w:val="860"/>
     <w:uiPriority w:val="11"/>
     <w:pPr>
       <w:pBdr/>
@@ -34355,11 +34430,11 @@
       <w:szCs w:val="28"/>
     </w:rPr>
   </w:style>
-  <w:style w:type="paragraph" w:styleId="162">
+  <w:style w:type="paragraph" w:styleId="862">
     <w:name w:val="Quote"/>
-    <w:basedOn w:val="660"/>
-    <w:next w:val="660"/>
-    <w:link w:val="163"/>
+    <w:basedOn w:val="897"/>
+    <w:next w:val="897"/>
+    <w:link w:val="863"/>
     <w:uiPriority w:val="29"/>
     <w:qFormat/>
     <w:pPr>
@@ -34374,10 +34449,10 @@
       <w:color w:val="404040" w:themeColor="text1" w:themeTint="BF"/>
     </w:rPr>
   </w:style>
-  <w:style w:type="character" w:styleId="163">
+  <w:style w:type="character" w:styleId="863">
     <w:name w:val="Quote Char"/>
-    <w:basedOn w:val="147"/>
-    <w:link w:val="162"/>
+    <w:basedOn w:val="848"/>
+    <w:link w:val="862"/>
     <w:uiPriority w:val="29"/>
     <w:pPr>
       <w:pBdr/>
@@ -34390,9 +34465,9 @@
       <w:color w:val="404040" w:themeColor="text1" w:themeTint="BF"/>
     </w:rPr>
   </w:style>
-  <w:style w:type="character" w:styleId="165">
+  <w:style w:type="character" w:styleId="864">
     <w:name w:val="Intense Emphasis"/>
-    <w:basedOn w:val="147"/>
+    <w:basedOn w:val="848"/>
     <w:uiPriority w:val="21"/>
     <w:qFormat/>
     <w:pPr>
@@ -34406,11 +34481,11 @@
       <w:color w:val="0f4761" w:themeColor="accent1" w:themeShade="BF"/>
     </w:rPr>
   </w:style>
-  <w:style w:type="paragraph" w:styleId="166">
+  <w:style w:type="paragraph" w:styleId="865">
     <w:name w:val="Intense Quote"/>
-    <w:basedOn w:val="660"/>
-    <w:next w:val="660"/>
-    <w:link w:val="167"/>
+    <w:basedOn w:val="897"/>
+    <w:next w:val="897"/>
+    <w:link w:val="866"/>
     <w:uiPriority w:val="30"/>
     <w:qFormat/>
     <w:pPr>
@@ -34428,10 +34503,10 @@
       <w:color w:val="0f4761" w:themeColor="accent1" w:themeShade="BF"/>
     </w:rPr>
   </w:style>
-  <w:style w:type="character" w:styleId="167">
+  <w:style w:type="character" w:styleId="866">
     <w:name w:val="Intense Quote Char"/>
-    <w:basedOn w:val="147"/>
-    <w:link w:val="166"/>
+    <w:basedOn w:val="848"/>
+    <w:link w:val="865"/>
     <w:uiPriority w:val="30"/>
     <w:pPr>
       <w:pBdr/>
@@ -34444,9 +34519,9 @@
       <w:color w:val="0f4761" w:themeColor="accent1" w:themeShade="BF"/>
     </w:rPr>
   </w:style>
-  <w:style w:type="character" w:styleId="168">
+  <w:style w:type="character" w:styleId="867">
     <w:name w:val="Intense Reference"/>
-    <w:basedOn w:val="147"/>
+    <w:basedOn w:val="848"/>
     <w:uiPriority w:val="32"/>
     <w:qFormat/>
     <w:pPr>
@@ -34462,9 +34537,9 @@
       <w:spacing w:val="5"/>
     </w:rPr>
   </w:style>
-  <w:style w:type="character" w:styleId="170">
+  <w:style w:type="character" w:styleId="868">
     <w:name w:val="Subtle Emphasis"/>
-    <w:basedOn w:val="147"/>
+    <w:basedOn w:val="848"/>
     <w:uiPriority w:val="19"/>
     <w:qFormat/>
     <w:pPr>
@@ -34478,9 +34553,9 @@
       <w:color w:val="404040" w:themeColor="text1" w:themeTint="BF"/>
     </w:rPr>
   </w:style>
-  <w:style w:type="character" w:styleId="171">
+  <w:style w:type="character" w:styleId="869">
     <w:name w:val="Emphasis"/>
-    <w:basedOn w:val="147"/>
+    <w:basedOn w:val="848"/>
     <w:uiPriority w:val="20"/>
     <w:qFormat/>
     <w:pPr>
@@ -34493,9 +34568,9 @@
       <w:iCs/>
     </w:rPr>
   </w:style>
-  <w:style w:type="character" w:styleId="172">
+  <w:style w:type="character" w:styleId="870">
     <w:name w:val="Strong"/>
-    <w:basedOn w:val="147"/>
+    <w:basedOn w:val="848"/>
     <w:uiPriority w:val="22"/>
     <w:qFormat/>
     <w:pPr>
@@ -34508,9 +34583,9 @@
       <w:bCs/>
     </w:rPr>
   </w:style>
-  <w:style w:type="character" w:styleId="173">
+  <w:style w:type="character" w:styleId="871">
     <w:name w:val="Subtle Reference"/>
-    <w:basedOn w:val="147"/>
+    <w:basedOn w:val="848"/>
     <w:uiPriority w:val="31"/>
     <w:qFormat/>
     <w:pPr>
@@ -34523,9 +34598,9 @@
       <w:color w:val="5a5a5a" w:themeColor="text1" w:themeTint="A5"/>
     </w:rPr>
   </w:style>
-  <w:style w:type="character" w:styleId="174">
+  <w:style w:type="character" w:styleId="872">
     <w:name w:val="Book Title"/>
-    <w:basedOn w:val="147"/>
+    <w:basedOn w:val="848"/>
     <w:uiPriority w:val="33"/>
     <w:qFormat/>
     <w:pPr>
@@ -34541,10 +34616,10 @@
       <w:spacing w:val="5"/>
     </w:rPr>
   </w:style>
-  <w:style w:type="paragraph" w:styleId="175">
+  <w:style w:type="paragraph" w:styleId="873">
     <w:name w:val="Header"/>
-    <w:basedOn w:val="660"/>
-    <w:link w:val="176"/>
+    <w:basedOn w:val="897"/>
+    <w:link w:val="874"/>
     <w:uiPriority w:val="99"/>
     <w:unhideWhenUsed/>
     <w:pPr>
@@ -34557,10 +34632,10 @@
       <w:ind/>
     </w:pPr>
   </w:style>
-  <w:style w:type="character" w:styleId="176">
+  <w:style w:type="character" w:styleId="874">
     <w:name w:val="Header Char"/>
-    <w:basedOn w:val="147"/>
-    <w:link w:val="175"/>
+    <w:basedOn w:val="848"/>
+    <w:link w:val="873"/>
     <w:uiPriority w:val="99"/>
     <w:pPr>
       <w:pBdr/>
@@ -34568,10 +34643,10 @@
       <w:ind/>
     </w:pPr>
   </w:style>
-  <w:style w:type="paragraph" w:styleId="177">
+  <w:style w:type="paragraph" w:styleId="875">
     <w:name w:val="Footer"/>
-    <w:basedOn w:val="660"/>
-    <w:link w:val="178"/>
+    <w:basedOn w:val="897"/>
+    <w:link w:val="876"/>
     <w:uiPriority w:val="99"/>
     <w:unhideWhenUsed/>
     <w:pPr>
@@ -34584,10 +34659,10 @@
       <w:ind/>
     </w:pPr>
   </w:style>
-  <w:style w:type="character" w:styleId="178">
+  <w:style w:type="character" w:styleId="876">
     <w:name w:val="Footer Char"/>
-    <w:basedOn w:val="147"/>
-    <w:link w:val="177"/>
+    <w:basedOn w:val="848"/>
+    <w:link w:val="875"/>
     <w:uiPriority w:val="99"/>
     <w:pPr>
       <w:pBdr/>
@@ -34595,10 +34670,10 @@
       <w:ind/>
     </w:pPr>
   </w:style>
-  <w:style w:type="paragraph" w:styleId="179">
+  <w:style w:type="paragraph" w:styleId="877">
     <w:name w:val="Caption"/>
-    <w:basedOn w:val="660"/>
-    <w:next w:val="660"/>
+    <w:basedOn w:val="897"/>
+    <w:next w:val="897"/>
     <w:uiPriority w:val="35"/>
     <w:unhideWhenUsed/>
     <w:qFormat/>
@@ -34615,10 +34690,10 @@
       <w:szCs w:val="18"/>
     </w:rPr>
   </w:style>
-  <w:style w:type="paragraph" w:styleId="180">
+  <w:style w:type="paragraph" w:styleId="878">
     <w:name w:val="footnote text"/>
-    <w:basedOn w:val="660"/>
-    <w:link w:val="181"/>
+    <w:basedOn w:val="897"/>
+    <w:link w:val="879"/>
     <w:uiPriority w:val="99"/>
     <w:semiHidden/>
     <w:unhideWhenUsed/>
@@ -34632,10 +34707,10 @@
       <w:szCs w:val="20"/>
     </w:rPr>
   </w:style>
-  <w:style w:type="character" w:styleId="181">
+  <w:style w:type="character" w:styleId="879">
     <w:name w:val="Footnote Text Char"/>
-    <w:basedOn w:val="147"/>
-    <w:link w:val="180"/>
+    <w:basedOn w:val="848"/>
+    <w:link w:val="878"/>
     <w:uiPriority w:val="99"/>
     <w:semiHidden/>
     <w:pPr>
@@ -34648,9 +34723,9 @@
       <w:szCs w:val="20"/>
     </w:rPr>
   </w:style>
-  <w:style w:type="character" w:styleId="182">
+  <w:style w:type="character" w:styleId="880">
     <w:name w:val="footnote reference"/>
-    <w:basedOn w:val="147"/>
+    <w:basedOn w:val="848"/>
     <w:uiPriority w:val="99"/>
     <w:semiHidden/>
     <w:unhideWhenUsed/>
@@ -34663,10 +34738,10 @@
       <w:vertAlign w:val="superscript"/>
     </w:rPr>
   </w:style>
-  <w:style w:type="paragraph" w:styleId="183">
+  <w:style w:type="paragraph" w:styleId="881">
     <w:name w:val="endnote text"/>
-    <w:basedOn w:val="660"/>
-    <w:link w:val="184"/>
+    <w:basedOn w:val="897"/>
+    <w:link w:val="882"/>
     <w:uiPriority w:val="99"/>
     <w:semiHidden/>
     <w:unhideWhenUsed/>
@@ -34680,10 +34755,10 @@
       <w:szCs w:val="20"/>
     </w:rPr>
   </w:style>
-  <w:style w:type="character" w:styleId="184">
+  <w:style w:type="character" w:styleId="882">
     <w:name w:val="Endnote Text Char"/>
-    <w:basedOn w:val="147"/>
-    <w:link w:val="183"/>
+    <w:basedOn w:val="848"/>
+    <w:link w:val="881"/>
     <w:uiPriority w:val="99"/>
     <w:semiHidden/>
     <w:pPr>
@@ -34696,9 +34771,9 @@
       <w:szCs w:val="20"/>
     </w:rPr>
   </w:style>
-  <w:style w:type="character" w:styleId="185">
+  <w:style w:type="character" w:styleId="883">
     <w:name w:val="endnote reference"/>
-    <w:basedOn w:val="147"/>
+    <w:basedOn w:val="848"/>
     <w:uiPriority w:val="99"/>
     <w:semiHidden/>
     <w:unhideWhenUsed/>
@@ -34711,9 +34786,9 @@
       <w:vertAlign w:val="superscript"/>
     </w:rPr>
   </w:style>
-  <w:style w:type="character" w:styleId="186">
+  <w:style w:type="character" w:styleId="884">
     <w:name w:val="Hyperlink"/>
-    <w:basedOn w:val="147"/>
+    <w:basedOn w:val="848"/>
     <w:uiPriority w:val="99"/>
     <w:unhideWhenUsed/>
     <w:pPr>
@@ -34726,9 +34801,9 @@
       <w:u w:val="single"/>
     </w:rPr>
   </w:style>
-  <w:style w:type="character" w:styleId="187">
+  <w:style w:type="character" w:styleId="885">
     <w:name w:val="FollowedHyperlink"/>
-    <w:basedOn w:val="147"/>
+    <w:basedOn w:val="848"/>
     <w:uiPriority w:val="99"/>
     <w:semiHidden/>
     <w:unhideWhenUsed/>
@@ -34742,10 +34817,10 @@
       <w:u w:val="single"/>
     </w:rPr>
   </w:style>
-  <w:style w:type="paragraph" w:styleId="188">
+  <w:style w:type="paragraph" w:styleId="886">
     <w:name w:val="toc 1"/>
-    <w:basedOn w:val="660"/>
-    <w:next w:val="660"/>
+    <w:basedOn w:val="897"/>
+    <w:next w:val="897"/>
     <w:uiPriority w:val="39"/>
     <w:unhideWhenUsed/>
     <w:pPr>
@@ -34754,10 +34829,10 @@
       <w:ind/>
     </w:pPr>
   </w:style>
-  <w:style w:type="paragraph" w:styleId="189">
+  <w:style w:type="paragraph" w:styleId="887">
     <w:name w:val="toc 2"/>
-    <w:basedOn w:val="660"/>
-    <w:next w:val="660"/>
+    <w:basedOn w:val="897"/>
+    <w:next w:val="897"/>
     <w:uiPriority w:val="39"/>
     <w:unhideWhenUsed/>
     <w:pPr>
@@ -34766,10 +34841,10 @@
       <w:ind w:left="220"/>
     </w:pPr>
   </w:style>
-  <w:style w:type="paragraph" w:styleId="190">
+  <w:style w:type="paragraph" w:styleId="888">
     <w:name w:val="toc 3"/>
-    <w:basedOn w:val="660"/>
-    <w:next w:val="660"/>
+    <w:basedOn w:val="897"/>
+    <w:next w:val="897"/>
     <w:uiPriority w:val="39"/>
     <w:unhideWhenUsed/>
     <w:pPr>
@@ -34778,10 +34853,10 @@
       <w:ind w:left="440"/>
     </w:pPr>
   </w:style>
-  <w:style w:type="paragraph" w:styleId="191">
+  <w:style w:type="paragraph" w:styleId="889">
     <w:name w:val="toc 4"/>
-    <w:basedOn w:val="660"/>
-    <w:next w:val="660"/>
+    <w:basedOn w:val="897"/>
+    <w:next w:val="897"/>
     <w:uiPriority w:val="39"/>
     <w:unhideWhenUsed/>
     <w:pPr>
@@ -34790,10 +34865,10 @@
       <w:ind w:left="660"/>
     </w:pPr>
   </w:style>
-  <w:style w:type="paragraph" w:styleId="192">
+  <w:style w:type="paragraph" w:styleId="890">
     <w:name w:val="toc 5"/>
-    <w:basedOn w:val="660"/>
-    <w:next w:val="660"/>
+    <w:basedOn w:val="897"/>
+    <w:next w:val="897"/>
     <w:uiPriority w:val="39"/>
     <w:unhideWhenUsed/>
     <w:pPr>
@@ -34802,10 +34877,10 @@
       <w:ind w:left="880"/>
     </w:pPr>
   </w:style>
-  <w:style w:type="paragraph" w:styleId="193">
+  <w:style w:type="paragraph" w:styleId="891">
     <w:name w:val="toc 6"/>
-    <w:basedOn w:val="660"/>
-    <w:next w:val="660"/>
+    <w:basedOn w:val="897"/>
+    <w:next w:val="897"/>
     <w:uiPriority w:val="39"/>
     <w:unhideWhenUsed/>
     <w:pPr>
@@ -34814,10 +34889,10 @@
       <w:ind w:left="1100"/>
     </w:pPr>
   </w:style>
-  <w:style w:type="paragraph" w:styleId="194">
+  <w:style w:type="paragraph" w:styleId="892">
     <w:name w:val="toc 7"/>
-    <w:basedOn w:val="660"/>
-    <w:next w:val="660"/>
+    <w:basedOn w:val="897"/>
+    <w:next w:val="897"/>
     <w:uiPriority w:val="39"/>
     <w:unhideWhenUsed/>
     <w:pPr>
@@ -34826,10 +34901,10 @@
       <w:ind w:left="1320"/>
     </w:pPr>
   </w:style>
-  <w:style w:type="paragraph" w:styleId="195">
+  <w:style w:type="paragraph" w:styleId="893">
     <w:name w:val="toc 8"/>
-    <w:basedOn w:val="660"/>
-    <w:next w:val="660"/>
+    <w:basedOn w:val="897"/>
+    <w:next w:val="897"/>
     <w:uiPriority w:val="39"/>
     <w:unhideWhenUsed/>
     <w:pPr>
@@ -34838,10 +34913,10 @@
       <w:ind w:left="1540"/>
     </w:pPr>
   </w:style>
-  <w:style w:type="paragraph" w:styleId="196">
+  <w:style w:type="paragraph" w:styleId="894">
     <w:name w:val="toc 9"/>
-    <w:basedOn w:val="660"/>
-    <w:next w:val="660"/>
+    <w:basedOn w:val="897"/>
+    <w:next w:val="897"/>
     <w:uiPriority w:val="39"/>
     <w:unhideWhenUsed/>
     <w:pPr>
@@ -34850,7 +34925,7 @@
       <w:ind w:left="1760"/>
     </w:pPr>
   </w:style>
-  <w:style w:type="paragraph" w:styleId="206">
+  <w:style w:type="paragraph" w:styleId="895">
     <w:name w:val="TOC Heading"/>
     <w:uiPriority w:val="39"/>
     <w:unhideWhenUsed/>
@@ -34860,10 +34935,10 @@
       <w:ind/>
     </w:pPr>
   </w:style>
-  <w:style w:type="paragraph" w:styleId="207">
+  <w:style w:type="paragraph" w:styleId="896">
     <w:name w:val="table of figures"/>
-    <w:basedOn w:val="660"/>
-    <w:next w:val="660"/>
+    <w:basedOn w:val="897"/>
+    <w:next w:val="897"/>
     <w:uiPriority w:val="99"/>
     <w:unhideWhenUsed/>
     <w:pPr>
@@ -34872,7 +34947,7 @@
       <w:ind/>
     </w:pPr>
   </w:style>
-  <w:style w:type="paragraph" w:styleId="660" w:default="1">
+  <w:style w:type="paragraph" w:styleId="897" w:default="1">
     <w:name w:val="Normal"/>
     <w:qFormat/>
     <w:pPr>
@@ -34881,7 +34956,7 @@
       <w:ind/>
     </w:pPr>
   </w:style>
-  <w:style w:type="table" w:styleId="661" w:default="1">
+  <w:style w:type="table" w:styleId="898" w:default="1">
     <w:name w:val="Normal Table"/>
     <w:uiPriority w:val="99"/>
     <w:semiHidden/>
@@ -35074,7 +35149,7 @@
       </w:tcPr>
     </w:tblStylePr>
   </w:style>
-  <w:style w:type="numbering" w:styleId="662" w:default="1">
+  <w:style w:type="numbering" w:styleId="899" w:default="1">
     <w:name w:val="No List"/>
     <w:uiPriority w:val="99"/>
     <w:semiHidden/>
@@ -35085,9 +35160,9 @@
       <w:ind/>
     </w:pPr>
   </w:style>
-  <w:style w:type="paragraph" w:styleId="663">
+  <w:style w:type="paragraph" w:styleId="900">
     <w:name w:val="No Spacing"/>
-    <w:basedOn w:val="660"/>
+    <w:basedOn w:val="897"/>
     <w:uiPriority w:val="1"/>
     <w:qFormat/>
     <w:pPr>
@@ -35096,9 +35171,9 @@
       <w:ind/>
     </w:pPr>
   </w:style>
-  <w:style w:type="paragraph" w:styleId="664">
+  <w:style w:type="paragraph" w:styleId="901">
     <w:name w:val="List Paragraph"/>
-    <w:basedOn w:val="660"/>
+    <w:basedOn w:val="897"/>
     <w:uiPriority w:val="34"/>
     <w:qFormat/>
     <w:pPr>
@@ -35148,6 +35223,41 @@
 </w:glossaryDocument>
 </file>
 
+<file path=word/glossary/endnotes.xml><?xml version="1.0" encoding="utf-8"?>
+<w:endnotes xmlns:wpc="http://schemas.microsoft.com/office/word/2010/wordprocessingCanvas" xmlns:mc="http://schemas.openxmlformats.org/markup-compatibility/2006" xmlns:o="urn:schemas-microsoft-com:office:office" xmlns:r="http://schemas.openxmlformats.org/officeDocument/2006/relationships" xmlns:m="http://schemas.openxmlformats.org/officeDocument/2006/math" xmlns:v="urn:schemas-microsoft-com:vml" xmlns:wp14="http://schemas.microsoft.com/office/word/2010/wordprocessingDrawing" xmlns:wp="http://schemas.openxmlformats.org/drawingml/2006/wordprocessingDrawing" xmlns:w10="urn:schemas-microsoft-com:office:word" xmlns:w="http://schemas.openxmlformats.org/wordprocessingml/2006/main" xmlns:w14="http://schemas.microsoft.com/office/word/2010/wordml" xmlns:w15="http://schemas.microsoft.com/office/word/2012/wordml" xmlns:wpg="http://schemas.microsoft.com/office/word/2010/wordprocessingGroup" xmlns:wpi="http://schemas.microsoft.com/office/word/2010/wordprocessingInk" xmlns:wne="http://schemas.microsoft.com/office/word/2006/wordml" xmlns:a="http://schemas.openxmlformats.org/drawingml/2006/main" xmlns:wps="http://schemas.microsoft.com/office/word/2010/wordprocessingShape" mc:Ignorable="w14 w15 wp14">
+  <w:endnote w:type="separator" w:id="-1">
+    <w:p>
+      <w:pPr>
+        <w:pBdr/>
+        <w:spacing w:after="0" w:line="240" w:lineRule="auto"/>
+        <w:ind/>
+        <w:rPr/>
+      </w:pPr>
+      <w:r/>
+      <w:r>
+        <w:separator/>
+      </w:r>
+      <w:r/>
+    </w:p>
+  </w:endnote>
+  <w:endnote w:type="continuationSeparator" w:id="0">
+    <w:p>
+      <w:pPr>
+        <w:pBdr/>
+        <w:spacing w:after="0" w:line="240" w:lineRule="auto"/>
+        <w:ind/>
+        <w:rPr/>
+      </w:pPr>
+      <w:r/>
+      <w:r>
+        <w:continuationSeparator/>
+      </w:r>
+      <w:r/>
+    </w:p>
+  </w:endnote>
+</w:endnotes>
+</file>
+
 <file path=word/glossary/fontTable.xml><?xml version="1.0" encoding="utf-8"?>
 <w:fonts xmlns:mc="http://schemas.openxmlformats.org/markup-compatibility/2006" xmlns:r="http://schemas.openxmlformats.org/officeDocument/2006/relationships" xmlns:w="http://schemas.openxmlformats.org/wordprocessingml/2006/main" xmlns:w14="http://schemas.microsoft.com/office/word/2010/wordml" xmlns:w15="http://schemas.microsoft.com/office/word/2012/wordml" mc:Ignorable="w14 w15">
   <w:font w:name="Arial">
@@ -35165,6 +35275,41 @@
 </w:fonts>
 </file>
 
+<file path=word/glossary/footnotes.xml><?xml version="1.0" encoding="utf-8"?>
+<w:footnotes xmlns:wpc="http://schemas.microsoft.com/office/word/2010/wordprocessingCanvas" xmlns:mc="http://schemas.openxmlformats.org/markup-compatibility/2006" xmlns:o="urn:schemas-microsoft-com:office:office" xmlns:r="http://schemas.openxmlformats.org/officeDocument/2006/relationships" xmlns:m="http://schemas.openxmlformats.org/officeDocument/2006/math" xmlns:v="urn:schemas-microsoft-com:vml" xmlns:wp14="http://schemas.microsoft.com/office/word/2010/wordprocessingDrawing" xmlns:wp="http://schemas.openxmlformats.org/drawingml/2006/wordprocessingDrawing" xmlns:w10="urn:schemas-microsoft-com:office:word" xmlns:w="http://schemas.openxmlformats.org/wordprocessingml/2006/main" xmlns:w14="http://schemas.microsoft.com/office/word/2010/wordml" xmlns:w15="http://schemas.microsoft.com/office/word/2012/wordml" xmlns:wpg="http://schemas.microsoft.com/office/word/2010/wordprocessingGroup" xmlns:wpi="http://schemas.microsoft.com/office/word/2010/wordprocessingInk" xmlns:wne="http://schemas.microsoft.com/office/word/2006/wordml" xmlns:a="http://schemas.openxmlformats.org/drawingml/2006/main" xmlns:wps="http://schemas.microsoft.com/office/word/2010/wordprocessingShape" mc:Ignorable="w14 w15 wp14">
+  <w:footnote w:type="separator" w:id="-1">
+    <w:p>
+      <w:pPr>
+        <w:pBdr/>
+        <w:spacing w:after="0" w:line="240" w:lineRule="auto"/>
+        <w:ind/>
+        <w:rPr/>
+      </w:pPr>
+      <w:r/>
+      <w:r>
+        <w:separator/>
+      </w:r>
+      <w:r/>
+    </w:p>
+  </w:footnote>
+  <w:footnote w:type="continuationSeparator" w:id="0">
+    <w:p>
+      <w:pPr>
+        <w:pBdr/>
+        <w:spacing w:after="0" w:line="240" w:lineRule="auto"/>
+        <w:ind/>
+        <w:rPr/>
+      </w:pPr>
+      <w:r/>
+      <w:r>
+        <w:continuationSeparator/>
+      </w:r>
+      <w:r/>
+    </w:p>
+  </w:footnote>
+</w:footnotes>
+</file>
+
 <file path=word/glossary/settings.xml><?xml version="1.0" encoding="utf-8"?>
 <w:settings xmlns:mc="http://schemas.openxmlformats.org/markup-compatibility/2006" xmlns:o="urn:schemas-microsoft-com:office:office" xmlns:r="http://schemas.openxmlformats.org/officeDocument/2006/relationships" xmlns:m="http://schemas.openxmlformats.org/officeDocument/2006/math" xmlns:v="urn:schemas-microsoft-com:vml" xmlns:w10="urn:schemas-microsoft-com:office:word" xmlns:w="http://schemas.openxmlformats.org/wordprocessingml/2006/main" xmlns:w14="http://schemas.microsoft.com/office/word/2010/wordml" xmlns:w15="http://schemas.microsoft.com/office/word/2012/wordml" xmlns:sl="http://schemas.openxmlformats.org/schemaLibrary/2006/main" mc:Ignorable="w14 w15">
   <w:zoom w:percent="100"/>
@@ -35177,12 +35322,16 @@
     <w:numFmt w:val="decimal"/>
     <w:numStart w:val="1"/>
     <w:numRestart w:val="continuous"/>
+    <w:footnote w:id="-1"/>
+    <w:footnote w:id="0"/>
   </w:footnotePr>
   <w:endnotePr>
     <w:pos w:val="docEnd"/>
     <w:numFmt w:val="lowerRoman"/>
     <w:numStart w:val="1"/>
     <w:numRestart w:val="continuous"/>
+    <w:endnote w:id="-1"/>
+    <w:endnote w:id="0"/>
   </w:endnotePr>
   <w:compat>
     <w:compatSetting w:name="compatibilityMode" w:uri="http://schemas.microsoft.com/office/word" w:val="12"/>
@@ -35347,7 +35496,7 @@
     <w:lsdException w:name="Bibliography" w:uiPriority="37"/>
     <w:lsdException w:name="TOC Heading" w:uiPriority="39" w:qFormat="1"/>
   </w:latentStyles>
-  <w:style w:type="table" w:styleId="267" w:default="1">
+  <w:style w:type="table" w:styleId="1366" w:default="1">
     <w:name w:val="Normal Table"/>
     <w:uiPriority w:val="99"/>
     <w:semiHidden/>
@@ -35540,9 +35689,9 @@
       </w:tcPr>
     </w:tblStylePr>
   </w:style>
-  <w:style w:type="table" w:styleId="268">
+  <w:style w:type="table" w:styleId="1367">
     <w:name w:val="Table Grid"/>
-    <w:basedOn w:val="267"/>
+    <w:basedOn w:val="1366"/>
     <w:uiPriority w:val="59"/>
     <w:pPr>
       <w:pBdr/>
@@ -35739,9 +35888,9 @@
       </w:tcPr>
     </w:tblStylePr>
   </w:style>
-  <w:style w:type="table" w:styleId="269">
+  <w:style w:type="table" w:styleId="1368">
     <w:name w:val="Table Grid Light"/>
-    <w:basedOn w:val="267"/>
+    <w:basedOn w:val="1366"/>
     <w:uiPriority w:val="59"/>
     <w:pPr>
       <w:pBdr/>
@@ -35938,9 +36087,9 @@
       </w:tcPr>
     </w:tblStylePr>
   </w:style>
-  <w:style w:type="table" w:styleId="270">
+  <w:style w:type="table" w:styleId="1369">
     <w:name w:val="Plain Table 1"/>
-    <w:basedOn w:val="267"/>
+    <w:basedOn w:val="1366"/>
     <w:uiPriority w:val="59"/>
     <w:pPr>
       <w:pBdr/>
@@ -36163,9 +36312,9 @@
       </w:tcPr>
     </w:tblStylePr>
   </w:style>
-  <w:style w:type="table" w:styleId="271">
+  <w:style w:type="table" w:styleId="1370">
     <w:name w:val="Plain Table 2"/>
-    <w:basedOn w:val="267"/>
+    <w:basedOn w:val="1366"/>
     <w:uiPriority w:val="59"/>
     <w:pPr>
       <w:pBdr/>
@@ -36396,9 +36545,9 @@
       </w:tcPr>
     </w:tblStylePr>
   </w:style>
-  <w:style w:type="table" w:styleId="272">
+  <w:style w:type="table" w:styleId="1371">
     <w:name w:val="Plain Table 3"/>
-    <w:basedOn w:val="267"/>
+    <w:basedOn w:val="1366"/>
     <w:uiPriority w:val="99"/>
     <w:pPr>
       <w:pBdr/>
@@ -36626,9 +36775,9 @@
       </w:tcPr>
     </w:tblStylePr>
   </w:style>
-  <w:style w:type="table" w:styleId="273">
+  <w:style w:type="table" w:styleId="1372">
     <w:name w:val="Plain Table 4"/>
-    <w:basedOn w:val="267"/>
+    <w:basedOn w:val="1366"/>
     <w:uiPriority w:val="99"/>
     <w:pPr>
       <w:pBdr/>
@@ -36842,9 +36991,9 @@
       </w:tcPr>
     </w:tblStylePr>
   </w:style>
-  <w:style w:type="table" w:styleId="274">
+  <w:style w:type="table" w:styleId="1373">
     <w:name w:val="Plain Table 5"/>
-    <w:basedOn w:val="267"/>
+    <w:basedOn w:val="1366"/>
     <w:uiPriority w:val="99"/>
     <w:pPr>
       <w:pBdr/>
@@ -37075,9 +37224,9 @@
       </w:tcPr>
     </w:tblStylePr>
   </w:style>
-  <w:style w:type="table" w:styleId="275">
+  <w:style w:type="table" w:styleId="1374">
     <w:name w:val="Grid Table 1 Light"/>
-    <w:basedOn w:val="267"/>
+    <w:basedOn w:val="1366"/>
     <w:uiPriority w:val="99"/>
     <w:pPr>
       <w:pBdr/>
@@ -37298,9 +37447,9 @@
       </w:tcPr>
     </w:tblStylePr>
   </w:style>
-  <w:style w:type="table" w:styleId="276">
+  <w:style w:type="table" w:styleId="1375">
     <w:name w:val="Grid Table 1 Light - Accent 1"/>
-    <w:basedOn w:val="267"/>
+    <w:basedOn w:val="1366"/>
     <w:uiPriority w:val="99"/>
     <w:pPr>
       <w:pBdr/>
@@ -37521,9 +37670,9 @@
       </w:tcPr>
     </w:tblStylePr>
   </w:style>
-  <w:style w:type="table" w:styleId="277">
+  <w:style w:type="table" w:styleId="1376">
     <w:name w:val="Grid Table 1 Light - Accent 2"/>
-    <w:basedOn w:val="267"/>
+    <w:basedOn w:val="1366"/>
     <w:uiPriority w:val="99"/>
     <w:pPr>
       <w:pBdr/>
@@ -37744,9 +37893,9 @@
       </w:tcPr>
     </w:tblStylePr>
   </w:style>
-  <w:style w:type="table" w:styleId="278">
+  <w:style w:type="table" w:styleId="1377">
     <w:name w:val="Grid Table 1 Light - Accent 3"/>
-    <w:basedOn w:val="267"/>
+    <w:basedOn w:val="1366"/>
     <w:uiPriority w:val="99"/>
     <w:pPr>
       <w:pBdr/>
@@ -37967,9 +38116,9 @@
       </w:tcPr>
     </w:tblStylePr>
   </w:style>
-  <w:style w:type="table" w:styleId="279">
+  <w:style w:type="table" w:styleId="1378">
     <w:name w:val="Grid Table 1 Light - Accent 4"/>
-    <w:basedOn w:val="267"/>
+    <w:basedOn w:val="1366"/>
     <w:uiPriority w:val="99"/>
     <w:pPr>
       <w:pBdr/>
@@ -38190,9 +38339,9 @@
       </w:tcPr>
     </w:tblStylePr>
   </w:style>
-  <w:style w:type="table" w:styleId="280">
+  <w:style w:type="table" w:styleId="1379">
     <w:name w:val="Grid Table 1 Light - Accent 5"/>
-    <w:basedOn w:val="267"/>
+    <w:basedOn w:val="1366"/>
     <w:uiPriority w:val="99"/>
     <w:pPr>
       <w:pBdr/>
@@ -38413,9 +38562,9 @@
       </w:tcPr>
     </w:tblStylePr>
   </w:style>
-  <w:style w:type="table" w:styleId="281">
+  <w:style w:type="table" w:styleId="1380">
     <w:name w:val="Grid Table 1 Light - Accent 6"/>
-    <w:basedOn w:val="267"/>
+    <w:basedOn w:val="1366"/>
     <w:uiPriority w:val="99"/>
     <w:pPr>
       <w:pBdr/>
@@ -38636,9 +38785,9 @@
       </w:tcPr>
     </w:tblStylePr>
   </w:style>
-  <w:style w:type="table" w:styleId="282">
+  <w:style w:type="table" w:styleId="1381">
     <w:name w:val="Grid Table 2"/>
-    <w:basedOn w:val="267"/>
+    <w:basedOn w:val="1366"/>
     <w:uiPriority w:val="99"/>
     <w:pPr>
       <w:pBdr/>
@@ -38868,9 +39017,9 @@
       </w:tcPr>
     </w:tblStylePr>
   </w:style>
-  <w:style w:type="table" w:styleId="283">
+  <w:style w:type="table" w:styleId="1382">
     <w:name w:val="Grid Table 2 - Accent 1"/>
-    <w:basedOn w:val="267"/>
+    <w:basedOn w:val="1366"/>
     <w:uiPriority w:val="99"/>
     <w:pPr>
       <w:pBdr/>
@@ -39100,9 +39249,9 @@
       </w:tcPr>
     </w:tblStylePr>
   </w:style>
-  <w:style w:type="table" w:styleId="284">
+  <w:style w:type="table" w:styleId="1383">
     <w:name w:val="Grid Table 2 - Accent 2"/>
-    <w:basedOn w:val="267"/>
+    <w:basedOn w:val="1366"/>
     <w:uiPriority w:val="99"/>
     <w:pPr>
       <w:pBdr/>
@@ -39332,9 +39481,9 @@
       </w:tcPr>
     </w:tblStylePr>
   </w:style>
-  <w:style w:type="table" w:styleId="285">
+  <w:style w:type="table" w:styleId="1384">
     <w:name w:val="Grid Table 2 - Accent 3"/>
-    <w:basedOn w:val="267"/>
+    <w:basedOn w:val="1366"/>
     <w:uiPriority w:val="99"/>
     <w:pPr>
       <w:pBdr/>
@@ -39564,9 +39713,9 @@
       </w:tcPr>
     </w:tblStylePr>
   </w:style>
-  <w:style w:type="table" w:styleId="286">
+  <w:style w:type="table" w:styleId="1385">
     <w:name w:val="Grid Table 2 - Accent 4"/>
-    <w:basedOn w:val="267"/>
+    <w:basedOn w:val="1366"/>
     <w:uiPriority w:val="99"/>
     <w:pPr>
       <w:pBdr/>
@@ -39796,9 +39945,9 @@
       </w:tcPr>
     </w:tblStylePr>
   </w:style>
-  <w:style w:type="table" w:styleId="287">
+  <w:style w:type="table" w:styleId="1386">
     <w:name w:val="Grid Table 2 - Accent 5"/>
-    <w:basedOn w:val="267"/>
+    <w:basedOn w:val="1366"/>
     <w:uiPriority w:val="99"/>
     <w:pPr>
       <w:pBdr/>
@@ -40028,9 +40177,9 @@
       </w:tcPr>
     </w:tblStylePr>
   </w:style>
-  <w:style w:type="table" w:styleId="288">
+  <w:style w:type="table" w:styleId="1387">
     <w:name w:val="Grid Table 2 - Accent 6"/>
-    <w:basedOn w:val="267"/>
+    <w:basedOn w:val="1366"/>
     <w:uiPriority w:val="99"/>
     <w:pPr>
       <w:pBdr/>
@@ -40260,9 +40409,9 @@
       </w:tcPr>
     </w:tblStylePr>
   </w:style>
-  <w:style w:type="table" w:styleId="289">
+  <w:style w:type="table" w:styleId="1388">
     <w:name w:val="Grid Table 3"/>
-    <w:basedOn w:val="267"/>
+    <w:basedOn w:val="1366"/>
     <w:uiPriority w:val="99"/>
     <w:pPr>
       <w:pBdr/>
@@ -40361,29 +40510,6 @@
         <w:tblBorders/>
       </w:tblPr>
       <w:tcPr>
-        <w:shd w:color="ffffff"/>
-        <w:tcBorders>
-          <w:top w:val="none" w:color="000000" w:sz="4" w:space="0"/>
-          <w:left w:val="none" w:color="000000" w:sz="4" w:space="0"/>
-          <w:bottom w:val="none" w:color="000000" w:sz="4" w:space="0"/>
-          <w:right w:val="none" w:color="000000" w:sz="4" w:space="0"/>
-        </w:tcBorders>
-      </w:tcPr>
-    </w:tblStylePr>
-    <w:tblStylePr w:type="firstRow">
-      <w:rPr>
-        <w:b/>
-        <w:color w:val="404040"/>
-      </w:rPr>
-      <w:pPr>
-        <w:pBdr/>
-        <w:spacing/>
-        <w:ind/>
-      </w:pPr>
-      <w:tblPr>
-        <w:tblBorders/>
-      </w:tblPr>
-      <w:tcPr>
         <w:shd w:val="clear" w:color="ffffff"/>
         <w:tcBorders>
           <w:top w:val="none" w:color="000000" w:sz="4" w:space="0"/>
@@ -40393,30 +40519,7 @@
         </w:tcBorders>
       </w:tcPr>
     </w:tblStylePr>
-    <w:tblStylePr w:type="lastCol">
-      <w:rPr>
-        <w:i/>
-        <w:color w:val="404040"/>
-      </w:rPr>
-      <w:pPr>
-        <w:pBdr/>
-        <w:spacing/>
-        <w:ind/>
-      </w:pPr>
-      <w:tblPr>
-        <w:tblBorders/>
-      </w:tblPr>
-      <w:tcPr>
-        <w:shd w:color="ffffff"/>
-        <w:tcBorders>
-          <w:top w:val="none" w:color="000000" w:sz="4" w:space="0"/>
-          <w:left w:val="none" w:color="000000" w:sz="4" w:space="0"/>
-          <w:bottom w:val="none" w:color="000000" w:sz="4" w:space="0"/>
-          <w:right w:val="none" w:color="000000" w:sz="4" w:space="0"/>
-        </w:tcBorders>
-      </w:tcPr>
-    </w:tblStylePr>
-    <w:tblStylePr w:type="lastRow">
+    <w:tblStylePr w:type="firstRow">
       <w:rPr>
         <w:b/>
         <w:color w:val="404040"/>
@@ -40439,6 +40542,52 @@
         </w:tcBorders>
       </w:tcPr>
     </w:tblStylePr>
+    <w:tblStylePr w:type="lastCol">
+      <w:rPr>
+        <w:i/>
+        <w:color w:val="404040"/>
+      </w:rPr>
+      <w:pPr>
+        <w:pBdr/>
+        <w:spacing/>
+        <w:ind/>
+      </w:pPr>
+      <w:tblPr>
+        <w:tblBorders/>
+      </w:tblPr>
+      <w:tcPr>
+        <w:shd w:val="clear" w:color="ffffff"/>
+        <w:tcBorders>
+          <w:top w:val="none" w:color="000000" w:sz="4" w:space="0"/>
+          <w:left w:val="none" w:color="000000" w:sz="4" w:space="0"/>
+          <w:bottom w:val="none" w:color="000000" w:sz="4" w:space="0"/>
+          <w:right w:val="none" w:color="000000" w:sz="4" w:space="0"/>
+        </w:tcBorders>
+      </w:tcPr>
+    </w:tblStylePr>
+    <w:tblStylePr w:type="lastRow">
+      <w:rPr>
+        <w:b/>
+        <w:color w:val="404040"/>
+      </w:rPr>
+      <w:pPr>
+        <w:pBdr/>
+        <w:spacing/>
+        <w:ind/>
+      </w:pPr>
+      <w:tblPr>
+        <w:tblBorders/>
+      </w:tblPr>
+      <w:tcPr>
+        <w:shd w:val="clear" w:color="ffffff"/>
+        <w:tcBorders>
+          <w:top w:val="none" w:color="000000" w:sz="4" w:space="0"/>
+          <w:left w:val="none" w:color="000000" w:sz="4" w:space="0"/>
+          <w:bottom w:val="none" w:color="000000" w:sz="4" w:space="0"/>
+          <w:right w:val="none" w:color="000000" w:sz="4" w:space="0"/>
+        </w:tcBorders>
+      </w:tcPr>
+    </w:tblStylePr>
     <w:tblStylePr w:type="nwCell">
       <w:pPr>
         <w:pBdr/>
@@ -40505,9 +40654,9 @@
       </w:tcPr>
     </w:tblStylePr>
   </w:style>
-  <w:style w:type="table" w:styleId="290">
+  <w:style w:type="table" w:styleId="1389">
     <w:name w:val="Grid Table 3 - Accent 1"/>
-    <w:basedOn w:val="267"/>
+    <w:basedOn w:val="1366"/>
     <w:uiPriority w:val="99"/>
     <w:pPr>
       <w:pBdr/>
@@ -40606,29 +40755,6 @@
         <w:tblBorders/>
       </w:tblPr>
       <w:tcPr>
-        <w:shd w:color="ffffff"/>
-        <w:tcBorders>
-          <w:top w:val="none" w:color="000000" w:sz="4" w:space="0"/>
-          <w:left w:val="none" w:color="000000" w:sz="4" w:space="0"/>
-          <w:bottom w:val="none" w:color="000000" w:sz="4" w:space="0"/>
-          <w:right w:val="none" w:color="000000" w:sz="4" w:space="0"/>
-        </w:tcBorders>
-      </w:tcPr>
-    </w:tblStylePr>
-    <w:tblStylePr w:type="firstRow">
-      <w:rPr>
-        <w:b/>
-        <w:color w:val="404040"/>
-      </w:rPr>
-      <w:pPr>
-        <w:pBdr/>
-        <w:spacing/>
-        <w:ind/>
-      </w:pPr>
-      <w:tblPr>
-        <w:tblBorders/>
-      </w:tblPr>
-      <w:tcPr>
         <w:shd w:val="clear" w:color="ffffff"/>
         <w:tcBorders>
           <w:top w:val="none" w:color="000000" w:sz="4" w:space="0"/>
@@ -40638,30 +40764,7 @@
         </w:tcBorders>
       </w:tcPr>
     </w:tblStylePr>
-    <w:tblStylePr w:type="lastCol">
-      <w:rPr>
-        <w:i/>
-        <w:color w:val="404040"/>
-      </w:rPr>
-      <w:pPr>
-        <w:pBdr/>
-        <w:spacing/>
-        <w:ind/>
-      </w:pPr>
-      <w:tblPr>
-        <w:tblBorders/>
-      </w:tblPr>
-      <w:tcPr>
-        <w:shd w:color="ffffff"/>
-        <w:tcBorders>
-          <w:top w:val="none" w:color="000000" w:sz="4" w:space="0"/>
-          <w:left w:val="none" w:color="000000" w:sz="4" w:space="0"/>
-          <w:bottom w:val="none" w:color="000000" w:sz="4" w:space="0"/>
-          <w:right w:val="none" w:color="000000" w:sz="4" w:space="0"/>
-        </w:tcBorders>
-      </w:tcPr>
-    </w:tblStylePr>
-    <w:tblStylePr w:type="lastRow">
+    <w:tblStylePr w:type="firstRow">
       <w:rPr>
         <w:b/>
         <w:color w:val="404040"/>
@@ -40684,6 +40787,52 @@
         </w:tcBorders>
       </w:tcPr>
     </w:tblStylePr>
+    <w:tblStylePr w:type="lastCol">
+      <w:rPr>
+        <w:i/>
+        <w:color w:val="404040"/>
+      </w:rPr>
+      <w:pPr>
+        <w:pBdr/>
+        <w:spacing/>
+        <w:ind/>
+      </w:pPr>
+      <w:tblPr>
+        <w:tblBorders/>
+      </w:tblPr>
+      <w:tcPr>
+        <w:shd w:val="clear" w:color="ffffff"/>
+        <w:tcBorders>
+          <w:top w:val="none" w:color="000000" w:sz="4" w:space="0"/>
+          <w:left w:val="none" w:color="000000" w:sz="4" w:space="0"/>
+          <w:bottom w:val="none" w:color="000000" w:sz="4" w:space="0"/>
+          <w:right w:val="none" w:color="000000" w:sz="4" w:space="0"/>
+        </w:tcBorders>
+      </w:tcPr>
+    </w:tblStylePr>
+    <w:tblStylePr w:type="lastRow">
+      <w:rPr>
+        <w:b/>
+        <w:color w:val="404040"/>
+      </w:rPr>
+      <w:pPr>
+        <w:pBdr/>
+        <w:spacing/>
+        <w:ind/>
+      </w:pPr>
+      <w:tblPr>
+        <w:tblBorders/>
+      </w:tblPr>
+      <w:tcPr>
+        <w:shd w:val="clear" w:color="ffffff"/>
+        <w:tcBorders>
+          <w:top w:val="none" w:color="000000" w:sz="4" w:space="0"/>
+          <w:left w:val="none" w:color="000000" w:sz="4" w:space="0"/>
+          <w:bottom w:val="none" w:color="000000" w:sz="4" w:space="0"/>
+          <w:right w:val="none" w:color="000000" w:sz="4" w:space="0"/>
+        </w:tcBorders>
+      </w:tcPr>
+    </w:tblStylePr>
     <w:tblStylePr w:type="nwCell">
       <w:pPr>
         <w:pBdr/>
@@ -40750,9 +40899,9 @@
       </w:tcPr>
     </w:tblStylePr>
   </w:style>
-  <w:style w:type="table" w:styleId="291">
+  <w:style w:type="table" w:styleId="1390">
     <w:name w:val="Grid Table 3 - Accent 2"/>
-    <w:basedOn w:val="267"/>
+    <w:basedOn w:val="1366"/>
     <w:uiPriority w:val="99"/>
     <w:pPr>
       <w:pBdr/>
@@ -40851,29 +41000,6 @@
         <w:tblBorders/>
       </w:tblPr>
       <w:tcPr>
-        <w:shd w:color="ffffff"/>
-        <w:tcBorders>
-          <w:top w:val="none" w:color="000000" w:sz="4" w:space="0"/>
-          <w:left w:val="none" w:color="000000" w:sz="4" w:space="0"/>
-          <w:bottom w:val="none" w:color="000000" w:sz="4" w:space="0"/>
-          <w:right w:val="none" w:color="000000" w:sz="4" w:space="0"/>
-        </w:tcBorders>
-      </w:tcPr>
-    </w:tblStylePr>
-    <w:tblStylePr w:type="firstRow">
-      <w:rPr>
-        <w:b/>
-        <w:color w:val="404040"/>
-      </w:rPr>
-      <w:pPr>
-        <w:pBdr/>
-        <w:spacing/>
-        <w:ind/>
-      </w:pPr>
-      <w:tblPr>
-        <w:tblBorders/>
-      </w:tblPr>
-      <w:tcPr>
         <w:shd w:val="clear" w:color="ffffff"/>
         <w:tcBorders>
           <w:top w:val="none" w:color="000000" w:sz="4" w:space="0"/>
@@ -40883,30 +41009,7 @@
         </w:tcBorders>
       </w:tcPr>
     </w:tblStylePr>
-    <w:tblStylePr w:type="lastCol">
-      <w:rPr>
-        <w:i/>
-        <w:color w:val="404040"/>
-      </w:rPr>
-      <w:pPr>
-        <w:pBdr/>
-        <w:spacing/>
-        <w:ind/>
-      </w:pPr>
-      <w:tblPr>
-        <w:tblBorders/>
-      </w:tblPr>
-      <w:tcPr>
-        <w:shd w:color="ffffff"/>
-        <w:tcBorders>
-          <w:top w:val="none" w:color="000000" w:sz="4" w:space="0"/>
-          <w:left w:val="none" w:color="000000" w:sz="4" w:space="0"/>
-          <w:bottom w:val="none" w:color="000000" w:sz="4" w:space="0"/>
-          <w:right w:val="none" w:color="000000" w:sz="4" w:space="0"/>
-        </w:tcBorders>
-      </w:tcPr>
-    </w:tblStylePr>
-    <w:tblStylePr w:type="lastRow">
+    <w:tblStylePr w:type="firstRow">
       <w:rPr>
         <w:b/>
         <w:color w:val="404040"/>
@@ -40929,6 +41032,52 @@
         </w:tcBorders>
       </w:tcPr>
     </w:tblStylePr>
+    <w:tblStylePr w:type="lastCol">
+      <w:rPr>
+        <w:i/>
+        <w:color w:val="404040"/>
+      </w:rPr>
+      <w:pPr>
+        <w:pBdr/>
+        <w:spacing/>
+        <w:ind/>
+      </w:pPr>
+      <w:tblPr>
+        <w:tblBorders/>
+      </w:tblPr>
+      <w:tcPr>
+        <w:shd w:val="clear" w:color="ffffff"/>
+        <w:tcBorders>
+          <w:top w:val="none" w:color="000000" w:sz="4" w:space="0"/>
+          <w:left w:val="none" w:color="000000" w:sz="4" w:space="0"/>
+          <w:bottom w:val="none" w:color="000000" w:sz="4" w:space="0"/>
+          <w:right w:val="none" w:color="000000" w:sz="4" w:space="0"/>
+        </w:tcBorders>
+      </w:tcPr>
+    </w:tblStylePr>
+    <w:tblStylePr w:type="lastRow">
+      <w:rPr>
+        <w:b/>
+        <w:color w:val="404040"/>
+      </w:rPr>
+      <w:pPr>
+        <w:pBdr/>
+        <w:spacing/>
+        <w:ind/>
+      </w:pPr>
+      <w:tblPr>
+        <w:tblBorders/>
+      </w:tblPr>
+      <w:tcPr>
+        <w:shd w:val="clear" w:color="ffffff"/>
+        <w:tcBorders>
+          <w:top w:val="none" w:color="000000" w:sz="4" w:space="0"/>
+          <w:left w:val="none" w:color="000000" w:sz="4" w:space="0"/>
+          <w:bottom w:val="none" w:color="000000" w:sz="4" w:space="0"/>
+          <w:right w:val="none" w:color="000000" w:sz="4" w:space="0"/>
+        </w:tcBorders>
+      </w:tcPr>
+    </w:tblStylePr>
     <w:tblStylePr w:type="nwCell">
       <w:pPr>
         <w:pBdr/>
@@ -40995,9 +41144,9 @@
       </w:tcPr>
     </w:tblStylePr>
   </w:style>
-  <w:style w:type="table" w:styleId="292">
+  <w:style w:type="table" w:styleId="1391">
     <w:name w:val="Grid Table 3 - Accent 3"/>
-    <w:basedOn w:val="267"/>
+    <w:basedOn w:val="1366"/>
     <w:uiPriority w:val="99"/>
     <w:pPr>
       <w:pBdr/>
@@ -41096,29 +41245,6 @@
         <w:tblBorders/>
       </w:tblPr>
       <w:tcPr>
-        <w:shd w:color="ffffff"/>
-        <w:tcBorders>
-          <w:top w:val="none" w:color="000000" w:sz="4" w:space="0"/>
-          <w:left w:val="none" w:color="000000" w:sz="4" w:space="0"/>
-          <w:bottom w:val="none" w:color="000000" w:sz="4" w:space="0"/>
-          <w:right w:val="none" w:color="000000" w:sz="4" w:space="0"/>
-        </w:tcBorders>
-      </w:tcPr>
-    </w:tblStylePr>
-    <w:tblStylePr w:type="firstRow">
-      <w:rPr>
-        <w:b/>
-        <w:color w:val="404040"/>
-      </w:rPr>
-      <w:pPr>
-        <w:pBdr/>
-        <w:spacing/>
-        <w:ind/>
-      </w:pPr>
-      <w:tblPr>
-        <w:tblBorders/>
-      </w:tblPr>
-      <w:tcPr>
         <w:shd w:val="clear" w:color="ffffff"/>
         <w:tcBorders>
           <w:top w:val="none" w:color="000000" w:sz="4" w:space="0"/>
@@ -41128,30 +41254,7 @@
         </w:tcBorders>
       </w:tcPr>
     </w:tblStylePr>
-    <w:tblStylePr w:type="lastCol">
-      <w:rPr>
-        <w:i/>
-        <w:color w:val="404040"/>
-      </w:rPr>
-      <w:pPr>
-        <w:pBdr/>
-        <w:spacing/>
-        <w:ind/>
-      </w:pPr>
-      <w:tblPr>
-        <w:tblBorders/>
-      </w:tblPr>
-      <w:tcPr>
-        <w:shd w:color="ffffff"/>
-        <w:tcBorders>
-          <w:top w:val="none" w:color="000000" w:sz="4" w:space="0"/>
-          <w:left w:val="none" w:color="000000" w:sz="4" w:space="0"/>
-          <w:bottom w:val="none" w:color="000000" w:sz="4" w:space="0"/>
-          <w:right w:val="none" w:color="000000" w:sz="4" w:space="0"/>
-        </w:tcBorders>
-      </w:tcPr>
-    </w:tblStylePr>
-    <w:tblStylePr w:type="lastRow">
+    <w:tblStylePr w:type="firstRow">
       <w:rPr>
         <w:b/>
         <w:color w:val="404040"/>
@@ -41174,6 +41277,52 @@
         </w:tcBorders>
       </w:tcPr>
     </w:tblStylePr>
+    <w:tblStylePr w:type="lastCol">
+      <w:rPr>
+        <w:i/>
+        <w:color w:val="404040"/>
+      </w:rPr>
+      <w:pPr>
+        <w:pBdr/>
+        <w:spacing/>
+        <w:ind/>
+      </w:pPr>
+      <w:tblPr>
+        <w:tblBorders/>
+      </w:tblPr>
+      <w:tcPr>
+        <w:shd w:val="clear" w:color="ffffff"/>
+        <w:tcBorders>
+          <w:top w:val="none" w:color="000000" w:sz="4" w:space="0"/>
+          <w:left w:val="none" w:color="000000" w:sz="4" w:space="0"/>
+          <w:bottom w:val="none" w:color="000000" w:sz="4" w:space="0"/>
+          <w:right w:val="none" w:color="000000" w:sz="4" w:space="0"/>
+        </w:tcBorders>
+      </w:tcPr>
+    </w:tblStylePr>
+    <w:tblStylePr w:type="lastRow">
+      <w:rPr>
+        <w:b/>
+        <w:color w:val="404040"/>
+      </w:rPr>
+      <w:pPr>
+        <w:pBdr/>
+        <w:spacing/>
+        <w:ind/>
+      </w:pPr>
+      <w:tblPr>
+        <w:tblBorders/>
+      </w:tblPr>
+      <w:tcPr>
+        <w:shd w:val="clear" w:color="ffffff"/>
+        <w:tcBorders>
+          <w:top w:val="none" w:color="000000" w:sz="4" w:space="0"/>
+          <w:left w:val="none" w:color="000000" w:sz="4" w:space="0"/>
+          <w:bottom w:val="none" w:color="000000" w:sz="4" w:space="0"/>
+          <w:right w:val="none" w:color="000000" w:sz="4" w:space="0"/>
+        </w:tcBorders>
+      </w:tcPr>
+    </w:tblStylePr>
     <w:tblStylePr w:type="nwCell">
       <w:pPr>
         <w:pBdr/>
@@ -41240,9 +41389,9 @@
       </w:tcPr>
     </w:tblStylePr>
   </w:style>
-  <w:style w:type="table" w:styleId="293">
+  <w:style w:type="table" w:styleId="1392">
     <w:name w:val="Grid Table 3 - Accent 4"/>
-    <w:basedOn w:val="267"/>
+    <w:basedOn w:val="1366"/>
     <w:uiPriority w:val="99"/>
     <w:pPr>
       <w:pBdr/>
@@ -41341,29 +41490,6 @@
         <w:tblBorders/>
       </w:tblPr>
       <w:tcPr>
-        <w:shd w:color="ffffff"/>
-        <w:tcBorders>
-          <w:top w:val="none" w:color="000000" w:sz="4" w:space="0"/>
-          <w:left w:val="none" w:color="000000" w:sz="4" w:space="0"/>
-          <w:bottom w:val="none" w:color="000000" w:sz="4" w:space="0"/>
-          <w:right w:val="none" w:color="000000" w:sz="4" w:space="0"/>
-        </w:tcBorders>
-      </w:tcPr>
-    </w:tblStylePr>
-    <w:tblStylePr w:type="firstRow">
-      <w:rPr>
-        <w:b/>
-        <w:color w:val="404040"/>
-      </w:rPr>
-      <w:pPr>
-        <w:pBdr/>
-        <w:spacing/>
-        <w:ind/>
-      </w:pPr>
-      <w:tblPr>
-        <w:tblBorders/>
-      </w:tblPr>
-      <w:tcPr>
         <w:shd w:val="clear" w:color="ffffff"/>
         <w:tcBorders>
           <w:top w:val="none" w:color="000000" w:sz="4" w:space="0"/>
@@ -41373,30 +41499,7 @@
         </w:tcBorders>
       </w:tcPr>
     </w:tblStylePr>
-    <w:tblStylePr w:type="lastCol">
-      <w:rPr>
-        <w:i/>
-        <w:color w:val="404040"/>
-      </w:rPr>
-      <w:pPr>
-        <w:pBdr/>
-        <w:spacing/>
-        <w:ind/>
-      </w:pPr>
-      <w:tblPr>
-        <w:tblBorders/>
-      </w:tblPr>
-      <w:tcPr>
-        <w:shd w:color="ffffff"/>
-        <w:tcBorders>
-          <w:top w:val="none" w:color="000000" w:sz="4" w:space="0"/>
-          <w:left w:val="none" w:color="000000" w:sz="4" w:space="0"/>
-          <w:bottom w:val="none" w:color="000000" w:sz="4" w:space="0"/>
-          <w:right w:val="none" w:color="000000" w:sz="4" w:space="0"/>
-        </w:tcBorders>
-      </w:tcPr>
-    </w:tblStylePr>
-    <w:tblStylePr w:type="lastRow">
+    <w:tblStylePr w:type="firstRow">
       <w:rPr>
         <w:b/>
         <w:color w:val="404040"/>
@@ -41419,6 +41522,52 @@
         </w:tcBorders>
       </w:tcPr>
     </w:tblStylePr>
+    <w:tblStylePr w:type="lastCol">
+      <w:rPr>
+        <w:i/>
+        <w:color w:val="404040"/>
+      </w:rPr>
+      <w:pPr>
+        <w:pBdr/>
+        <w:spacing/>
+        <w:ind/>
+      </w:pPr>
+      <w:tblPr>
+        <w:tblBorders/>
+      </w:tblPr>
+      <w:tcPr>
+        <w:shd w:val="clear" w:color="ffffff"/>
+        <w:tcBorders>
+          <w:top w:val="none" w:color="000000" w:sz="4" w:space="0"/>
+          <w:left w:val="none" w:color="000000" w:sz="4" w:space="0"/>
+          <w:bottom w:val="none" w:color="000000" w:sz="4" w:space="0"/>
+          <w:right w:val="none" w:color="000000" w:sz="4" w:space="0"/>
+        </w:tcBorders>
+      </w:tcPr>
+    </w:tblStylePr>
+    <w:tblStylePr w:type="lastRow">
+      <w:rPr>
+        <w:b/>
+        <w:color w:val="404040"/>
+      </w:rPr>
+      <w:pPr>
+        <w:pBdr/>
+        <w:spacing/>
+        <w:ind/>
+      </w:pPr>
+      <w:tblPr>
+        <w:tblBorders/>
+      </w:tblPr>
+      <w:tcPr>
+        <w:shd w:val="clear" w:color="ffffff"/>
+        <w:tcBorders>
+          <w:top w:val="none" w:color="000000" w:sz="4" w:space="0"/>
+          <w:left w:val="none" w:color="000000" w:sz="4" w:space="0"/>
+          <w:bottom w:val="none" w:color="000000" w:sz="4" w:space="0"/>
+          <w:right w:val="none" w:color="000000" w:sz="4" w:space="0"/>
+        </w:tcBorders>
+      </w:tcPr>
+    </w:tblStylePr>
     <w:tblStylePr w:type="nwCell">
       <w:pPr>
         <w:pBdr/>
@@ -41485,9 +41634,9 @@
       </w:tcPr>
     </w:tblStylePr>
   </w:style>
-  <w:style w:type="table" w:styleId="294">
+  <w:style w:type="table" w:styleId="1393">
     <w:name w:val="Grid Table 3 - Accent 5"/>
-    <w:basedOn w:val="267"/>
+    <w:basedOn w:val="1366"/>
     <w:uiPriority w:val="99"/>
     <w:pPr>
       <w:pBdr/>
@@ -41586,29 +41735,6 @@
         <w:tblBorders/>
       </w:tblPr>
       <w:tcPr>
-        <w:shd w:color="ffffff"/>
-        <w:tcBorders>
-          <w:top w:val="none" w:color="000000" w:sz="4" w:space="0"/>
-          <w:left w:val="none" w:color="000000" w:sz="4" w:space="0"/>
-          <w:bottom w:val="none" w:color="000000" w:sz="4" w:space="0"/>
-          <w:right w:val="none" w:color="000000" w:sz="4" w:space="0"/>
-        </w:tcBorders>
-      </w:tcPr>
-    </w:tblStylePr>
-    <w:tblStylePr w:type="firstRow">
-      <w:rPr>
-        <w:b/>
-        <w:color w:val="404040"/>
-      </w:rPr>
-      <w:pPr>
-        <w:pBdr/>
-        <w:spacing/>
-        <w:ind/>
-      </w:pPr>
-      <w:tblPr>
-        <w:tblBorders/>
-      </w:tblPr>
-      <w:tcPr>
         <w:shd w:val="clear" w:color="ffffff"/>
         <w:tcBorders>
           <w:top w:val="none" w:color="000000" w:sz="4" w:space="0"/>
@@ -41618,30 +41744,7 @@
         </w:tcBorders>
       </w:tcPr>
     </w:tblStylePr>
-    <w:tblStylePr w:type="lastCol">
-      <w:rPr>
-        <w:i/>
-        <w:color w:val="404040"/>
-      </w:rPr>
-      <w:pPr>
-        <w:pBdr/>
-        <w:spacing/>
-        <w:ind/>
-      </w:pPr>
-      <w:tblPr>
-        <w:tblBorders/>
-      </w:tblPr>
-      <w:tcPr>
-        <w:shd w:color="ffffff"/>
-        <w:tcBorders>
-          <w:top w:val="none" w:color="000000" w:sz="4" w:space="0"/>
-          <w:left w:val="none" w:color="000000" w:sz="4" w:space="0"/>
-          <w:bottom w:val="none" w:color="000000" w:sz="4" w:space="0"/>
-          <w:right w:val="none" w:color="000000" w:sz="4" w:space="0"/>
-        </w:tcBorders>
-      </w:tcPr>
-    </w:tblStylePr>
-    <w:tblStylePr w:type="lastRow">
+    <w:tblStylePr w:type="firstRow">
       <w:rPr>
         <w:b/>
         <w:color w:val="404040"/>
@@ -41664,6 +41767,52 @@
         </w:tcBorders>
       </w:tcPr>
     </w:tblStylePr>
+    <w:tblStylePr w:type="lastCol">
+      <w:rPr>
+        <w:i/>
+        <w:color w:val="404040"/>
+      </w:rPr>
+      <w:pPr>
+        <w:pBdr/>
+        <w:spacing/>
+        <w:ind/>
+      </w:pPr>
+      <w:tblPr>
+        <w:tblBorders/>
+      </w:tblPr>
+      <w:tcPr>
+        <w:shd w:val="clear" w:color="ffffff"/>
+        <w:tcBorders>
+          <w:top w:val="none" w:color="000000" w:sz="4" w:space="0"/>
+          <w:left w:val="none" w:color="000000" w:sz="4" w:space="0"/>
+          <w:bottom w:val="none" w:color="000000" w:sz="4" w:space="0"/>
+          <w:right w:val="none" w:color="000000" w:sz="4" w:space="0"/>
+        </w:tcBorders>
+      </w:tcPr>
+    </w:tblStylePr>
+    <w:tblStylePr w:type="lastRow">
+      <w:rPr>
+        <w:b/>
+        <w:color w:val="404040"/>
+      </w:rPr>
+      <w:pPr>
+        <w:pBdr/>
+        <w:spacing/>
+        <w:ind/>
+      </w:pPr>
+      <w:tblPr>
+        <w:tblBorders/>
+      </w:tblPr>
+      <w:tcPr>
+        <w:shd w:val="clear" w:color="ffffff"/>
+        <w:tcBorders>
+          <w:top w:val="none" w:color="000000" w:sz="4" w:space="0"/>
+          <w:left w:val="none" w:color="000000" w:sz="4" w:space="0"/>
+          <w:bottom w:val="none" w:color="000000" w:sz="4" w:space="0"/>
+          <w:right w:val="none" w:color="000000" w:sz="4" w:space="0"/>
+        </w:tcBorders>
+      </w:tcPr>
+    </w:tblStylePr>
     <w:tblStylePr w:type="nwCell">
       <w:pPr>
         <w:pBdr/>
@@ -41730,9 +41879,9 @@
       </w:tcPr>
     </w:tblStylePr>
   </w:style>
-  <w:style w:type="table" w:styleId="295">
+  <w:style w:type="table" w:styleId="1394">
     <w:name w:val="Grid Table 3 - Accent 6"/>
-    <w:basedOn w:val="267"/>
+    <w:basedOn w:val="1366"/>
     <w:uiPriority w:val="99"/>
     <w:pPr>
       <w:pBdr/>
@@ -41831,29 +41980,6 @@
         <w:tblBorders/>
       </w:tblPr>
       <w:tcPr>
-        <w:shd w:color="ffffff"/>
-        <w:tcBorders>
-          <w:top w:val="none" w:color="000000" w:sz="4" w:space="0"/>
-          <w:left w:val="none" w:color="000000" w:sz="4" w:space="0"/>
-          <w:bottom w:val="none" w:color="000000" w:sz="4" w:space="0"/>
-          <w:right w:val="none" w:color="000000" w:sz="4" w:space="0"/>
-        </w:tcBorders>
-      </w:tcPr>
-    </w:tblStylePr>
-    <w:tblStylePr w:type="firstRow">
-      <w:rPr>
-        <w:b/>
-        <w:color w:val="404040"/>
-      </w:rPr>
-      <w:pPr>
-        <w:pBdr/>
-        <w:spacing/>
-        <w:ind/>
-      </w:pPr>
-      <w:tblPr>
-        <w:tblBorders/>
-      </w:tblPr>
-      <w:tcPr>
         <w:shd w:val="clear" w:color="ffffff"/>
         <w:tcBorders>
           <w:top w:val="none" w:color="000000" w:sz="4" w:space="0"/>
@@ -41863,30 +41989,7 @@
         </w:tcBorders>
       </w:tcPr>
     </w:tblStylePr>
-    <w:tblStylePr w:type="lastCol">
-      <w:rPr>
-        <w:i/>
-        <w:color w:val="404040"/>
-      </w:rPr>
-      <w:pPr>
-        <w:pBdr/>
-        <w:spacing/>
-        <w:ind/>
-      </w:pPr>
-      <w:tblPr>
-        <w:tblBorders/>
-      </w:tblPr>
-      <w:tcPr>
-        <w:shd w:color="ffffff"/>
-        <w:tcBorders>
-          <w:top w:val="none" w:color="000000" w:sz="4" w:space="0"/>
-          <w:left w:val="none" w:color="000000" w:sz="4" w:space="0"/>
-          <w:bottom w:val="none" w:color="000000" w:sz="4" w:space="0"/>
-          <w:right w:val="none" w:color="000000" w:sz="4" w:space="0"/>
-        </w:tcBorders>
-      </w:tcPr>
-    </w:tblStylePr>
-    <w:tblStylePr w:type="lastRow">
+    <w:tblStylePr w:type="firstRow">
       <w:rPr>
         <w:b/>
         <w:color w:val="404040"/>
@@ -41909,6 +42012,52 @@
         </w:tcBorders>
       </w:tcPr>
     </w:tblStylePr>
+    <w:tblStylePr w:type="lastCol">
+      <w:rPr>
+        <w:i/>
+        <w:color w:val="404040"/>
+      </w:rPr>
+      <w:pPr>
+        <w:pBdr/>
+        <w:spacing/>
+        <w:ind/>
+      </w:pPr>
+      <w:tblPr>
+        <w:tblBorders/>
+      </w:tblPr>
+      <w:tcPr>
+        <w:shd w:val="clear" w:color="ffffff"/>
+        <w:tcBorders>
+          <w:top w:val="none" w:color="000000" w:sz="4" w:space="0"/>
+          <w:left w:val="none" w:color="000000" w:sz="4" w:space="0"/>
+          <w:bottom w:val="none" w:color="000000" w:sz="4" w:space="0"/>
+          <w:right w:val="none" w:color="000000" w:sz="4" w:space="0"/>
+        </w:tcBorders>
+      </w:tcPr>
+    </w:tblStylePr>
+    <w:tblStylePr w:type="lastRow">
+      <w:rPr>
+        <w:b/>
+        <w:color w:val="404040"/>
+      </w:rPr>
+      <w:pPr>
+        <w:pBdr/>
+        <w:spacing/>
+        <w:ind/>
+      </w:pPr>
+      <w:tblPr>
+        <w:tblBorders/>
+      </w:tblPr>
+      <w:tcPr>
+        <w:shd w:val="clear" w:color="ffffff"/>
+        <w:tcBorders>
+          <w:top w:val="none" w:color="000000" w:sz="4" w:space="0"/>
+          <w:left w:val="none" w:color="000000" w:sz="4" w:space="0"/>
+          <w:bottom w:val="none" w:color="000000" w:sz="4" w:space="0"/>
+          <w:right w:val="none" w:color="000000" w:sz="4" w:space="0"/>
+        </w:tcBorders>
+      </w:tcPr>
+    </w:tblStylePr>
     <w:tblStylePr w:type="nwCell">
       <w:pPr>
         <w:pBdr/>
@@ -41975,9 +42124,9 @@
       </w:tcPr>
     </w:tblStylePr>
   </w:style>
-  <w:style w:type="table" w:styleId="296">
+  <w:style w:type="table" w:styleId="1395">
     <w:name w:val="Grid Table 4"/>
-    <w:basedOn w:val="267"/>
+    <w:basedOn w:val="1366"/>
     <w:uiPriority w:val="59"/>
     <w:pPr>
       <w:pBdr/>
@@ -42208,9 +42357,9 @@
       </w:tcPr>
     </w:tblStylePr>
   </w:style>
-  <w:style w:type="table" w:styleId="297">
+  <w:style w:type="table" w:styleId="1396">
     <w:name w:val="Grid Table 4 - Accent 1"/>
-    <w:basedOn w:val="267"/>
+    <w:basedOn w:val="1366"/>
     <w:uiPriority w:val="59"/>
     <w:pPr>
       <w:pBdr/>
@@ -42441,9 +42590,9 @@
       </w:tcPr>
     </w:tblStylePr>
   </w:style>
-  <w:style w:type="table" w:styleId="298">
+  <w:style w:type="table" w:styleId="1397">
     <w:name w:val="Grid Table 4 - Accent 2"/>
-    <w:basedOn w:val="267"/>
+    <w:basedOn w:val="1366"/>
     <w:uiPriority w:val="59"/>
     <w:pPr>
       <w:pBdr/>
@@ -42674,9 +42823,9 @@
       </w:tcPr>
     </w:tblStylePr>
   </w:style>
-  <w:style w:type="table" w:styleId="299">
+  <w:style w:type="table" w:styleId="1398">
     <w:name w:val="Grid Table 4 - Accent 3"/>
-    <w:basedOn w:val="267"/>
+    <w:basedOn w:val="1366"/>
     <w:uiPriority w:val="59"/>
     <w:pPr>
       <w:pBdr/>
@@ -42907,9 +43056,9 @@
       </w:tcPr>
     </w:tblStylePr>
   </w:style>
-  <w:style w:type="table" w:styleId="300">
+  <w:style w:type="table" w:styleId="1399">
     <w:name w:val="Grid Table 4 - Accent 4"/>
-    <w:basedOn w:val="267"/>
+    <w:basedOn w:val="1366"/>
     <w:uiPriority w:val="59"/>
     <w:pPr>
       <w:pBdr/>
@@ -43140,9 +43289,9 @@
       </w:tcPr>
     </w:tblStylePr>
   </w:style>
-  <w:style w:type="table" w:styleId="301">
+  <w:style w:type="table" w:styleId="1400">
     <w:name w:val="Grid Table 4 - Accent 5"/>
-    <w:basedOn w:val="267"/>
+    <w:basedOn w:val="1366"/>
     <w:uiPriority w:val="59"/>
     <w:pPr>
       <w:pBdr/>
@@ -43373,9 +43522,9 @@
       </w:tcPr>
     </w:tblStylePr>
   </w:style>
-  <w:style w:type="table" w:styleId="302">
+  <w:style w:type="table" w:styleId="1401">
     <w:name w:val="Grid Table 4 - Accent 6"/>
-    <w:basedOn w:val="267"/>
+    <w:basedOn w:val="1366"/>
     <w:uiPriority w:val="59"/>
     <w:pPr>
       <w:pBdr/>
@@ -43606,9 +43755,9 @@
       </w:tcPr>
     </w:tblStylePr>
   </w:style>
-  <w:style w:type="table" w:styleId="303">
+  <w:style w:type="table" w:styleId="1402">
     <w:name w:val="Grid Table 5 Dark"/>
-    <w:basedOn w:val="267"/>
+    <w:basedOn w:val="1366"/>
     <w:uiPriority w:val="99"/>
     <w:pPr>
       <w:pBdr/>
@@ -43834,9 +43983,9 @@
       </w:tcPr>
     </w:tblStylePr>
   </w:style>
-  <w:style w:type="table" w:styleId="304">
+  <w:style w:type="table" w:styleId="1403">
     <w:name w:val="Grid Table 5 Dark- Accent 1"/>
-    <w:basedOn w:val="267"/>
+    <w:basedOn w:val="1366"/>
     <w:uiPriority w:val="99"/>
     <w:pPr>
       <w:pBdr/>
@@ -44062,9 +44211,9 @@
       </w:tcPr>
     </w:tblStylePr>
   </w:style>
-  <w:style w:type="table" w:styleId="305">
+  <w:style w:type="table" w:styleId="1404">
     <w:name w:val="Grid Table 5 Dark - Accent 2"/>
-    <w:basedOn w:val="267"/>
+    <w:basedOn w:val="1366"/>
     <w:uiPriority w:val="99"/>
     <w:pPr>
       <w:pBdr/>
@@ -44290,9 +44439,9 @@
       </w:tcPr>
     </w:tblStylePr>
   </w:style>
-  <w:style w:type="table" w:styleId="306">
+  <w:style w:type="table" w:styleId="1405">
     <w:name w:val="Grid Table 5 Dark - Accent 3"/>
-    <w:basedOn w:val="267"/>
+    <w:basedOn w:val="1366"/>
     <w:uiPriority w:val="99"/>
     <w:pPr>
       <w:pBdr/>
@@ -44518,9 +44667,9 @@
       </w:tcPr>
     </w:tblStylePr>
   </w:style>
-  <w:style w:type="table" w:styleId="307">
+  <w:style w:type="table" w:styleId="1406">
     <w:name w:val="Grid Table 5 Dark- Accent 4"/>
-    <w:basedOn w:val="267"/>
+    <w:basedOn w:val="1366"/>
     <w:uiPriority w:val="99"/>
     <w:pPr>
       <w:pBdr/>
@@ -44746,9 +44895,9 @@
       </w:tcPr>
     </w:tblStylePr>
   </w:style>
-  <w:style w:type="table" w:styleId="308">
+  <w:style w:type="table" w:styleId="1407">
     <w:name w:val="Grid Table 5 Dark - Accent 5"/>
-    <w:basedOn w:val="267"/>
+    <w:basedOn w:val="1366"/>
     <w:uiPriority w:val="99"/>
     <w:pPr>
       <w:pBdr/>
@@ -44974,9 +45123,9 @@
       </w:tcPr>
     </w:tblStylePr>
   </w:style>
-  <w:style w:type="table" w:styleId="309">
+  <w:style w:type="table" w:styleId="1408">
     <w:name w:val="Grid Table 5 Dark - Accent 6"/>
-    <w:basedOn w:val="267"/>
+    <w:basedOn w:val="1366"/>
     <w:uiPriority w:val="99"/>
     <w:pPr>
       <w:pBdr/>
@@ -45202,9 +45351,9 @@
       </w:tcPr>
     </w:tblStylePr>
   </w:style>
-  <w:style w:type="table" w:styleId="310">
+  <w:style w:type="table" w:styleId="1409">
     <w:name w:val="Grid Table 6 Colorful"/>
-    <w:basedOn w:val="267"/>
+    <w:basedOn w:val="1366"/>
     <w:uiPriority w:val="99"/>
     <w:pPr>
       <w:pBdr/>
@@ -45432,9 +45581,9 @@
       </w:tcPr>
     </w:tblStylePr>
   </w:style>
-  <w:style w:type="table" w:styleId="311">
+  <w:style w:type="table" w:styleId="1410">
     <w:name w:val="Grid Table 6 Colorful - Accent 1"/>
-    <w:basedOn w:val="267"/>
+    <w:basedOn w:val="1366"/>
     <w:uiPriority w:val="99"/>
     <w:pPr>
       <w:pBdr/>
@@ -45662,9 +45811,9 @@
       </w:tcPr>
     </w:tblStylePr>
   </w:style>
-  <w:style w:type="table" w:styleId="312">
+  <w:style w:type="table" w:styleId="1411">
     <w:name w:val="Grid Table 6 Colorful - Accent 2"/>
-    <w:basedOn w:val="267"/>
+    <w:basedOn w:val="1366"/>
     <w:uiPriority w:val="99"/>
     <w:pPr>
       <w:pBdr/>
@@ -45892,9 +46041,9 @@
       </w:tcPr>
     </w:tblStylePr>
   </w:style>
-  <w:style w:type="table" w:styleId="313">
+  <w:style w:type="table" w:styleId="1412">
     <w:name w:val="Grid Table 6 Colorful - Accent 3"/>
-    <w:basedOn w:val="267"/>
+    <w:basedOn w:val="1366"/>
     <w:uiPriority w:val="99"/>
     <w:pPr>
       <w:pBdr/>
@@ -46122,9 +46271,9 @@
       </w:tcPr>
     </w:tblStylePr>
   </w:style>
-  <w:style w:type="table" w:styleId="314">
+  <w:style w:type="table" w:styleId="1413">
     <w:name w:val="Grid Table 6 Colorful - Accent 4"/>
-    <w:basedOn w:val="267"/>
+    <w:basedOn w:val="1366"/>
     <w:uiPriority w:val="99"/>
     <w:pPr>
       <w:pBdr/>
@@ -46352,9 +46501,9 @@
       </w:tcPr>
     </w:tblStylePr>
   </w:style>
-  <w:style w:type="table" w:styleId="315">
+  <w:style w:type="table" w:styleId="1414">
     <w:name w:val="Grid Table 6 Colorful - Accent 5"/>
-    <w:basedOn w:val="267"/>
+    <w:basedOn w:val="1366"/>
     <w:uiPriority w:val="99"/>
     <w:pPr>
       <w:pBdr/>
@@ -46582,9 +46731,9 @@
       </w:tcPr>
     </w:tblStylePr>
   </w:style>
-  <w:style w:type="table" w:styleId="316">
+  <w:style w:type="table" w:styleId="1415">
     <w:name w:val="Grid Table 6 Colorful - Accent 6"/>
-    <w:basedOn w:val="267"/>
+    <w:basedOn w:val="1366"/>
     <w:uiPriority w:val="99"/>
     <w:pPr>
       <w:pBdr/>
@@ -46812,9 +46961,9 @@
       </w:tcPr>
     </w:tblStylePr>
   </w:style>
-  <w:style w:type="table" w:styleId="317">
+  <w:style w:type="table" w:styleId="1416">
     <w:name w:val="Grid Table 7 Colorful"/>
-    <w:basedOn w:val="267"/>
+    <w:basedOn w:val="1366"/>
     <w:uiPriority w:val="99"/>
     <w:pPr>
       <w:pBdr/>
@@ -46916,11 +47065,11 @@
         <w:tblBorders/>
       </w:tblPr>
       <w:tcPr>
-        <w:shd w:color="ffffff"/>
+        <w:shd w:val="clear" w:color="ffffff"/>
         <w:tcBorders>
-          <w:top w:val="none"/>
-          <w:left w:val="none"/>
-          <w:bottom w:val="none"/>
+          <w:top w:val="none" w:color="000000" w:sz="4" w:space="0"/>
+          <w:left w:val="none" w:color="000000" w:sz="4" w:space="0"/>
+          <w:bottom w:val="none" w:color="000000" w:sz="4" w:space="0"/>
           <w:right w:val="single" w:color="000000" w:themeColor="text1" w:themeTint="80" w:sz="4" w:space="0"/>
         </w:tcBorders>
       </w:tcPr>
@@ -46943,10 +47092,10 @@
       <w:tcPr>
         <w:shd w:val="clear" w:color="ffffff" w:themeColor="light1" w:fill="ffffff" w:themeFill="light1"/>
         <w:tcBorders>
-          <w:top w:val="none"/>
-          <w:left w:val="none"/>
+          <w:top w:val="none" w:color="000000" w:sz="4" w:space="0"/>
+          <w:left w:val="none" w:color="000000" w:sz="4" w:space="0"/>
           <w:bottom w:val="single" w:color="000000" w:themeColor="text1" w:themeTint="80" w:sz="4" w:space="0"/>
-          <w:right w:val="none"/>
+          <w:right w:val="none" w:color="000000" w:sz="4" w:space="0"/>
         </w:tcBorders>
       </w:tcPr>
     </w:tblStylePr>
@@ -46966,12 +47115,12 @@
         <w:tblBorders/>
       </w:tblPr>
       <w:tcPr>
-        <w:shd w:color="ffffff"/>
+        <w:shd w:val="clear" w:color="ffffff"/>
         <w:tcBorders>
-          <w:top w:val="none"/>
+          <w:top w:val="none" w:color="000000" w:sz="4" w:space="0"/>
           <w:left w:val="single" w:color="000000" w:themeColor="text1" w:themeTint="80" w:sz="4" w:space="0"/>
-          <w:bottom w:val="none"/>
-          <w:right w:val="none"/>
+          <w:bottom w:val="none" w:color="000000" w:sz="4" w:space="0"/>
+          <w:right w:val="none" w:color="000000" w:sz="4" w:space="0"/>
         </w:tcBorders>
       </w:tcPr>
     </w:tblStylePr>
@@ -46994,9 +47143,9 @@
         <w:shd w:val="clear" w:color="ffffff" w:themeColor="light1" w:fill="ffffff" w:themeFill="light1"/>
         <w:tcBorders>
           <w:top w:val="single" w:color="000000" w:themeColor="text1" w:themeTint="80" w:sz="4" w:space="0"/>
-          <w:left w:val="none"/>
-          <w:bottom w:val="none"/>
-          <w:right w:val="none"/>
+          <w:left w:val="none" w:color="000000" w:sz="4" w:space="0"/>
+          <w:bottom w:val="none" w:color="000000" w:sz="4" w:space="0"/>
+          <w:right w:val="none" w:color="000000" w:sz="4" w:space="0"/>
         </w:tcBorders>
       </w:tcPr>
     </w:tblStylePr>
@@ -47066,9 +47215,9 @@
       </w:tcPr>
     </w:tblStylePr>
   </w:style>
-  <w:style w:type="table" w:styleId="318">
+  <w:style w:type="table" w:styleId="1417">
     <w:name w:val="Grid Table 7 Colorful - Accent 1"/>
-    <w:basedOn w:val="267"/>
+    <w:basedOn w:val="1366"/>
     <w:uiPriority w:val="99"/>
     <w:pPr>
       <w:pBdr/>
@@ -47170,11 +47319,11 @@
         <w:tblBorders/>
       </w:tblPr>
       <w:tcPr>
-        <w:shd w:color="ffffff"/>
+        <w:shd w:val="clear" w:color="ffffff"/>
         <w:tcBorders>
-          <w:top w:val="none"/>
-          <w:left w:val="none"/>
-          <w:bottom w:val="none"/>
+          <w:top w:val="none" w:color="000000" w:sz="4" w:space="0"/>
+          <w:left w:val="none" w:color="000000" w:sz="4" w:space="0"/>
+          <w:bottom w:val="none" w:color="000000" w:sz="4" w:space="0"/>
           <w:right w:val="single" w:color="000000" w:themeColor="accent1" w:themeTint="80" w:sz="4" w:space="0"/>
         </w:tcBorders>
       </w:tcPr>
@@ -47197,10 +47346,10 @@
       <w:tcPr>
         <w:shd w:val="clear" w:color="ffffff" w:themeColor="light1" w:fill="ffffff" w:themeFill="light1"/>
         <w:tcBorders>
-          <w:top w:val="none"/>
-          <w:left w:val="none"/>
+          <w:top w:val="none" w:color="000000" w:sz="4" w:space="0"/>
+          <w:left w:val="none" w:color="000000" w:sz="4" w:space="0"/>
           <w:bottom w:val="single" w:color="000000" w:themeColor="accent1" w:themeTint="80" w:sz="4" w:space="0"/>
-          <w:right w:val="none"/>
+          <w:right w:val="none" w:color="000000" w:sz="4" w:space="0"/>
         </w:tcBorders>
       </w:tcPr>
     </w:tblStylePr>
@@ -47220,12 +47369,12 @@
         <w:tblBorders/>
       </w:tblPr>
       <w:tcPr>
-        <w:shd w:color="ffffff"/>
+        <w:shd w:val="clear" w:color="ffffff"/>
         <w:tcBorders>
-          <w:top w:val="none"/>
+          <w:top w:val="none" w:color="000000" w:sz="4" w:space="0"/>
           <w:left w:val="single" w:color="000000" w:themeColor="accent1" w:themeTint="80" w:sz="4" w:space="0"/>
-          <w:bottom w:val="none"/>
-          <w:right w:val="none"/>
+          <w:bottom w:val="none" w:color="000000" w:sz="4" w:space="0"/>
+          <w:right w:val="none" w:color="000000" w:sz="4" w:space="0"/>
         </w:tcBorders>
       </w:tcPr>
     </w:tblStylePr>
@@ -47248,9 +47397,9 @@
         <w:shd w:val="clear" w:color="ffffff" w:themeColor="light1" w:fill="ffffff" w:themeFill="light1"/>
         <w:tcBorders>
           <w:top w:val="single" w:color="000000" w:themeColor="accent1" w:themeTint="80" w:sz="4" w:space="0"/>
-          <w:left w:val="none"/>
-          <w:bottom w:val="none"/>
-          <w:right w:val="none"/>
+          <w:left w:val="none" w:color="000000" w:sz="4" w:space="0"/>
+          <w:bottom w:val="none" w:color="000000" w:sz="4" w:space="0"/>
+          <w:right w:val="none" w:color="000000" w:sz="4" w:space="0"/>
         </w:tcBorders>
       </w:tcPr>
     </w:tblStylePr>
@@ -47320,9 +47469,9 @@
       </w:tcPr>
     </w:tblStylePr>
   </w:style>
-  <w:style w:type="table" w:styleId="319">
+  <w:style w:type="table" w:styleId="1418">
     <w:name w:val="Grid Table 7 Colorful - Accent 2"/>
-    <w:basedOn w:val="267"/>
+    <w:basedOn w:val="1366"/>
     <w:uiPriority w:val="99"/>
     <w:pPr>
       <w:pBdr/>
@@ -47424,11 +47573,11 @@
         <w:tblBorders/>
       </w:tblPr>
       <w:tcPr>
-        <w:shd w:color="ffffff"/>
+        <w:shd w:val="clear" w:color="ffffff"/>
         <w:tcBorders>
-          <w:top w:val="none"/>
-          <w:left w:val="none"/>
-          <w:bottom w:val="none"/>
+          <w:top w:val="none" w:color="000000" w:sz="4" w:space="0"/>
+          <w:left w:val="none" w:color="000000" w:sz="4" w:space="0"/>
+          <w:bottom w:val="none" w:color="000000" w:sz="4" w:space="0"/>
           <w:right w:val="single" w:color="000000" w:themeColor="accent2" w:themeTint="97" w:sz="4" w:space="0"/>
         </w:tcBorders>
       </w:tcPr>
@@ -47451,10 +47600,10 @@
       <w:tcPr>
         <w:shd w:val="clear" w:color="ffffff" w:themeColor="light1" w:fill="ffffff" w:themeFill="light1"/>
         <w:tcBorders>
-          <w:top w:val="none"/>
-          <w:left w:val="none"/>
+          <w:top w:val="none" w:color="000000" w:sz="4" w:space="0"/>
+          <w:left w:val="none" w:color="000000" w:sz="4" w:space="0"/>
           <w:bottom w:val="single" w:color="000000" w:themeColor="accent2" w:themeTint="97" w:sz="4" w:space="0"/>
-          <w:right w:val="none"/>
+          <w:right w:val="none" w:color="000000" w:sz="4" w:space="0"/>
         </w:tcBorders>
       </w:tcPr>
     </w:tblStylePr>
@@ -47474,12 +47623,12 @@
         <w:tblBorders/>
       </w:tblPr>
       <w:tcPr>
-        <w:shd w:color="ffffff"/>
+        <w:shd w:val="clear" w:color="ffffff"/>
         <w:tcBorders>
-          <w:top w:val="none"/>
+          <w:top w:val="none" w:color="000000" w:sz="4" w:space="0"/>
           <w:left w:val="single" w:color="000000" w:themeColor="accent2" w:themeTint="97" w:sz="4" w:space="0"/>
-          <w:bottom w:val="none"/>
-          <w:right w:val="none"/>
+          <w:bottom w:val="none" w:color="000000" w:sz="4" w:space="0"/>
+          <w:right w:val="none" w:color="000000" w:sz="4" w:space="0"/>
         </w:tcBorders>
       </w:tcPr>
     </w:tblStylePr>
@@ -47502,9 +47651,9 @@
         <w:shd w:val="clear" w:color="ffffff" w:themeColor="light1" w:fill="ffffff" w:themeFill="light1"/>
         <w:tcBorders>
           <w:top w:val="single" w:color="000000" w:themeColor="accent2" w:themeTint="97" w:sz="4" w:space="0"/>
-          <w:left w:val="none"/>
-          <w:bottom w:val="none"/>
-          <w:right w:val="none"/>
+          <w:left w:val="none" w:color="000000" w:sz="4" w:space="0"/>
+          <w:bottom w:val="none" w:color="000000" w:sz="4" w:space="0"/>
+          <w:right w:val="none" w:color="000000" w:sz="4" w:space="0"/>
         </w:tcBorders>
       </w:tcPr>
     </w:tblStylePr>
@@ -47574,9 +47723,9 @@
       </w:tcPr>
     </w:tblStylePr>
   </w:style>
-  <w:style w:type="table" w:styleId="320">
+  <w:style w:type="table" w:styleId="1419">
     <w:name w:val="Grid Table 7 Colorful - Accent 3"/>
-    <w:basedOn w:val="267"/>
+    <w:basedOn w:val="1366"/>
     <w:uiPriority w:val="99"/>
     <w:pPr>
       <w:pBdr/>
@@ -47678,11 +47827,11 @@
         <w:tblBorders/>
       </w:tblPr>
       <w:tcPr>
-        <w:shd w:color="ffffff"/>
+        <w:shd w:val="clear" w:color="ffffff"/>
         <w:tcBorders>
-          <w:top w:val="none"/>
-          <w:left w:val="none"/>
-          <w:bottom w:val="none"/>
+          <w:top w:val="none" w:color="000000" w:sz="4" w:space="0"/>
+          <w:left w:val="none" w:color="000000" w:sz="4" w:space="0"/>
+          <w:bottom w:val="none" w:color="000000" w:sz="4" w:space="0"/>
           <w:right w:val="single" w:color="000000" w:themeColor="accent3" w:themeTint="FE" w:sz="4" w:space="0"/>
         </w:tcBorders>
       </w:tcPr>
@@ -47705,10 +47854,10 @@
       <w:tcPr>
         <w:shd w:val="clear" w:color="ffffff" w:themeColor="light1" w:fill="ffffff" w:themeFill="light1"/>
         <w:tcBorders>
-          <w:top w:val="none"/>
-          <w:left w:val="none"/>
+          <w:top w:val="none" w:color="000000" w:sz="4" w:space="0"/>
+          <w:left w:val="none" w:color="000000" w:sz="4" w:space="0"/>
           <w:bottom w:val="single" w:color="000000" w:themeColor="accent3" w:themeTint="FE" w:sz="4" w:space="0"/>
-          <w:right w:val="none"/>
+          <w:right w:val="none" w:color="000000" w:sz="4" w:space="0"/>
         </w:tcBorders>
       </w:tcPr>
     </w:tblStylePr>
@@ -47728,12 +47877,12 @@
         <w:tblBorders/>
       </w:tblPr>
       <w:tcPr>
-        <w:shd w:color="ffffff"/>
+        <w:shd w:val="clear" w:color="ffffff"/>
         <w:tcBorders>
-          <w:top w:val="none"/>
+          <w:top w:val="none" w:color="000000" w:sz="4" w:space="0"/>
           <w:left w:val="single" w:color="000000" w:themeColor="accent3" w:themeTint="FE" w:sz="4" w:space="0"/>
-          <w:bottom w:val="none"/>
-          <w:right w:val="none"/>
+          <w:bottom w:val="none" w:color="000000" w:sz="4" w:space="0"/>
+          <w:right w:val="none" w:color="000000" w:sz="4" w:space="0"/>
         </w:tcBorders>
       </w:tcPr>
     </w:tblStylePr>
@@ -47756,9 +47905,9 @@
         <w:shd w:val="clear" w:color="ffffff" w:themeColor="light1" w:fill="ffffff" w:themeFill="light1"/>
         <w:tcBorders>
           <w:top w:val="single" w:color="000000" w:themeColor="accent3" w:themeTint="FE" w:sz="4" w:space="0"/>
-          <w:left w:val="none"/>
-          <w:bottom w:val="none"/>
-          <w:right w:val="none"/>
+          <w:left w:val="none" w:color="000000" w:sz="4" w:space="0"/>
+          <w:bottom w:val="none" w:color="000000" w:sz="4" w:space="0"/>
+          <w:right w:val="none" w:color="000000" w:sz="4" w:space="0"/>
         </w:tcBorders>
       </w:tcPr>
     </w:tblStylePr>
@@ -47828,9 +47977,9 @@
       </w:tcPr>
     </w:tblStylePr>
   </w:style>
-  <w:style w:type="table" w:styleId="321">
+  <w:style w:type="table" w:styleId="1420">
     <w:name w:val="Grid Table 7 Colorful - Accent 4"/>
-    <w:basedOn w:val="267"/>
+    <w:basedOn w:val="1366"/>
     <w:uiPriority w:val="99"/>
     <w:pPr>
       <w:pBdr/>
@@ -47932,11 +48081,11 @@
         <w:tblBorders/>
       </w:tblPr>
       <w:tcPr>
-        <w:shd w:color="ffffff"/>
+        <w:shd w:val="clear" w:color="ffffff"/>
         <w:tcBorders>
-          <w:top w:val="none"/>
-          <w:left w:val="none"/>
-          <w:bottom w:val="none"/>
+          <w:top w:val="none" w:color="000000" w:sz="4" w:space="0"/>
+          <w:left w:val="none" w:color="000000" w:sz="4" w:space="0"/>
+          <w:bottom w:val="none" w:color="000000" w:sz="4" w:space="0"/>
           <w:right w:val="single" w:color="000000" w:themeColor="accent4" w:themeTint="9A" w:sz="4" w:space="0"/>
         </w:tcBorders>
       </w:tcPr>
@@ -47959,10 +48108,10 @@
       <w:tcPr>
         <w:shd w:val="clear" w:color="ffffff" w:themeColor="light1" w:fill="ffffff" w:themeFill="light1"/>
         <w:tcBorders>
-          <w:top w:val="none"/>
-          <w:left w:val="none"/>
+          <w:top w:val="none" w:color="000000" w:sz="4" w:space="0"/>
+          <w:left w:val="none" w:color="000000" w:sz="4" w:space="0"/>
           <w:bottom w:val="single" w:color="000000" w:themeColor="accent4" w:themeTint="9A" w:sz="4" w:space="0"/>
-          <w:right w:val="none"/>
+          <w:right w:val="none" w:color="000000" w:sz="4" w:space="0"/>
         </w:tcBorders>
       </w:tcPr>
     </w:tblStylePr>
@@ -47982,12 +48131,12 @@
         <w:tblBorders/>
       </w:tblPr>
       <w:tcPr>
-        <w:shd w:color="ffffff"/>
+        <w:shd w:val="clear" w:color="ffffff"/>
         <w:tcBorders>
-          <w:top w:val="none"/>
+          <w:top w:val="none" w:color="000000" w:sz="4" w:space="0"/>
           <w:left w:val="single" w:color="000000" w:themeColor="accent4" w:themeTint="9A" w:sz="4" w:space="0"/>
-          <w:bottom w:val="none"/>
-          <w:right w:val="none"/>
+          <w:bottom w:val="none" w:color="000000" w:sz="4" w:space="0"/>
+          <w:right w:val="none" w:color="000000" w:sz="4" w:space="0"/>
         </w:tcBorders>
       </w:tcPr>
     </w:tblStylePr>
@@ -48010,9 +48159,9 @@
         <w:shd w:val="clear" w:color="ffffff" w:themeColor="light1" w:fill="ffffff" w:themeFill="light1"/>
         <w:tcBorders>
           <w:top w:val="single" w:color="000000" w:themeColor="accent4" w:themeTint="9A" w:sz="4" w:space="0"/>
-          <w:left w:val="none"/>
-          <w:bottom w:val="none"/>
-          <w:right w:val="none"/>
+          <w:left w:val="none" w:color="000000" w:sz="4" w:space="0"/>
+          <w:bottom w:val="none" w:color="000000" w:sz="4" w:space="0"/>
+          <w:right w:val="none" w:color="000000" w:sz="4" w:space="0"/>
         </w:tcBorders>
       </w:tcPr>
     </w:tblStylePr>
@@ -48082,9 +48231,9 @@
       </w:tcPr>
     </w:tblStylePr>
   </w:style>
-  <w:style w:type="table" w:styleId="322">
+  <w:style w:type="table" w:styleId="1421">
     <w:name w:val="Grid Table 7 Colorful - Accent 5"/>
-    <w:basedOn w:val="267"/>
+    <w:basedOn w:val="1366"/>
     <w:uiPriority w:val="99"/>
     <w:pPr>
       <w:pBdr/>
@@ -48186,11 +48335,11 @@
         <w:tblBorders/>
       </w:tblPr>
       <w:tcPr>
-        <w:shd w:color="ffffff"/>
+        <w:shd w:val="clear" w:color="ffffff"/>
         <w:tcBorders>
-          <w:top w:val="none"/>
-          <w:left w:val="none"/>
-          <w:bottom w:val="none"/>
+          <w:top w:val="none" w:color="000000" w:sz="4" w:space="0"/>
+          <w:left w:val="none" w:color="000000" w:sz="4" w:space="0"/>
+          <w:bottom w:val="none" w:color="000000" w:sz="4" w:space="0"/>
           <w:right w:val="single" w:color="000000" w:themeColor="accent5" w:themeTint="90" w:sz="4" w:space="0"/>
         </w:tcBorders>
       </w:tcPr>
@@ -48213,10 +48362,10 @@
       <w:tcPr>
         <w:shd w:val="clear" w:color="ffffff" w:themeColor="light1" w:fill="ffffff" w:themeFill="light1"/>
         <w:tcBorders>
-          <w:top w:val="none"/>
-          <w:left w:val="none"/>
+          <w:top w:val="none" w:color="000000" w:sz="4" w:space="0"/>
+          <w:left w:val="none" w:color="000000" w:sz="4" w:space="0"/>
           <w:bottom w:val="single" w:color="000000" w:themeColor="accent5" w:themeTint="90" w:sz="4" w:space="0"/>
-          <w:right w:val="none"/>
+          <w:right w:val="none" w:color="000000" w:sz="4" w:space="0"/>
         </w:tcBorders>
       </w:tcPr>
     </w:tblStylePr>
@@ -48236,12 +48385,12 @@
         <w:tblBorders/>
       </w:tblPr>
       <w:tcPr>
-        <w:shd w:color="ffffff"/>
+        <w:shd w:val="clear" w:color="ffffff"/>
         <w:tcBorders>
-          <w:top w:val="none"/>
+          <w:top w:val="none" w:color="000000" w:sz="4" w:space="0"/>
           <w:left w:val="single" w:color="000000" w:themeColor="accent5" w:themeTint="90" w:sz="4" w:space="0"/>
-          <w:bottom w:val="none"/>
-          <w:right w:val="none"/>
+          <w:bottom w:val="none" w:color="000000" w:sz="4" w:space="0"/>
+          <w:right w:val="none" w:color="000000" w:sz="4" w:space="0"/>
         </w:tcBorders>
       </w:tcPr>
     </w:tblStylePr>
@@ -48264,9 +48413,9 @@
         <w:shd w:val="clear" w:color="ffffff" w:themeColor="light1" w:fill="ffffff" w:themeFill="light1"/>
         <w:tcBorders>
           <w:top w:val="single" w:color="000000" w:themeColor="accent5" w:themeTint="90" w:sz="4" w:space="0"/>
-          <w:left w:val="none"/>
-          <w:bottom w:val="none"/>
-          <w:right w:val="none"/>
+          <w:left w:val="none" w:color="000000" w:sz="4" w:space="0"/>
+          <w:bottom w:val="none" w:color="000000" w:sz="4" w:space="0"/>
+          <w:right w:val="none" w:color="000000" w:sz="4" w:space="0"/>
         </w:tcBorders>
       </w:tcPr>
     </w:tblStylePr>
@@ -48336,9 +48485,9 @@
       </w:tcPr>
     </w:tblStylePr>
   </w:style>
-  <w:style w:type="table" w:styleId="323">
+  <w:style w:type="table" w:styleId="1422">
     <w:name w:val="Grid Table 7 Colorful - Accent 6"/>
-    <w:basedOn w:val="267"/>
+    <w:basedOn w:val="1366"/>
     <w:uiPriority w:val="99"/>
     <w:pPr>
       <w:pBdr/>
@@ -48440,11 +48589,11 @@
         <w:tblBorders/>
       </w:tblPr>
       <w:tcPr>
-        <w:shd w:color="ffffff"/>
+        <w:shd w:val="clear" w:color="ffffff"/>
         <w:tcBorders>
-          <w:top w:val="none"/>
-          <w:left w:val="none"/>
-          <w:bottom w:val="none"/>
+          <w:top w:val="none" w:color="000000" w:sz="4" w:space="0"/>
+          <w:left w:val="none" w:color="000000" w:sz="4" w:space="0"/>
+          <w:bottom w:val="none" w:color="000000" w:sz="4" w:space="0"/>
           <w:right w:val="single" w:color="000000" w:themeColor="accent6" w:themeTint="90" w:sz="4" w:space="0"/>
         </w:tcBorders>
       </w:tcPr>
@@ -48467,10 +48616,10 @@
       <w:tcPr>
         <w:shd w:val="clear" w:color="ffffff" w:themeColor="light1" w:fill="ffffff" w:themeFill="light1"/>
         <w:tcBorders>
-          <w:top w:val="none"/>
-          <w:left w:val="none"/>
+          <w:top w:val="none" w:color="000000" w:sz="4" w:space="0"/>
+          <w:left w:val="none" w:color="000000" w:sz="4" w:space="0"/>
           <w:bottom w:val="single" w:color="000000" w:themeColor="accent6" w:themeTint="90" w:sz="4" w:space="0"/>
-          <w:right w:val="none"/>
+          <w:right w:val="none" w:color="000000" w:sz="4" w:space="0"/>
         </w:tcBorders>
       </w:tcPr>
     </w:tblStylePr>
@@ -48490,12 +48639,12 @@
         <w:tblBorders/>
       </w:tblPr>
       <w:tcPr>
-        <w:shd w:color="ffffff"/>
+        <w:shd w:val="clear" w:color="ffffff"/>
         <w:tcBorders>
-          <w:top w:val="none"/>
+          <w:top w:val="none" w:color="000000" w:sz="4" w:space="0"/>
           <w:left w:val="single" w:color="000000" w:themeColor="accent6" w:themeTint="90" w:sz="4" w:space="0"/>
-          <w:bottom w:val="none"/>
-          <w:right w:val="none"/>
+          <w:bottom w:val="none" w:color="000000" w:sz="4" w:space="0"/>
+          <w:right w:val="none" w:color="000000" w:sz="4" w:space="0"/>
         </w:tcBorders>
       </w:tcPr>
     </w:tblStylePr>
@@ -48518,9 +48667,9 @@
         <w:shd w:val="clear" w:color="ffffff" w:themeColor="light1" w:fill="ffffff" w:themeFill="light1"/>
         <w:tcBorders>
           <w:top w:val="single" w:color="000000" w:themeColor="accent6" w:themeTint="90" w:sz="4" w:space="0"/>
-          <w:left w:val="none"/>
-          <w:bottom w:val="none"/>
-          <w:right w:val="none"/>
+          <w:left w:val="none" w:color="000000" w:sz="4" w:space="0"/>
+          <w:bottom w:val="none" w:color="000000" w:sz="4" w:space="0"/>
+          <w:right w:val="none" w:color="000000" w:sz="4" w:space="0"/>
         </w:tcBorders>
       </w:tcPr>
     </w:tblStylePr>
@@ -48590,9 +48739,9 @@
       </w:tcPr>
     </w:tblStylePr>
   </w:style>
-  <w:style w:type="table" w:styleId="324">
+  <w:style w:type="table" w:styleId="1423">
     <w:name w:val="List Table 1 Light"/>
-    <w:basedOn w:val="267"/>
+    <w:basedOn w:val="1366"/>
     <w:uiPriority w:val="99"/>
     <w:pPr>
       <w:pBdr/>
@@ -48806,9 +48955,9 @@
       </w:tcPr>
     </w:tblStylePr>
   </w:style>
-  <w:style w:type="table" w:styleId="325">
+  <w:style w:type="table" w:styleId="1424">
     <w:name w:val="List Table 1 Light - Accent 1"/>
-    <w:basedOn w:val="267"/>
+    <w:basedOn w:val="1366"/>
     <w:uiPriority w:val="99"/>
     <w:pPr>
       <w:pBdr/>
@@ -49022,9 +49171,9 @@
       </w:tcPr>
     </w:tblStylePr>
   </w:style>
-  <w:style w:type="table" w:styleId="326">
+  <w:style w:type="table" w:styleId="1425">
     <w:name w:val="List Table 1 Light - Accent 2"/>
-    <w:basedOn w:val="267"/>
+    <w:basedOn w:val="1366"/>
     <w:uiPriority w:val="99"/>
     <w:pPr>
       <w:pBdr/>
@@ -49238,9 +49387,9 @@
       </w:tcPr>
     </w:tblStylePr>
   </w:style>
-  <w:style w:type="table" w:styleId="327">
+  <w:style w:type="table" w:styleId="1426">
     <w:name w:val="List Table 1 Light - Accent 3"/>
-    <w:basedOn w:val="267"/>
+    <w:basedOn w:val="1366"/>
     <w:uiPriority w:val="99"/>
     <w:pPr>
       <w:pBdr/>
@@ -49454,9 +49603,9 @@
       </w:tcPr>
     </w:tblStylePr>
   </w:style>
-  <w:style w:type="table" w:styleId="328">
+  <w:style w:type="table" w:styleId="1427">
     <w:name w:val="List Table 1 Light - Accent 4"/>
-    <w:basedOn w:val="267"/>
+    <w:basedOn w:val="1366"/>
     <w:uiPriority w:val="99"/>
     <w:pPr>
       <w:pBdr/>
@@ -49670,9 +49819,9 @@
       </w:tcPr>
     </w:tblStylePr>
   </w:style>
-  <w:style w:type="table" w:styleId="329">
+  <w:style w:type="table" w:styleId="1428">
     <w:name w:val="List Table 1 Light - Accent 5"/>
-    <w:basedOn w:val="267"/>
+    <w:basedOn w:val="1366"/>
     <w:uiPriority w:val="99"/>
     <w:pPr>
       <w:pBdr/>
@@ -49886,9 +50035,9 @@
       </w:tcPr>
     </w:tblStylePr>
   </w:style>
-  <w:style w:type="table" w:styleId="330">
+  <w:style w:type="table" w:styleId="1429">
     <w:name w:val="List Table 1 Light - Accent 6"/>
-    <w:basedOn w:val="267"/>
+    <w:basedOn w:val="1366"/>
     <w:uiPriority w:val="99"/>
     <w:pPr>
       <w:pBdr/>
@@ -50102,9 +50251,9 @@
       </w:tcPr>
     </w:tblStylePr>
   </w:style>
-  <w:style w:type="table" w:styleId="331">
+  <w:style w:type="table" w:styleId="1430">
     <w:name w:val="List Table 2"/>
-    <w:basedOn w:val="267"/>
+    <w:basedOn w:val="1366"/>
     <w:uiPriority w:val="99"/>
     <w:pPr>
       <w:pBdr/>
@@ -50340,9 +50489,9 @@
       </w:tcPr>
     </w:tblStylePr>
   </w:style>
-  <w:style w:type="table" w:styleId="332">
+  <w:style w:type="table" w:styleId="1431">
     <w:name w:val="List Table 2 - Accent 1"/>
-    <w:basedOn w:val="267"/>
+    <w:basedOn w:val="1366"/>
     <w:uiPriority w:val="99"/>
     <w:pPr>
       <w:pBdr/>
@@ -50578,9 +50727,9 @@
       </w:tcPr>
     </w:tblStylePr>
   </w:style>
-  <w:style w:type="table" w:styleId="333">
+  <w:style w:type="table" w:styleId="1432">
     <w:name w:val="List Table 2 - Accent 2"/>
-    <w:basedOn w:val="267"/>
+    <w:basedOn w:val="1366"/>
     <w:uiPriority w:val="99"/>
     <w:pPr>
       <w:pBdr/>
@@ -50816,9 +50965,9 @@
       </w:tcPr>
     </w:tblStylePr>
   </w:style>
-  <w:style w:type="table" w:styleId="334">
+  <w:style w:type="table" w:styleId="1433">
     <w:name w:val="List Table 2 - Accent 3"/>
-    <w:basedOn w:val="267"/>
+    <w:basedOn w:val="1366"/>
     <w:uiPriority w:val="99"/>
     <w:pPr>
       <w:pBdr/>
@@ -51054,9 +51203,9 @@
       </w:tcPr>
     </w:tblStylePr>
   </w:style>
-  <w:style w:type="table" w:styleId="335">
+  <w:style w:type="table" w:styleId="1434">
     <w:name w:val="List Table 2 - Accent 4"/>
-    <w:basedOn w:val="267"/>
+    <w:basedOn w:val="1366"/>
     <w:uiPriority w:val="99"/>
     <w:pPr>
       <w:pBdr/>
@@ -51292,9 +51441,9 @@
       </w:tcPr>
     </w:tblStylePr>
   </w:style>
-  <w:style w:type="table" w:styleId="336">
+  <w:style w:type="table" w:styleId="1435">
     <w:name w:val="List Table 2 - Accent 5"/>
-    <w:basedOn w:val="267"/>
+    <w:basedOn w:val="1366"/>
     <w:uiPriority w:val="99"/>
     <w:pPr>
       <w:pBdr/>
@@ -51530,9 +51679,9 @@
       </w:tcPr>
     </w:tblStylePr>
   </w:style>
-  <w:style w:type="table" w:styleId="337">
+  <w:style w:type="table" w:styleId="1436">
     <w:name w:val="List Table 2 - Accent 6"/>
-    <w:basedOn w:val="267"/>
+    <w:basedOn w:val="1366"/>
     <w:uiPriority w:val="99"/>
     <w:pPr>
       <w:pBdr/>
@@ -51768,9 +51917,9 @@
       </w:tcPr>
     </w:tblStylePr>
   </w:style>
-  <w:style w:type="table" w:styleId="338">
+  <w:style w:type="table" w:styleId="1437">
     <w:name w:val="List Table 3"/>
-    <w:basedOn w:val="267"/>
+    <w:basedOn w:val="1366"/>
     <w:uiPriority w:val="99"/>
     <w:pPr>
       <w:pBdr/>
@@ -51996,9 +52145,9 @@
       </w:tcPr>
     </w:tblStylePr>
   </w:style>
-  <w:style w:type="table" w:styleId="339">
+  <w:style w:type="table" w:styleId="1438">
     <w:name w:val="List Table 3 - Accent 1"/>
-    <w:basedOn w:val="267"/>
+    <w:basedOn w:val="1366"/>
     <w:uiPriority w:val="99"/>
     <w:pPr>
       <w:pBdr/>
@@ -52224,9 +52373,9 @@
       </w:tcPr>
     </w:tblStylePr>
   </w:style>
-  <w:style w:type="table" w:styleId="340">
+  <w:style w:type="table" w:styleId="1439">
     <w:name w:val="List Table 3 - Accent 2"/>
-    <w:basedOn w:val="267"/>
+    <w:basedOn w:val="1366"/>
     <w:uiPriority w:val="99"/>
     <w:pPr>
       <w:pBdr/>
@@ -52452,9 +52601,9 @@
       </w:tcPr>
     </w:tblStylePr>
   </w:style>
-  <w:style w:type="table" w:styleId="341">
+  <w:style w:type="table" w:styleId="1440">
     <w:name w:val="List Table 3 - Accent 3"/>
-    <w:basedOn w:val="267"/>
+    <w:basedOn w:val="1366"/>
     <w:uiPriority w:val="99"/>
     <w:pPr>
       <w:pBdr/>
@@ -52680,9 +52829,9 @@
       </w:tcPr>
     </w:tblStylePr>
   </w:style>
-  <w:style w:type="table" w:styleId="342">
+  <w:style w:type="table" w:styleId="1441">
     <w:name w:val="List Table 3 - Accent 4"/>
-    <w:basedOn w:val="267"/>
+    <w:basedOn w:val="1366"/>
     <w:uiPriority w:val="99"/>
     <w:pPr>
       <w:pBdr/>
@@ -52908,9 +53057,9 @@
       </w:tcPr>
     </w:tblStylePr>
   </w:style>
-  <w:style w:type="table" w:styleId="343">
+  <w:style w:type="table" w:styleId="1442">
     <w:name w:val="List Table 3 - Accent 5"/>
-    <w:basedOn w:val="267"/>
+    <w:basedOn w:val="1366"/>
     <w:uiPriority w:val="99"/>
     <w:pPr>
       <w:pBdr/>
@@ -53136,9 +53285,9 @@
       </w:tcPr>
     </w:tblStylePr>
   </w:style>
-  <w:style w:type="table" w:styleId="344">
+  <w:style w:type="table" w:styleId="1443">
     <w:name w:val="List Table 3 - Accent 6"/>
-    <w:basedOn w:val="267"/>
+    <w:basedOn w:val="1366"/>
     <w:uiPriority w:val="99"/>
     <w:pPr>
       <w:pBdr/>
@@ -53364,9 +53513,9 @@
       </w:tcPr>
     </w:tblStylePr>
   </w:style>
-  <w:style w:type="table" w:styleId="345">
+  <w:style w:type="table" w:styleId="1444">
     <w:name w:val="List Table 4"/>
-    <w:basedOn w:val="267"/>
+    <w:basedOn w:val="1366"/>
     <w:uiPriority w:val="99"/>
     <w:pPr>
       <w:pBdr/>
@@ -53589,9 +53738,9 @@
       </w:tcPr>
     </w:tblStylePr>
   </w:style>
-  <w:style w:type="table" w:styleId="346">
+  <w:style w:type="table" w:styleId="1445">
     <w:name w:val="List Table 4 - Accent 1"/>
-    <w:basedOn w:val="267"/>
+    <w:basedOn w:val="1366"/>
     <w:uiPriority w:val="99"/>
     <w:pPr>
       <w:pBdr/>
@@ -53814,9 +53963,9 @@
       </w:tcPr>
     </w:tblStylePr>
   </w:style>
-  <w:style w:type="table" w:styleId="347">
+  <w:style w:type="table" w:styleId="1446">
     <w:name w:val="List Table 4 - Accent 2"/>
-    <w:basedOn w:val="267"/>
+    <w:basedOn w:val="1366"/>
     <w:uiPriority w:val="99"/>
     <w:pPr>
       <w:pBdr/>
@@ -54039,9 +54188,9 @@
       </w:tcPr>
     </w:tblStylePr>
   </w:style>
-  <w:style w:type="table" w:styleId="348">
+  <w:style w:type="table" w:styleId="1447">
     <w:name w:val="List Table 4 - Accent 3"/>
-    <w:basedOn w:val="267"/>
+    <w:basedOn w:val="1366"/>
     <w:uiPriority w:val="99"/>
     <w:pPr>
       <w:pBdr/>
@@ -54264,9 +54413,9 @@
       </w:tcPr>
     </w:tblStylePr>
   </w:style>
-  <w:style w:type="table" w:styleId="349">
+  <w:style w:type="table" w:styleId="1448">
     <w:name w:val="List Table 4 - Accent 4"/>
-    <w:basedOn w:val="267"/>
+    <w:basedOn w:val="1366"/>
     <w:uiPriority w:val="99"/>
     <w:pPr>
       <w:pBdr/>
@@ -54489,9 +54638,9 @@
       </w:tcPr>
     </w:tblStylePr>
   </w:style>
-  <w:style w:type="table" w:styleId="350">
+  <w:style w:type="table" w:styleId="1449">
     <w:name w:val="List Table 4 - Accent 5"/>
-    <w:basedOn w:val="267"/>
+    <w:basedOn w:val="1366"/>
     <w:uiPriority w:val="99"/>
     <w:pPr>
       <w:pBdr/>
@@ -54714,9 +54863,9 @@
       </w:tcPr>
     </w:tblStylePr>
   </w:style>
-  <w:style w:type="table" w:styleId="351">
+  <w:style w:type="table" w:styleId="1450">
     <w:name w:val="List Table 4 - Accent 6"/>
-    <w:basedOn w:val="267"/>
+    <w:basedOn w:val="1366"/>
     <w:uiPriority w:val="99"/>
     <w:pPr>
       <w:pBdr/>
@@ -54939,9 +55088,9 @@
       </w:tcPr>
     </w:tblStylePr>
   </w:style>
-  <w:style w:type="table" w:styleId="352">
+  <w:style w:type="table" w:styleId="1451">
     <w:name w:val="List Table 5 Dark"/>
-    <w:basedOn w:val="267"/>
+    <w:basedOn w:val="1366"/>
     <w:uiPriority w:val="99"/>
     <w:pPr>
       <w:pBdr/>
@@ -55181,9 +55330,9 @@
       </w:tcPr>
     </w:tblStylePr>
   </w:style>
-  <w:style w:type="table" w:styleId="353">
+  <w:style w:type="table" w:styleId="1452">
     <w:name w:val="List Table 5 Dark - Accent 1"/>
-    <w:basedOn w:val="267"/>
+    <w:basedOn w:val="1366"/>
     <w:uiPriority w:val="99"/>
     <w:pPr>
       <w:pBdr/>
@@ -55423,9 +55572,9 @@
       </w:tcPr>
     </w:tblStylePr>
   </w:style>
-  <w:style w:type="table" w:styleId="354">
+  <w:style w:type="table" w:styleId="1453">
     <w:name w:val="List Table 5 Dark - Accent 2"/>
-    <w:basedOn w:val="267"/>
+    <w:basedOn w:val="1366"/>
     <w:uiPriority w:val="99"/>
     <w:pPr>
       <w:pBdr/>
@@ -55665,9 +55814,9 @@
       </w:tcPr>
     </w:tblStylePr>
   </w:style>
-  <w:style w:type="table" w:styleId="355">
+  <w:style w:type="table" w:styleId="1454">
     <w:name w:val="List Table 5 Dark - Accent 3"/>
-    <w:basedOn w:val="267"/>
+    <w:basedOn w:val="1366"/>
     <w:uiPriority w:val="99"/>
     <w:pPr>
       <w:pBdr/>
@@ -55907,9 +56056,9 @@
       </w:tcPr>
     </w:tblStylePr>
   </w:style>
-  <w:style w:type="table" w:styleId="356">
+  <w:style w:type="table" w:styleId="1455">
     <w:name w:val="List Table 5 Dark - Accent 4"/>
-    <w:basedOn w:val="267"/>
+    <w:basedOn w:val="1366"/>
     <w:uiPriority w:val="99"/>
     <w:pPr>
       <w:pBdr/>
@@ -56149,9 +56298,9 @@
       </w:tcPr>
     </w:tblStylePr>
   </w:style>
-  <w:style w:type="table" w:styleId="357">
+  <w:style w:type="table" w:styleId="1456">
     <w:name w:val="List Table 5 Dark - Accent 5"/>
-    <w:basedOn w:val="267"/>
+    <w:basedOn w:val="1366"/>
     <w:uiPriority w:val="99"/>
     <w:pPr>
       <w:pBdr/>
@@ -56391,9 +56540,9 @@
       </w:tcPr>
     </w:tblStylePr>
   </w:style>
-  <w:style w:type="table" w:styleId="358">
+  <w:style w:type="table" w:styleId="1457">
     <w:name w:val="List Table 5 Dark - Accent 6"/>
-    <w:basedOn w:val="267"/>
+    <w:basedOn w:val="1366"/>
     <w:uiPriority w:val="99"/>
     <w:pPr>
       <w:pBdr/>
@@ -56633,9 +56782,9 @@
       </w:tcPr>
     </w:tblStylePr>
   </w:style>
-  <w:style w:type="table" w:styleId="359">
+  <w:style w:type="table" w:styleId="1458">
     <w:name w:val="List Table 6 Colorful"/>
-    <w:basedOn w:val="267"/>
+    <w:basedOn w:val="1366"/>
     <w:uiPriority w:val="99"/>
     <w:pPr>
       <w:pBdr/>
@@ -56856,9 +57005,9 @@
       </w:tcPr>
     </w:tblStylePr>
   </w:style>
-  <w:style w:type="table" w:styleId="360">
+  <w:style w:type="table" w:styleId="1459">
     <w:name w:val="List Table 6 Colorful - Accent 1"/>
-    <w:basedOn w:val="267"/>
+    <w:basedOn w:val="1366"/>
     <w:uiPriority w:val="99"/>
     <w:pPr>
       <w:pBdr/>
@@ -57079,9 +57228,9 @@
       </w:tcPr>
     </w:tblStylePr>
   </w:style>
-  <w:style w:type="table" w:styleId="361">
+  <w:style w:type="table" w:styleId="1460">
     <w:name w:val="List Table 6 Colorful - Accent 2"/>
-    <w:basedOn w:val="267"/>
+    <w:basedOn w:val="1366"/>
     <w:uiPriority w:val="99"/>
     <w:pPr>
       <w:pBdr/>
@@ -57302,9 +57451,9 @@
       </w:tcPr>
     </w:tblStylePr>
   </w:style>
-  <w:style w:type="table" w:styleId="362">
+  <w:style w:type="table" w:styleId="1461">
     <w:name w:val="List Table 6 Colorful - Accent 3"/>
-    <w:basedOn w:val="267"/>
+    <w:basedOn w:val="1366"/>
     <w:uiPriority w:val="99"/>
     <w:pPr>
       <w:pBdr/>
@@ -57525,9 +57674,9 @@
       </w:tcPr>
     </w:tblStylePr>
   </w:style>
-  <w:style w:type="table" w:styleId="363">
+  <w:style w:type="table" w:styleId="1462">
     <w:name w:val="List Table 6 Colorful - Accent 4"/>
-    <w:basedOn w:val="267"/>
+    <w:basedOn w:val="1366"/>
     <w:uiPriority w:val="99"/>
     <w:pPr>
       <w:pBdr/>
@@ -57748,9 +57897,9 @@
       </w:tcPr>
     </w:tblStylePr>
   </w:style>
-  <w:style w:type="table" w:styleId="364">
+  <w:style w:type="table" w:styleId="1463">
     <w:name w:val="List Table 6 Colorful - Accent 5"/>
-    <w:basedOn w:val="267"/>
+    <w:basedOn w:val="1366"/>
     <w:uiPriority w:val="99"/>
     <w:pPr>
       <w:pBdr/>
@@ -57971,9 +58120,9 @@
       </w:tcPr>
     </w:tblStylePr>
   </w:style>
-  <w:style w:type="table" w:styleId="365">
+  <w:style w:type="table" w:styleId="1464">
     <w:name w:val="List Table 6 Colorful - Accent 6"/>
-    <w:basedOn w:val="267"/>
+    <w:basedOn w:val="1366"/>
     <w:uiPriority w:val="99"/>
     <w:pPr>
       <w:pBdr/>
@@ -58194,9 +58343,9 @@
       </w:tcPr>
     </w:tblStylePr>
   </w:style>
-  <w:style w:type="table" w:styleId="366">
+  <w:style w:type="table" w:styleId="1465">
     <w:name w:val="List Table 7 Colorful"/>
-    <w:basedOn w:val="267"/>
+    <w:basedOn w:val="1366"/>
     <w:uiPriority w:val="99"/>
     <w:pPr>
       <w:pBdr/>
@@ -58295,11 +58444,11 @@
         <w:tblBorders/>
       </w:tblPr>
       <w:tcPr>
-        <w:shd w:color="ffffff"/>
+        <w:shd w:val="clear" w:color="ffffff"/>
         <w:tcBorders>
-          <w:top w:val="none"/>
-          <w:left w:val="none"/>
-          <w:bottom w:val="none"/>
+          <w:top w:val="none" w:color="000000" w:sz="4" w:space="0"/>
+          <w:left w:val="none" w:color="000000" w:sz="4" w:space="0"/>
+          <w:bottom w:val="none" w:color="000000" w:sz="4" w:space="0"/>
           <w:right w:val="single" w:color="000000" w:themeColor="text1" w:themeTint="80" w:sz="4" w:space="0"/>
         </w:tcBorders>
       </w:tcPr>
@@ -58322,10 +58471,10 @@
       <w:tcPr>
         <w:shd w:val="clear" w:color="ffffff" w:themeColor="light1" w:fill="ffffff" w:themeFill="light1"/>
         <w:tcBorders>
-          <w:top w:val="none"/>
-          <w:left w:val="none"/>
+          <w:top w:val="none" w:color="000000" w:sz="4" w:space="0"/>
+          <w:left w:val="none" w:color="000000" w:sz="4" w:space="0"/>
           <w:bottom w:val="single" w:color="000000" w:themeColor="text1" w:themeTint="80" w:sz="4" w:space="0"/>
-          <w:right w:val="none"/>
+          <w:right w:val="none" w:color="000000" w:sz="4" w:space="0"/>
         </w:tcBorders>
       </w:tcPr>
     </w:tblStylePr>
@@ -58345,12 +58494,12 @@
         <w:tblBorders/>
       </w:tblPr>
       <w:tcPr>
-        <w:shd w:color="ffffff"/>
+        <w:shd w:val="clear" w:color="ffffff"/>
         <w:tcBorders>
-          <w:top w:val="none"/>
+          <w:top w:val="none" w:color="000000" w:sz="4" w:space="0"/>
           <w:left w:val="single" w:color="000000" w:themeColor="text1" w:themeTint="80" w:sz="4" w:space="0"/>
-          <w:bottom w:val="none"/>
-          <w:right w:val="none"/>
+          <w:bottom w:val="none" w:color="000000" w:sz="4" w:space="0"/>
+          <w:right w:val="none" w:color="000000" w:sz="4" w:space="0"/>
         </w:tcBorders>
       </w:tcPr>
     </w:tblStylePr>
@@ -58373,9 +58522,9 @@
         <w:shd w:val="clear" w:color="ffffff" w:themeColor="light1" w:fill="ffffff" w:themeFill="light1"/>
         <w:tcBorders>
           <w:top w:val="single" w:color="000000" w:themeColor="text1" w:themeTint="80" w:sz="4" w:space="0"/>
-          <w:left w:val="none"/>
-          <w:bottom w:val="none"/>
-          <w:right w:val="none"/>
+          <w:left w:val="none" w:color="000000" w:sz="4" w:space="0"/>
+          <w:bottom w:val="none" w:color="000000" w:sz="4" w:space="0"/>
+          <w:right w:val="none" w:color="000000" w:sz="4" w:space="0"/>
         </w:tcBorders>
       </w:tcPr>
     </w:tblStylePr>
@@ -58450,9 +58599,9 @@
       </w:tcPr>
     </w:tblStylePr>
   </w:style>
-  <w:style w:type="table" w:styleId="367">
+  <w:style w:type="table" w:styleId="1466">
     <w:name w:val="List Table 7 Colorful - Accent 1"/>
-    <w:basedOn w:val="267"/>
+    <w:basedOn w:val="1366"/>
     <w:uiPriority w:val="99"/>
     <w:pPr>
       <w:pBdr/>
@@ -58551,11 +58700,11 @@
         <w:tblBorders/>
       </w:tblPr>
       <w:tcPr>
-        <w:shd w:color="ffffff"/>
+        <w:shd w:val="clear" w:color="ffffff"/>
         <w:tcBorders>
-          <w:top w:val="none"/>
-          <w:left w:val="none"/>
-          <w:bottom w:val="none"/>
+          <w:top w:val="none" w:color="000000" w:sz="4" w:space="0"/>
+          <w:left w:val="none" w:color="000000" w:sz="4" w:space="0"/>
+          <w:bottom w:val="none" w:color="000000" w:sz="4" w:space="0"/>
           <w:right w:val="single" w:color="000000" w:themeColor="accent1" w:sz="4" w:space="0"/>
         </w:tcBorders>
       </w:tcPr>
@@ -58578,10 +58727,10 @@
       <w:tcPr>
         <w:shd w:val="clear" w:color="ffffff" w:themeColor="light1" w:fill="ffffff" w:themeFill="light1"/>
         <w:tcBorders>
-          <w:top w:val="none"/>
-          <w:left w:val="none"/>
+          <w:top w:val="none" w:color="000000" w:sz="4" w:space="0"/>
+          <w:left w:val="none" w:color="000000" w:sz="4" w:space="0"/>
           <w:bottom w:val="single" w:color="000000" w:themeColor="accent1" w:sz="4" w:space="0"/>
-          <w:right w:val="none"/>
+          <w:right w:val="none" w:color="000000" w:sz="4" w:space="0"/>
         </w:tcBorders>
       </w:tcPr>
     </w:tblStylePr>
@@ -58601,12 +58750,12 @@
         <w:tblBorders/>
       </w:tblPr>
       <w:tcPr>
-        <w:shd w:color="ffffff"/>
+        <w:shd w:val="clear" w:color="ffffff"/>
         <w:tcBorders>
-          <w:top w:val="none"/>
+          <w:top w:val="none" w:color="000000" w:sz="4" w:space="0"/>
           <w:left w:val="single" w:color="000000" w:themeColor="accent1" w:sz="4" w:space="0"/>
-          <w:bottom w:val="none"/>
-          <w:right w:val="none"/>
+          <w:bottom w:val="none" w:color="000000" w:sz="4" w:space="0"/>
+          <w:right w:val="none" w:color="000000" w:sz="4" w:space="0"/>
         </w:tcBorders>
       </w:tcPr>
     </w:tblStylePr>
@@ -58629,9 +58778,9 @@
         <w:shd w:val="clear" w:color="ffffff" w:themeColor="light1" w:fill="ffffff" w:themeFill="light1"/>
         <w:tcBorders>
           <w:top w:val="single" w:color="000000" w:themeColor="accent1" w:sz="4" w:space="0"/>
-          <w:left w:val="none"/>
-          <w:bottom w:val="none"/>
-          <w:right w:val="none"/>
+          <w:left w:val="none" w:color="000000" w:sz="4" w:space="0"/>
+          <w:bottom w:val="none" w:color="000000" w:sz="4" w:space="0"/>
+          <w:right w:val="none" w:color="000000" w:sz="4" w:space="0"/>
         </w:tcBorders>
       </w:tcPr>
     </w:tblStylePr>
@@ -58706,9 +58855,9 @@
       </w:tcPr>
     </w:tblStylePr>
   </w:style>
-  <w:style w:type="table" w:styleId="368">
+  <w:style w:type="table" w:styleId="1467">
     <w:name w:val="List Table 7 Colorful - Accent 2"/>
-    <w:basedOn w:val="267"/>
+    <w:basedOn w:val="1366"/>
     <w:uiPriority w:val="99"/>
     <w:pPr>
       <w:pBdr/>
@@ -58807,11 +58956,11 @@
         <w:tblBorders/>
       </w:tblPr>
       <w:tcPr>
-        <w:shd w:color="ffffff"/>
+        <w:shd w:val="clear" w:color="ffffff"/>
         <w:tcBorders>
-          <w:top w:val="none"/>
-          <w:left w:val="none"/>
-          <w:bottom w:val="none"/>
+          <w:top w:val="none" w:color="000000" w:sz="4" w:space="0"/>
+          <w:left w:val="none" w:color="000000" w:sz="4" w:space="0"/>
+          <w:bottom w:val="none" w:color="000000" w:sz="4" w:space="0"/>
           <w:right w:val="single" w:color="000000" w:themeColor="accent2" w:themeTint="97" w:sz="4" w:space="0"/>
         </w:tcBorders>
       </w:tcPr>
@@ -58834,10 +58983,10 @@
       <w:tcPr>
         <w:shd w:val="clear" w:color="ffffff" w:themeColor="light1" w:fill="ffffff" w:themeFill="light1"/>
         <w:tcBorders>
-          <w:top w:val="none"/>
-          <w:left w:val="none"/>
+          <w:top w:val="none" w:color="000000" w:sz="4" w:space="0"/>
+          <w:left w:val="none" w:color="000000" w:sz="4" w:space="0"/>
           <w:bottom w:val="single" w:color="000000" w:themeColor="accent2" w:themeTint="97" w:sz="4" w:space="0"/>
-          <w:right w:val="none"/>
+          <w:right w:val="none" w:color="000000" w:sz="4" w:space="0"/>
         </w:tcBorders>
       </w:tcPr>
     </w:tblStylePr>
@@ -58857,12 +59006,12 @@
         <w:tblBorders/>
       </w:tblPr>
       <w:tcPr>
-        <w:shd w:color="ffffff"/>
+        <w:shd w:val="clear" w:color="ffffff"/>
         <w:tcBorders>
-          <w:top w:val="none"/>
+          <w:top w:val="none" w:color="000000" w:sz="4" w:space="0"/>
           <w:left w:val="single" w:color="000000" w:themeColor="accent2" w:themeTint="97" w:sz="4" w:space="0"/>
-          <w:bottom w:val="none"/>
-          <w:right w:val="none"/>
+          <w:bottom w:val="none" w:color="000000" w:sz="4" w:space="0"/>
+          <w:right w:val="none" w:color="000000" w:sz="4" w:space="0"/>
         </w:tcBorders>
       </w:tcPr>
     </w:tblStylePr>
@@ -58885,9 +59034,9 @@
         <w:shd w:val="clear" w:color="ffffff" w:themeColor="light1" w:fill="ffffff" w:themeFill="light1"/>
         <w:tcBorders>
           <w:top w:val="single" w:color="000000" w:themeColor="accent2" w:themeTint="97" w:sz="4" w:space="0"/>
-          <w:left w:val="none"/>
-          <w:bottom w:val="none"/>
-          <w:right w:val="none"/>
+          <w:left w:val="none" w:color="000000" w:sz="4" w:space="0"/>
+          <w:bottom w:val="none" w:color="000000" w:sz="4" w:space="0"/>
+          <w:right w:val="none" w:color="000000" w:sz="4" w:space="0"/>
         </w:tcBorders>
       </w:tcPr>
     </w:tblStylePr>
@@ -58962,9 +59111,9 @@
       </w:tcPr>
     </w:tblStylePr>
   </w:style>
-  <w:style w:type="table" w:styleId="369">
+  <w:style w:type="table" w:styleId="1468">
     <w:name w:val="List Table 7 Colorful - Accent 3"/>
-    <w:basedOn w:val="267"/>
+    <w:basedOn w:val="1366"/>
     <w:uiPriority w:val="99"/>
     <w:pPr>
       <w:pBdr/>
@@ -59063,11 +59212,11 @@
         <w:tblBorders/>
       </w:tblPr>
       <w:tcPr>
-        <w:shd w:color="ffffff"/>
+        <w:shd w:val="clear" w:color="ffffff"/>
         <w:tcBorders>
-          <w:top w:val="none"/>
-          <w:left w:val="none"/>
-          <w:bottom w:val="none"/>
+          <w:top w:val="none" w:color="000000" w:sz="4" w:space="0"/>
+          <w:left w:val="none" w:color="000000" w:sz="4" w:space="0"/>
+          <w:bottom w:val="none" w:color="000000" w:sz="4" w:space="0"/>
           <w:right w:val="single" w:color="000000" w:themeColor="accent3" w:themeTint="98" w:sz="4" w:space="0"/>
         </w:tcBorders>
       </w:tcPr>
@@ -59090,10 +59239,10 @@
       <w:tcPr>
         <w:shd w:val="clear" w:color="ffffff" w:themeColor="light1" w:fill="ffffff" w:themeFill="light1"/>
         <w:tcBorders>
-          <w:top w:val="none"/>
-          <w:left w:val="none"/>
+          <w:top w:val="none" w:color="000000" w:sz="4" w:space="0"/>
+          <w:left w:val="none" w:color="000000" w:sz="4" w:space="0"/>
           <w:bottom w:val="single" w:color="000000" w:themeColor="accent3" w:themeTint="98" w:sz="4" w:space="0"/>
-          <w:right w:val="none"/>
+          <w:right w:val="none" w:color="000000" w:sz="4" w:space="0"/>
         </w:tcBorders>
       </w:tcPr>
     </w:tblStylePr>
@@ -59113,12 +59262,12 @@
         <w:tblBorders/>
       </w:tblPr>
       <w:tcPr>
-        <w:shd w:color="ffffff"/>
+        <w:shd w:val="clear" w:color="ffffff"/>
         <w:tcBorders>
-          <w:top w:val="none"/>
+          <w:top w:val="none" w:color="000000" w:sz="4" w:space="0"/>
           <w:left w:val="single" w:color="000000" w:themeColor="accent3" w:themeTint="98" w:sz="4" w:space="0"/>
-          <w:bottom w:val="none"/>
-          <w:right w:val="none"/>
+          <w:bottom w:val="none" w:color="000000" w:sz="4" w:space="0"/>
+          <w:right w:val="none" w:color="000000" w:sz="4" w:space="0"/>
         </w:tcBorders>
       </w:tcPr>
     </w:tblStylePr>
@@ -59141,9 +59290,9 @@
         <w:shd w:val="clear" w:color="ffffff" w:themeColor="light1" w:fill="ffffff" w:themeFill="light1"/>
         <w:tcBorders>
           <w:top w:val="single" w:color="000000" w:themeColor="accent3" w:themeTint="98" w:sz="4" w:space="0"/>
-          <w:left w:val="none"/>
-          <w:bottom w:val="none"/>
-          <w:right w:val="none"/>
+          <w:left w:val="none" w:color="000000" w:sz="4" w:space="0"/>
+          <w:bottom w:val="none" w:color="000000" w:sz="4" w:space="0"/>
+          <w:right w:val="none" w:color="000000" w:sz="4" w:space="0"/>
         </w:tcBorders>
       </w:tcPr>
     </w:tblStylePr>
@@ -59218,9 +59367,9 @@
       </w:tcPr>
     </w:tblStylePr>
   </w:style>
-  <w:style w:type="table" w:styleId="370">
+  <w:style w:type="table" w:styleId="1469">
     <w:name w:val="List Table 7 Colorful - Accent 4"/>
-    <w:basedOn w:val="267"/>
+    <w:basedOn w:val="1366"/>
     <w:uiPriority w:val="99"/>
     <w:pPr>
       <w:pBdr/>
@@ -59319,11 +59468,11 @@
         <w:tblBorders/>
       </w:tblPr>
       <w:tcPr>
-        <w:shd w:color="ffffff"/>
+        <w:shd w:val="clear" w:color="ffffff"/>
         <w:tcBorders>
-          <w:top w:val="none"/>
-          <w:left w:val="none"/>
-          <w:bottom w:val="none"/>
+          <w:top w:val="none" w:color="000000" w:sz="4" w:space="0"/>
+          <w:left w:val="none" w:color="000000" w:sz="4" w:space="0"/>
+          <w:bottom w:val="none" w:color="000000" w:sz="4" w:space="0"/>
           <w:right w:val="single" w:color="000000" w:themeColor="accent4" w:themeTint="9A" w:sz="4" w:space="0"/>
         </w:tcBorders>
       </w:tcPr>
@@ -59346,10 +59495,10 @@
       <w:tcPr>
         <w:shd w:val="clear" w:color="ffffff" w:themeColor="light1" w:fill="ffffff" w:themeFill="light1"/>
         <w:tcBorders>
-          <w:top w:val="none"/>
-          <w:left w:val="none"/>
+          <w:top w:val="none" w:color="000000" w:sz="4" w:space="0"/>
+          <w:left w:val="none" w:color="000000" w:sz="4" w:space="0"/>
           <w:bottom w:val="single" w:color="000000" w:themeColor="accent4" w:themeTint="9A" w:sz="4" w:space="0"/>
-          <w:right w:val="none"/>
+          <w:right w:val="none" w:color="000000" w:sz="4" w:space="0"/>
         </w:tcBorders>
       </w:tcPr>
     </w:tblStylePr>
@@ -59369,12 +59518,12 @@
         <w:tblBorders/>
       </w:tblPr>
       <w:tcPr>
-        <w:shd w:color="ffffff"/>
+        <w:shd w:val="clear" w:color="ffffff"/>
         <w:tcBorders>
-          <w:top w:val="none"/>
+          <w:top w:val="none" w:color="000000" w:sz="4" w:space="0"/>
           <w:left w:val="single" w:color="000000" w:themeColor="accent4" w:themeTint="9A" w:sz="4" w:space="0"/>
-          <w:bottom w:val="none"/>
-          <w:right w:val="none"/>
+          <w:bottom w:val="none" w:color="000000" w:sz="4" w:space="0"/>
+          <w:right w:val="none" w:color="000000" w:sz="4" w:space="0"/>
         </w:tcBorders>
       </w:tcPr>
     </w:tblStylePr>
@@ -59397,9 +59546,9 @@
         <w:shd w:val="clear" w:color="ffffff" w:themeColor="light1" w:fill="ffffff" w:themeFill="light1"/>
         <w:tcBorders>
           <w:top w:val="single" w:color="000000" w:themeColor="accent4" w:themeTint="9A" w:sz="4" w:space="0"/>
-          <w:left w:val="none"/>
-          <w:bottom w:val="none"/>
-          <w:right w:val="none"/>
+          <w:left w:val="none" w:color="000000" w:sz="4" w:space="0"/>
+          <w:bottom w:val="none" w:color="000000" w:sz="4" w:space="0"/>
+          <w:right w:val="none" w:color="000000" w:sz="4" w:space="0"/>
         </w:tcBorders>
       </w:tcPr>
     </w:tblStylePr>
@@ -59474,9 +59623,9 @@
       </w:tcPr>
     </w:tblStylePr>
   </w:style>
-  <w:style w:type="table" w:styleId="371">
+  <w:style w:type="table" w:styleId="1470">
     <w:name w:val="List Table 7 Colorful - Accent 5"/>
-    <w:basedOn w:val="267"/>
+    <w:basedOn w:val="1366"/>
     <w:uiPriority w:val="99"/>
     <w:pPr>
       <w:pBdr/>
@@ -59575,11 +59724,11 @@
         <w:tblBorders/>
       </w:tblPr>
       <w:tcPr>
-        <w:shd w:color="ffffff"/>
+        <w:shd w:val="clear" w:color="ffffff"/>
         <w:tcBorders>
-          <w:top w:val="none"/>
-          <w:left w:val="none"/>
-          <w:bottom w:val="none"/>
+          <w:top w:val="none" w:color="000000" w:sz="4" w:space="0"/>
+          <w:left w:val="none" w:color="000000" w:sz="4" w:space="0"/>
+          <w:bottom w:val="none" w:color="000000" w:sz="4" w:space="0"/>
           <w:right w:val="single" w:color="000000" w:themeColor="accent5" w:themeTint="9A" w:sz="4" w:space="0"/>
         </w:tcBorders>
       </w:tcPr>
@@ -59602,10 +59751,10 @@
       <w:tcPr>
         <w:shd w:val="clear" w:color="ffffff" w:themeColor="light1" w:fill="ffffff" w:themeFill="light1"/>
         <w:tcBorders>
-          <w:top w:val="none"/>
-          <w:left w:val="none"/>
+          <w:top w:val="none" w:color="000000" w:sz="4" w:space="0"/>
+          <w:left w:val="none" w:color="000000" w:sz="4" w:space="0"/>
           <w:bottom w:val="single" w:color="000000" w:themeColor="accent5" w:themeTint="9A" w:sz="4" w:space="0"/>
-          <w:right w:val="none"/>
+          <w:right w:val="none" w:color="000000" w:sz="4" w:space="0"/>
         </w:tcBorders>
       </w:tcPr>
     </w:tblStylePr>
@@ -59625,12 +59774,12 @@
         <w:tblBorders/>
       </w:tblPr>
       <w:tcPr>
-        <w:shd w:color="ffffff"/>
+        <w:shd w:val="clear" w:color="ffffff"/>
         <w:tcBorders>
-          <w:top w:val="none"/>
+          <w:top w:val="none" w:color="000000" w:sz="4" w:space="0"/>
           <w:left w:val="single" w:color="000000" w:themeColor="accent5" w:themeTint="9A" w:sz="4" w:space="0"/>
-          <w:bottom w:val="none"/>
-          <w:right w:val="none"/>
+          <w:bottom w:val="none" w:color="000000" w:sz="4" w:space="0"/>
+          <w:right w:val="none" w:color="000000" w:sz="4" w:space="0"/>
         </w:tcBorders>
       </w:tcPr>
     </w:tblStylePr>
@@ -59653,9 +59802,9 @@
         <w:shd w:val="clear" w:color="ffffff" w:themeColor="light1" w:fill="ffffff" w:themeFill="light1"/>
         <w:tcBorders>
           <w:top w:val="single" w:color="000000" w:themeColor="accent5" w:themeTint="9A" w:sz="4" w:space="0"/>
-          <w:left w:val="none"/>
-          <w:bottom w:val="none"/>
-          <w:right w:val="none"/>
+          <w:left w:val="none" w:color="000000" w:sz="4" w:space="0"/>
+          <w:bottom w:val="none" w:color="000000" w:sz="4" w:space="0"/>
+          <w:right w:val="none" w:color="000000" w:sz="4" w:space="0"/>
         </w:tcBorders>
       </w:tcPr>
     </w:tblStylePr>
@@ -59730,9 +59879,9 @@
       </w:tcPr>
     </w:tblStylePr>
   </w:style>
-  <w:style w:type="table" w:styleId="372">
+  <w:style w:type="table" w:styleId="1471">
     <w:name w:val="List Table 7 Colorful - Accent 6"/>
-    <w:basedOn w:val="267"/>
+    <w:basedOn w:val="1366"/>
     <w:uiPriority w:val="99"/>
     <w:pPr>
       <w:pBdr/>
@@ -59831,11 +59980,11 @@
         <w:tblBorders/>
       </w:tblPr>
       <w:tcPr>
-        <w:shd w:color="ffffff"/>
+        <w:shd w:val="clear" w:color="ffffff"/>
         <w:tcBorders>
-          <w:top w:val="none"/>
-          <w:left w:val="none"/>
-          <w:bottom w:val="none"/>
+          <w:top w:val="none" w:color="000000" w:sz="4" w:space="0"/>
+          <w:left w:val="none" w:color="000000" w:sz="4" w:space="0"/>
+          <w:bottom w:val="none" w:color="000000" w:sz="4" w:space="0"/>
           <w:right w:val="single" w:color="000000" w:themeColor="accent6" w:themeTint="98" w:sz="4" w:space="0"/>
         </w:tcBorders>
       </w:tcPr>
@@ -59858,10 +60007,10 @@
       <w:tcPr>
         <w:shd w:val="clear" w:color="ffffff" w:themeColor="light1" w:fill="ffffff" w:themeFill="light1"/>
         <w:tcBorders>
-          <w:top w:val="none"/>
-          <w:left w:val="none"/>
+          <w:top w:val="none" w:color="000000" w:sz="4" w:space="0"/>
+          <w:left w:val="none" w:color="000000" w:sz="4" w:space="0"/>
           <w:bottom w:val="single" w:color="000000" w:themeColor="accent6" w:themeTint="98" w:sz="4" w:space="0"/>
-          <w:right w:val="none"/>
+          <w:right w:val="none" w:color="000000" w:sz="4" w:space="0"/>
         </w:tcBorders>
       </w:tcPr>
     </w:tblStylePr>
@@ -59881,12 +60030,12 @@
         <w:tblBorders/>
       </w:tblPr>
       <w:tcPr>
-        <w:shd w:color="ffffff"/>
+        <w:shd w:val="clear" w:color="ffffff"/>
         <w:tcBorders>
-          <w:top w:val="none"/>
+          <w:top w:val="none" w:color="000000" w:sz="4" w:space="0"/>
           <w:left w:val="single" w:color="000000" w:themeColor="accent6" w:themeTint="98" w:sz="4" w:space="0"/>
-          <w:bottom w:val="none"/>
-          <w:right w:val="none"/>
+          <w:bottom w:val="none" w:color="000000" w:sz="4" w:space="0"/>
+          <w:right w:val="none" w:color="000000" w:sz="4" w:space="0"/>
         </w:tcBorders>
       </w:tcPr>
     </w:tblStylePr>
@@ -59909,9 +60058,9 @@
         <w:shd w:val="clear" w:color="ffffff" w:themeColor="light1" w:fill="ffffff" w:themeFill="light1"/>
         <w:tcBorders>
           <w:top w:val="single" w:color="000000" w:themeColor="accent6" w:themeTint="98" w:sz="4" w:space="0"/>
-          <w:left w:val="none"/>
-          <w:bottom w:val="none"/>
-          <w:right w:val="none"/>
+          <w:left w:val="none" w:color="000000" w:sz="4" w:space="0"/>
+          <w:bottom w:val="none" w:color="000000" w:sz="4" w:space="0"/>
+          <w:right w:val="none" w:color="000000" w:sz="4" w:space="0"/>
         </w:tcBorders>
       </w:tcPr>
     </w:tblStylePr>
@@ -59986,9 +60135,9 @@
       </w:tcPr>
     </w:tblStylePr>
   </w:style>
-  <w:style w:type="table" w:styleId="373">
+  <w:style w:type="table" w:styleId="1472">
     <w:name w:val="Lined - Accent"/>
-    <w:basedOn w:val="267"/>
+    <w:basedOn w:val="1366"/>
     <w:uiPriority w:val="99"/>
     <w:pPr>
       <w:pBdr/>
@@ -60223,9 +60372,9 @@
       </w:tcPr>
     </w:tblStylePr>
   </w:style>
-  <w:style w:type="table" w:styleId="374">
+  <w:style w:type="table" w:styleId="1473">
     <w:name w:val="Lined - Accent 1"/>
-    <w:basedOn w:val="267"/>
+    <w:basedOn w:val="1366"/>
     <w:uiPriority w:val="99"/>
     <w:pPr>
       <w:pBdr/>
@@ -60460,9 +60609,9 @@
       </w:tcPr>
     </w:tblStylePr>
   </w:style>
-  <w:style w:type="table" w:styleId="375">
+  <w:style w:type="table" w:styleId="1474">
     <w:name w:val="Lined - Accent 2"/>
-    <w:basedOn w:val="267"/>
+    <w:basedOn w:val="1366"/>
     <w:uiPriority w:val="99"/>
     <w:pPr>
       <w:pBdr/>
@@ -60697,9 +60846,9 @@
       </w:tcPr>
     </w:tblStylePr>
   </w:style>
-  <w:style w:type="table" w:styleId="376">
+  <w:style w:type="table" w:styleId="1475">
     <w:name w:val="Lined - Accent 3"/>
-    <w:basedOn w:val="267"/>
+    <w:basedOn w:val="1366"/>
     <w:uiPriority w:val="99"/>
     <w:pPr>
       <w:pBdr/>
@@ -60934,9 +61083,9 @@
       </w:tcPr>
     </w:tblStylePr>
   </w:style>
-  <w:style w:type="table" w:styleId="377">
+  <w:style w:type="table" w:styleId="1476">
     <w:name w:val="Lined - Accent 4"/>
-    <w:basedOn w:val="267"/>
+    <w:basedOn w:val="1366"/>
     <w:uiPriority w:val="99"/>
     <w:pPr>
       <w:pBdr/>
@@ -61171,9 +61320,9 @@
       </w:tcPr>
     </w:tblStylePr>
   </w:style>
-  <w:style w:type="table" w:styleId="378">
+  <w:style w:type="table" w:styleId="1477">
     <w:name w:val="Lined - Accent 5"/>
-    <w:basedOn w:val="267"/>
+    <w:basedOn w:val="1366"/>
     <w:uiPriority w:val="99"/>
     <w:pPr>
       <w:pBdr/>
@@ -61408,9 +61557,9 @@
       </w:tcPr>
     </w:tblStylePr>
   </w:style>
-  <w:style w:type="table" w:styleId="379">
+  <w:style w:type="table" w:styleId="1478">
     <w:name w:val="Lined - Accent 6"/>
-    <w:basedOn w:val="267"/>
+    <w:basedOn w:val="1366"/>
     <w:uiPriority w:val="99"/>
     <w:pPr>
       <w:pBdr/>
@@ -61645,9 +61794,9 @@
       </w:tcPr>
     </w:tblStylePr>
   </w:style>
-  <w:style w:type="table" w:styleId="380">
+  <w:style w:type="table" w:styleId="1479">
     <w:name w:val="Bordered &amp; Lined - Accent"/>
-    <w:basedOn w:val="267"/>
+    <w:basedOn w:val="1366"/>
     <w:uiPriority w:val="99"/>
     <w:pPr>
       <w:pBdr/>
@@ -61889,9 +62038,9 @@
       </w:tcPr>
     </w:tblStylePr>
   </w:style>
-  <w:style w:type="table" w:styleId="381">
+  <w:style w:type="table" w:styleId="1480">
     <w:name w:val="Bordered &amp; Lined - Accent 1"/>
-    <w:basedOn w:val="267"/>
+    <w:basedOn w:val="1366"/>
     <w:uiPriority w:val="99"/>
     <w:pPr>
       <w:pBdr/>
@@ -62133,9 +62282,9 @@
       </w:tcPr>
     </w:tblStylePr>
   </w:style>
-  <w:style w:type="table" w:styleId="382">
+  <w:style w:type="table" w:styleId="1481">
     <w:name w:val="Bordered &amp; Lined - Accent 2"/>
-    <w:basedOn w:val="267"/>
+    <w:basedOn w:val="1366"/>
     <w:uiPriority w:val="99"/>
     <w:pPr>
       <w:pBdr/>
@@ -62377,9 +62526,9 @@
       </w:tcPr>
     </w:tblStylePr>
   </w:style>
-  <w:style w:type="table" w:styleId="383">
+  <w:style w:type="table" w:styleId="1482">
     <w:name w:val="Bordered &amp; Lined - Accent 3"/>
-    <w:basedOn w:val="267"/>
+    <w:basedOn w:val="1366"/>
     <w:uiPriority w:val="99"/>
     <w:pPr>
       <w:pBdr/>
@@ -62621,9 +62770,9 @@
       </w:tcPr>
     </w:tblStylePr>
   </w:style>
-  <w:style w:type="table" w:styleId="384">
+  <w:style w:type="table" w:styleId="1483">
     <w:name w:val="Bordered &amp; Lined - Accent 4"/>
-    <w:basedOn w:val="267"/>
+    <w:basedOn w:val="1366"/>
     <w:uiPriority w:val="99"/>
     <w:pPr>
       <w:pBdr/>
@@ -62865,9 +63014,9 @@
       </w:tcPr>
     </w:tblStylePr>
   </w:style>
-  <w:style w:type="table" w:styleId="385">
+  <w:style w:type="table" w:styleId="1484">
     <w:name w:val="Bordered &amp; Lined - Accent 5"/>
-    <w:basedOn w:val="267"/>
+    <w:basedOn w:val="1366"/>
     <w:uiPriority w:val="99"/>
     <w:pPr>
       <w:pBdr/>
@@ -63109,9 +63258,9 @@
       </w:tcPr>
     </w:tblStylePr>
   </w:style>
-  <w:style w:type="table" w:styleId="386">
+  <w:style w:type="table" w:styleId="1485">
     <w:name w:val="Bordered &amp; Lined - Accent 6"/>
-    <w:basedOn w:val="267"/>
+    <w:basedOn w:val="1366"/>
     <w:uiPriority w:val="99"/>
     <w:pPr>
       <w:pBdr/>
@@ -63353,9 +63502,9 @@
       </w:tcPr>
     </w:tblStylePr>
   </w:style>
-  <w:style w:type="table" w:styleId="387">
+  <w:style w:type="table" w:styleId="1486">
     <w:name w:val="Bordered"/>
-    <w:basedOn w:val="267"/>
+    <w:basedOn w:val="1366"/>
     <w:uiPriority w:val="99"/>
     <w:pPr>
       <w:pBdr/>
@@ -63584,9 +63733,9 @@
       </w:tcPr>
     </w:tblStylePr>
   </w:style>
-  <w:style w:type="table" w:styleId="388">
+  <w:style w:type="table" w:styleId="1487">
     <w:name w:val="Bordered - Accent 1"/>
-    <w:basedOn w:val="267"/>
+    <w:basedOn w:val="1366"/>
     <w:uiPriority w:val="99"/>
     <w:pPr>
       <w:pBdr/>
@@ -63815,9 +63964,9 @@
       </w:tcPr>
     </w:tblStylePr>
   </w:style>
-  <w:style w:type="table" w:styleId="389">
+  <w:style w:type="table" w:styleId="1488">
     <w:name w:val="Bordered - Accent 2"/>
-    <w:basedOn w:val="267"/>
+    <w:basedOn w:val="1366"/>
     <w:uiPriority w:val="99"/>
     <w:pPr>
       <w:pBdr/>
@@ -64046,9 +64195,9 @@
       </w:tcPr>
     </w:tblStylePr>
   </w:style>
-  <w:style w:type="table" w:styleId="390">
+  <w:style w:type="table" w:styleId="1489">
     <w:name w:val="Bordered - Accent 3"/>
-    <w:basedOn w:val="267"/>
+    <w:basedOn w:val="1366"/>
     <w:uiPriority w:val="99"/>
     <w:pPr>
       <w:pBdr/>
@@ -64277,9 +64426,9 @@
       </w:tcPr>
     </w:tblStylePr>
   </w:style>
-  <w:style w:type="table" w:styleId="391">
+  <w:style w:type="table" w:styleId="1490">
     <w:name w:val="Bordered - Accent 4"/>
-    <w:basedOn w:val="267"/>
+    <w:basedOn w:val="1366"/>
     <w:uiPriority w:val="99"/>
     <w:pPr>
       <w:pBdr/>
@@ -64508,9 +64657,9 @@
       </w:tcPr>
     </w:tblStylePr>
   </w:style>
-  <w:style w:type="table" w:styleId="392">
+  <w:style w:type="table" w:styleId="1491">
     <w:name w:val="Bordered - Accent 5"/>
-    <w:basedOn w:val="267"/>
+    <w:basedOn w:val="1366"/>
     <w:uiPriority w:val="99"/>
     <w:pPr>
       <w:pBdr/>
@@ -64739,9 +64888,9 @@
       </w:tcPr>
     </w:tblStylePr>
   </w:style>
-  <w:style w:type="table" w:styleId="393">
+  <w:style w:type="table" w:styleId="1492">
     <w:name w:val="Bordered - Accent 6"/>
-    <w:basedOn w:val="267"/>
+    <w:basedOn w:val="1366"/>
     <w:uiPriority w:val="99"/>
     <w:pPr>
       <w:pBdr/>
@@ -64970,7 +65119,7 @@
       </w:tcPr>
     </w:tblStylePr>
   </w:style>
-  <w:style w:type="paragraph" w:styleId="394" w:default="1">
+  <w:style w:type="paragraph" w:styleId="1493" w:default="1">
     <w:name w:val="Normal"/>
     <w:qFormat/>
     <w:pPr>
@@ -64979,11 +65128,11 @@
       <w:ind/>
     </w:pPr>
   </w:style>
-  <w:style w:type="paragraph" w:styleId="395">
+  <w:style w:type="paragraph" w:styleId="1494">
     <w:name w:val="Heading 1"/>
-    <w:basedOn w:val="394"/>
-    <w:next w:val="394"/>
-    <w:link w:val="406"/>
+    <w:basedOn w:val="1493"/>
+    <w:next w:val="1493"/>
+    <w:link w:val="1505"/>
     <w:uiPriority w:val="9"/>
     <w:qFormat/>
     <w:pPr>
@@ -65001,11 +65150,11 @@
       <w:szCs w:val="40"/>
     </w:rPr>
   </w:style>
-  <w:style w:type="paragraph" w:styleId="396">
+  <w:style w:type="paragraph" w:styleId="1495">
     <w:name w:val="Heading 2"/>
-    <w:basedOn w:val="394"/>
-    <w:next w:val="394"/>
-    <w:link w:val="407"/>
+    <w:basedOn w:val="1493"/>
+    <w:next w:val="1493"/>
+    <w:link w:val="1506"/>
     <w:uiPriority w:val="9"/>
     <w:unhideWhenUsed/>
     <w:qFormat/>
@@ -65024,11 +65173,11 @@
       <w:szCs w:val="32"/>
     </w:rPr>
   </w:style>
-  <w:style w:type="paragraph" w:styleId="397">
+  <w:style w:type="paragraph" w:styleId="1496">
     <w:name w:val="Heading 3"/>
-    <w:basedOn w:val="394"/>
-    <w:next w:val="394"/>
-    <w:link w:val="408"/>
+    <w:basedOn w:val="1493"/>
+    <w:next w:val="1493"/>
+    <w:link w:val="1507"/>
     <w:uiPriority w:val="9"/>
     <w:unhideWhenUsed/>
     <w:qFormat/>
@@ -65047,11 +65196,11 @@
       <w:szCs w:val="28"/>
     </w:rPr>
   </w:style>
-  <w:style w:type="paragraph" w:styleId="398">
+  <w:style w:type="paragraph" w:styleId="1497">
     <w:name w:val="Heading 4"/>
-    <w:basedOn w:val="394"/>
-    <w:next w:val="394"/>
-    <w:link w:val="409"/>
+    <w:basedOn w:val="1493"/>
+    <w:next w:val="1493"/>
+    <w:link w:val="1508"/>
     <w:uiPriority w:val="9"/>
     <w:unhideWhenUsed/>
     <w:qFormat/>
@@ -65070,11 +65219,11 @@
       <w:color w:val="0f4761" w:themeColor="accent1" w:themeShade="BF"/>
     </w:rPr>
   </w:style>
-  <w:style w:type="paragraph" w:styleId="399">
+  <w:style w:type="paragraph" w:styleId="1498">
     <w:name w:val="Heading 5"/>
-    <w:basedOn w:val="394"/>
-    <w:next w:val="394"/>
-    <w:link w:val="410"/>
+    <w:basedOn w:val="1493"/>
+    <w:next w:val="1493"/>
+    <w:link w:val="1509"/>
     <w:uiPriority w:val="9"/>
     <w:unhideWhenUsed/>
     <w:qFormat/>
@@ -65091,11 +65240,11 @@
       <w:color w:val="0f4761" w:themeColor="accent1" w:themeShade="BF"/>
     </w:rPr>
   </w:style>
-  <w:style w:type="paragraph" w:styleId="400">
+  <w:style w:type="paragraph" w:styleId="1499">
     <w:name w:val="Heading 6"/>
-    <w:basedOn w:val="394"/>
-    <w:next w:val="394"/>
-    <w:link w:val="411"/>
+    <w:basedOn w:val="1493"/>
+    <w:next w:val="1493"/>
+    <w:link w:val="1510"/>
     <w:uiPriority w:val="9"/>
     <w:unhideWhenUsed/>
     <w:qFormat/>
@@ -65114,11 +65263,11 @@
       <w:color w:val="595959" w:themeColor="text1" w:themeTint="A6"/>
     </w:rPr>
   </w:style>
-  <w:style w:type="paragraph" w:styleId="401">
+  <w:style w:type="paragraph" w:styleId="1500">
     <w:name w:val="Heading 7"/>
-    <w:basedOn w:val="394"/>
-    <w:next w:val="394"/>
-    <w:link w:val="412"/>
+    <w:basedOn w:val="1493"/>
+    <w:next w:val="1493"/>
+    <w:link w:val="1511"/>
     <w:uiPriority w:val="9"/>
     <w:unhideWhenUsed/>
     <w:qFormat/>
@@ -65135,11 +65284,11 @@
       <w:color w:val="595959" w:themeColor="text1" w:themeTint="A6"/>
     </w:rPr>
   </w:style>
-  <w:style w:type="paragraph" w:styleId="402">
+  <w:style w:type="paragraph" w:styleId="1501">
     <w:name w:val="Heading 8"/>
-    <w:basedOn w:val="394"/>
-    <w:next w:val="394"/>
-    <w:link w:val="413"/>
+    <w:basedOn w:val="1493"/>
+    <w:next w:val="1493"/>
+    <w:link w:val="1512"/>
     <w:uiPriority w:val="9"/>
     <w:unhideWhenUsed/>
     <w:qFormat/>
@@ -65158,11 +65307,11 @@
       <w:color w:val="272727" w:themeColor="text1" w:themeTint="D8"/>
     </w:rPr>
   </w:style>
-  <w:style w:type="paragraph" w:styleId="403">
+  <w:style w:type="paragraph" w:styleId="1502">
     <w:name w:val="Heading 9"/>
-    <w:basedOn w:val="394"/>
-    <w:next w:val="394"/>
-    <w:link w:val="414"/>
+    <w:basedOn w:val="1493"/>
+    <w:next w:val="1493"/>
+    <w:link w:val="1513"/>
     <w:uiPriority w:val="9"/>
     <w:unhideWhenUsed/>
     <w:qFormat/>
@@ -65181,7 +65330,7 @@
       <w:color w:val="272727" w:themeColor="text1" w:themeTint="D8"/>
     </w:rPr>
   </w:style>
-  <w:style w:type="character" w:styleId="404" w:default="1">
+  <w:style w:type="character" w:styleId="1503" w:default="1">
     <w:name w:val="Default Paragraph Font"/>
     <w:uiPriority w:val="1"/>
     <w:semiHidden/>
@@ -65192,7 +65341,7 @@
       <w:ind/>
     </w:pPr>
   </w:style>
-  <w:style w:type="numbering" w:styleId="405" w:default="1">
+  <w:style w:type="numbering" w:styleId="1504" w:default="1">
     <w:name w:val="No List"/>
     <w:uiPriority w:val="99"/>
     <w:semiHidden/>
@@ -65203,10 +65352,10 @@
       <w:ind/>
     </w:pPr>
   </w:style>
-  <w:style w:type="character" w:styleId="406">
+  <w:style w:type="character" w:styleId="1505">
     <w:name w:val="Heading 1 Char"/>
-    <w:basedOn w:val="404"/>
-    <w:link w:val="395"/>
+    <w:basedOn w:val="1503"/>
+    <w:link w:val="1494"/>
     <w:uiPriority w:val="9"/>
     <w:pPr>
       <w:pBdr/>
@@ -65220,10 +65369,10 @@
       <w:szCs w:val="40"/>
     </w:rPr>
   </w:style>
-  <w:style w:type="character" w:styleId="407">
+  <w:style w:type="character" w:styleId="1506">
     <w:name w:val="Heading 2 Char"/>
-    <w:basedOn w:val="404"/>
-    <w:link w:val="396"/>
+    <w:basedOn w:val="1503"/>
+    <w:link w:val="1495"/>
     <w:uiPriority w:val="9"/>
     <w:pPr>
       <w:pBdr/>
@@ -65237,10 +65386,10 @@
       <w:szCs w:val="32"/>
     </w:rPr>
   </w:style>
-  <w:style w:type="character" w:styleId="408">
+  <w:style w:type="character" w:styleId="1507">
     <w:name w:val="Heading 3 Char"/>
-    <w:basedOn w:val="404"/>
-    <w:link w:val="397"/>
+    <w:basedOn w:val="1503"/>
+    <w:link w:val="1496"/>
     <w:uiPriority w:val="9"/>
     <w:pPr>
       <w:pBdr/>
@@ -65254,10 +65403,10 @@
       <w:szCs w:val="28"/>
     </w:rPr>
   </w:style>
-  <w:style w:type="character" w:styleId="409">
+  <w:style w:type="character" w:styleId="1508">
     <w:name w:val="Heading 4 Char"/>
-    <w:basedOn w:val="404"/>
-    <w:link w:val="398"/>
+    <w:basedOn w:val="1503"/>
+    <w:link w:val="1497"/>
     <w:uiPriority w:val="9"/>
     <w:pPr>
       <w:pBdr/>
@@ -65271,10 +65420,10 @@
       <w:color w:val="0f4761" w:themeColor="accent1" w:themeShade="BF"/>
     </w:rPr>
   </w:style>
-  <w:style w:type="character" w:styleId="410">
+  <w:style w:type="character" w:styleId="1509">
     <w:name w:val="Heading 5 Char"/>
-    <w:basedOn w:val="404"/>
-    <w:link w:val="399"/>
+    <w:basedOn w:val="1503"/>
+    <w:link w:val="1498"/>
     <w:uiPriority w:val="9"/>
     <w:pPr>
       <w:pBdr/>
@@ -65286,10 +65435,10 @@
       <w:color w:val="0f4761" w:themeColor="accent1" w:themeShade="BF"/>
     </w:rPr>
   </w:style>
-  <w:style w:type="character" w:styleId="411">
+  <w:style w:type="character" w:styleId="1510">
     <w:name w:val="Heading 6 Char"/>
-    <w:basedOn w:val="404"/>
-    <w:link w:val="400"/>
+    <w:basedOn w:val="1503"/>
+    <w:link w:val="1499"/>
     <w:uiPriority w:val="9"/>
     <w:pPr>
       <w:pBdr/>
@@ -65303,10 +65452,10 @@
       <w:color w:val="595959" w:themeColor="text1" w:themeTint="A6"/>
     </w:rPr>
   </w:style>
-  <w:style w:type="character" w:styleId="412">
+  <w:style w:type="character" w:styleId="1511">
     <w:name w:val="Heading 7 Char"/>
-    <w:basedOn w:val="404"/>
-    <w:link w:val="401"/>
+    <w:basedOn w:val="1503"/>
+    <w:link w:val="1500"/>
     <w:uiPriority w:val="9"/>
     <w:pPr>
       <w:pBdr/>
@@ -65318,10 +65467,10 @@
       <w:color w:val="595959" w:themeColor="text1" w:themeTint="A6"/>
     </w:rPr>
   </w:style>
-  <w:style w:type="character" w:styleId="413">
+  <w:style w:type="character" w:styleId="1512">
     <w:name w:val="Heading 8 Char"/>
-    <w:basedOn w:val="404"/>
-    <w:link w:val="402"/>
+    <w:basedOn w:val="1503"/>
+    <w:link w:val="1501"/>
     <w:uiPriority w:val="9"/>
     <w:pPr>
       <w:pBdr/>
@@ -65335,10 +65484,10 @@
       <w:color w:val="272727" w:themeColor="text1" w:themeTint="D8"/>
     </w:rPr>
   </w:style>
-  <w:style w:type="character" w:styleId="414">
+  <w:style w:type="character" w:styleId="1513">
     <w:name w:val="Heading 9 Char"/>
-    <w:basedOn w:val="404"/>
-    <w:link w:val="403"/>
+    <w:basedOn w:val="1503"/>
+    <w:link w:val="1502"/>
     <w:uiPriority w:val="9"/>
     <w:pPr>
       <w:pBdr/>
@@ -65352,11 +65501,11 @@
       <w:color w:val="272727" w:themeColor="text1" w:themeTint="D8"/>
     </w:rPr>
   </w:style>
-  <w:style w:type="paragraph" w:styleId="415">
+  <w:style w:type="paragraph" w:styleId="1514">
     <w:name w:val="Title"/>
-    <w:basedOn w:val="394"/>
-    <w:next w:val="394"/>
-    <w:link w:val="416"/>
+    <w:basedOn w:val="1493"/>
+    <w:next w:val="1493"/>
+    <w:link w:val="1515"/>
     <w:uiPriority w:val="10"/>
     <w:qFormat/>
     <w:pPr>
@@ -65372,10 +65521,10 @@
       <w:szCs w:val="56"/>
     </w:rPr>
   </w:style>
-  <w:style w:type="character" w:styleId="416">
+  <w:style w:type="character" w:styleId="1515">
     <w:name w:val="Title Char"/>
-    <w:basedOn w:val="404"/>
-    <w:link w:val="415"/>
+    <w:basedOn w:val="1503"/>
+    <w:link w:val="1514"/>
     <w:uiPriority w:val="10"/>
     <w:pPr>
       <w:pBdr/>
@@ -65389,11 +65538,11 @@
       <w:szCs w:val="56"/>
     </w:rPr>
   </w:style>
-  <w:style w:type="paragraph" w:styleId="417">
+  <w:style w:type="paragraph" w:styleId="1516">
     <w:name w:val="Subtitle"/>
-    <w:basedOn w:val="394"/>
-    <w:next w:val="394"/>
-    <w:link w:val="418"/>
+    <w:basedOn w:val="1493"/>
+    <w:next w:val="1493"/>
+    <w:link w:val="1517"/>
     <w:uiPriority w:val="11"/>
     <w:qFormat/>
     <w:pPr>
@@ -65411,10 +65560,10 @@
       <w:szCs w:val="28"/>
     </w:rPr>
   </w:style>
-  <w:style w:type="character" w:styleId="418">
+  <w:style w:type="character" w:styleId="1517">
     <w:name w:val="Subtitle Char"/>
-    <w:basedOn w:val="404"/>
-    <w:link w:val="417"/>
+    <w:basedOn w:val="1503"/>
+    <w:link w:val="1516"/>
     <w:uiPriority w:val="11"/>
     <w:pPr>
       <w:pBdr/>
@@ -65428,11 +65577,11 @@
       <w:szCs w:val="28"/>
     </w:rPr>
   </w:style>
-  <w:style w:type="paragraph" w:styleId="419">
+  <w:style w:type="paragraph" w:styleId="1518">
     <w:name w:val="Quote"/>
-    <w:basedOn w:val="394"/>
-    <w:next w:val="394"/>
-    <w:link w:val="420"/>
+    <w:basedOn w:val="1493"/>
+    <w:next w:val="1493"/>
+    <w:link w:val="1519"/>
     <w:uiPriority w:val="29"/>
     <w:qFormat/>
     <w:pPr>
@@ -65447,10 +65596,10 @@
       <w:color w:val="404040" w:themeColor="text1" w:themeTint="BF"/>
     </w:rPr>
   </w:style>
-  <w:style w:type="character" w:styleId="420">
+  <w:style w:type="character" w:styleId="1519">
     <w:name w:val="Quote Char"/>
-    <w:basedOn w:val="404"/>
-    <w:link w:val="419"/>
+    <w:basedOn w:val="1503"/>
+    <w:link w:val="1518"/>
     <w:uiPriority w:val="29"/>
     <w:pPr>
       <w:pBdr/>
@@ -65463,9 +65612,9 @@
       <w:color w:val="404040" w:themeColor="text1" w:themeTint="BF"/>
     </w:rPr>
   </w:style>
-  <w:style w:type="paragraph" w:styleId="421">
+  <w:style w:type="paragraph" w:styleId="1520">
     <w:name w:val="List Paragraph"/>
-    <w:basedOn w:val="394"/>
+    <w:basedOn w:val="1493"/>
     <w:uiPriority w:val="34"/>
     <w:qFormat/>
     <w:pPr>
@@ -65475,9 +65624,9 @@
       <w:contextualSpacing w:val="true"/>
     </w:pPr>
   </w:style>
-  <w:style w:type="character" w:styleId="422">
+  <w:style w:type="character" w:styleId="1521">
     <w:name w:val="Intense Emphasis"/>
-    <w:basedOn w:val="404"/>
+    <w:basedOn w:val="1503"/>
     <w:uiPriority w:val="21"/>
     <w:qFormat/>
     <w:pPr>
@@ -65491,11 +65640,11 @@
       <w:color w:val="0f4761" w:themeColor="accent1" w:themeShade="BF"/>
     </w:rPr>
   </w:style>
-  <w:style w:type="paragraph" w:styleId="423">
+  <w:style w:type="paragraph" w:styleId="1522">
     <w:name w:val="Intense Quote"/>
-    <w:basedOn w:val="394"/>
-    <w:next w:val="394"/>
-    <w:link w:val="424"/>
+    <w:basedOn w:val="1493"/>
+    <w:next w:val="1493"/>
+    <w:link w:val="1523"/>
     <w:uiPriority w:val="30"/>
     <w:qFormat/>
     <w:pPr>
@@ -65513,10 +65662,10 @@
       <w:color w:val="0f4761" w:themeColor="accent1" w:themeShade="BF"/>
     </w:rPr>
   </w:style>
-  <w:style w:type="character" w:styleId="424">
+  <w:style w:type="character" w:styleId="1523">
     <w:name w:val="Intense Quote Char"/>
-    <w:basedOn w:val="404"/>
-    <w:link w:val="423"/>
+    <w:basedOn w:val="1503"/>
+    <w:link w:val="1522"/>
     <w:uiPriority w:val="30"/>
     <w:pPr>
       <w:pBdr/>
@@ -65529,9 +65678,9 @@
       <w:color w:val="0f4761" w:themeColor="accent1" w:themeShade="BF"/>
     </w:rPr>
   </w:style>
-  <w:style w:type="character" w:styleId="425">
+  <w:style w:type="character" w:styleId="1524">
     <w:name w:val="Intense Reference"/>
-    <w:basedOn w:val="404"/>
+    <w:basedOn w:val="1503"/>
     <w:uiPriority w:val="32"/>
     <w:qFormat/>
     <w:pPr>
@@ -65547,9 +65696,9 @@
       <w:spacing w:val="5"/>
     </w:rPr>
   </w:style>
-  <w:style w:type="paragraph" w:styleId="426">
+  <w:style w:type="paragraph" w:styleId="1525">
     <w:name w:val="No Spacing"/>
-    <w:basedOn w:val="394"/>
+    <w:basedOn w:val="1493"/>
     <w:uiPriority w:val="1"/>
     <w:qFormat/>
     <w:pPr>
@@ -65558,9 +65707,9 @@
       <w:ind/>
     </w:pPr>
   </w:style>
-  <w:style w:type="character" w:styleId="427">
+  <w:style w:type="character" w:styleId="1526">
     <w:name w:val="Subtle Emphasis"/>
-    <w:basedOn w:val="404"/>
+    <w:basedOn w:val="1503"/>
     <w:uiPriority w:val="19"/>
     <w:qFormat/>
     <w:pPr>
@@ -65574,9 +65723,9 @@
       <w:color w:val="404040" w:themeColor="text1" w:themeTint="BF"/>
     </w:rPr>
   </w:style>
-  <w:style w:type="character" w:styleId="428">
+  <w:style w:type="character" w:styleId="1527">
     <w:name w:val="Emphasis"/>
-    <w:basedOn w:val="404"/>
+    <w:basedOn w:val="1503"/>
     <w:uiPriority w:val="20"/>
     <w:qFormat/>
     <w:pPr>
@@ -65589,9 +65738,9 @@
       <w:iCs/>
     </w:rPr>
   </w:style>
-  <w:style w:type="character" w:styleId="429">
+  <w:style w:type="character" w:styleId="1528">
     <w:name w:val="Strong"/>
-    <w:basedOn w:val="404"/>
+    <w:basedOn w:val="1503"/>
     <w:uiPriority w:val="22"/>
     <w:qFormat/>
     <w:pPr>
@@ -65604,9 +65753,9 @@
       <w:bCs/>
     </w:rPr>
   </w:style>
-  <w:style w:type="character" w:styleId="430">
+  <w:style w:type="character" w:styleId="1529">
     <w:name w:val="Subtle Reference"/>
-    <w:basedOn w:val="404"/>
+    <w:basedOn w:val="1503"/>
     <w:uiPriority w:val="31"/>
     <w:qFormat/>
     <w:pPr>
@@ -65619,9 +65768,9 @@
       <w:color w:val="5a5a5a" w:themeColor="text1" w:themeTint="A5"/>
     </w:rPr>
   </w:style>
-  <w:style w:type="character" w:styleId="431">
+  <w:style w:type="character" w:styleId="1530">
     <w:name w:val="Book Title"/>
-    <w:basedOn w:val="404"/>
+    <w:basedOn w:val="1503"/>
     <w:uiPriority w:val="33"/>
     <w:qFormat/>
     <w:pPr>
@@ -65637,10 +65786,10 @@
       <w:spacing w:val="5"/>
     </w:rPr>
   </w:style>
-  <w:style w:type="paragraph" w:styleId="432">
+  <w:style w:type="paragraph" w:styleId="1531">
     <w:name w:val="Header"/>
-    <w:basedOn w:val="394"/>
-    <w:link w:val="433"/>
+    <w:basedOn w:val="1493"/>
+    <w:link w:val="1532"/>
     <w:uiPriority w:val="99"/>
     <w:unhideWhenUsed/>
     <w:pPr>
@@ -65653,10 +65802,10 @@
       <w:ind/>
     </w:pPr>
   </w:style>
-  <w:style w:type="character" w:styleId="433">
+  <w:style w:type="character" w:styleId="1532">
     <w:name w:val="Header Char"/>
-    <w:basedOn w:val="404"/>
-    <w:link w:val="432"/>
+    <w:basedOn w:val="1503"/>
+    <w:link w:val="1531"/>
     <w:uiPriority w:val="99"/>
     <w:pPr>
       <w:pBdr/>
@@ -65664,10 +65813,10 @@
       <w:ind/>
     </w:pPr>
   </w:style>
-  <w:style w:type="paragraph" w:styleId="434">
+  <w:style w:type="paragraph" w:styleId="1533">
     <w:name w:val="Footer"/>
-    <w:basedOn w:val="394"/>
-    <w:link w:val="435"/>
+    <w:basedOn w:val="1493"/>
+    <w:link w:val="1534"/>
     <w:uiPriority w:val="99"/>
     <w:unhideWhenUsed/>
     <w:pPr>
@@ -65680,10 +65829,10 @@
       <w:ind/>
     </w:pPr>
   </w:style>
-  <w:style w:type="character" w:styleId="435">
+  <w:style w:type="character" w:styleId="1534">
     <w:name w:val="Footer Char"/>
-    <w:basedOn w:val="404"/>
-    <w:link w:val="434"/>
+    <w:basedOn w:val="1503"/>
+    <w:link w:val="1533"/>
     <w:uiPriority w:val="99"/>
     <w:pPr>
       <w:pBdr/>
@@ -65691,10 +65840,10 @@
       <w:ind/>
     </w:pPr>
   </w:style>
-  <w:style w:type="paragraph" w:styleId="436">
+  <w:style w:type="paragraph" w:styleId="1535">
     <w:name w:val="Caption"/>
-    <w:basedOn w:val="394"/>
-    <w:next w:val="394"/>
+    <w:basedOn w:val="1493"/>
+    <w:next w:val="1493"/>
     <w:uiPriority w:val="35"/>
     <w:unhideWhenUsed/>
     <w:qFormat/>
@@ -65711,10 +65860,10 @@
       <w:szCs w:val="18"/>
     </w:rPr>
   </w:style>
-  <w:style w:type="paragraph" w:styleId="437">
+  <w:style w:type="paragraph" w:styleId="1536">
     <w:name w:val="footnote text"/>
-    <w:basedOn w:val="394"/>
-    <w:link w:val="438"/>
+    <w:basedOn w:val="1493"/>
+    <w:link w:val="1537"/>
     <w:uiPriority w:val="99"/>
     <w:semiHidden/>
     <w:unhideWhenUsed/>
@@ -65728,10 +65877,10 @@
       <w:szCs w:val="20"/>
     </w:rPr>
   </w:style>
-  <w:style w:type="character" w:styleId="438">
+  <w:style w:type="character" w:styleId="1537">
     <w:name w:val="Footnote Text Char"/>
-    <w:basedOn w:val="404"/>
-    <w:link w:val="437"/>
+    <w:basedOn w:val="1503"/>
+    <w:link w:val="1536"/>
     <w:uiPriority w:val="99"/>
     <w:semiHidden/>
     <w:pPr>
@@ -65744,9 +65893,9 @@
       <w:szCs w:val="20"/>
     </w:rPr>
   </w:style>
-  <w:style w:type="character" w:styleId="439">
+  <w:style w:type="character" w:styleId="1538">
     <w:name w:val="footnote reference"/>
-    <w:basedOn w:val="404"/>
+    <w:basedOn w:val="1503"/>
     <w:uiPriority w:val="99"/>
     <w:semiHidden/>
     <w:unhideWhenUsed/>
@@ -65759,10 +65908,10 @@
       <w:vertAlign w:val="superscript"/>
     </w:rPr>
   </w:style>
-  <w:style w:type="paragraph" w:styleId="440">
+  <w:style w:type="paragraph" w:styleId="1539">
     <w:name w:val="endnote text"/>
-    <w:basedOn w:val="394"/>
-    <w:link w:val="441"/>
+    <w:basedOn w:val="1493"/>
+    <w:link w:val="1540"/>
     <w:uiPriority w:val="99"/>
     <w:semiHidden/>
     <w:unhideWhenUsed/>
@@ -65776,10 +65925,10 @@
       <w:szCs w:val="20"/>
     </w:rPr>
   </w:style>
-  <w:style w:type="character" w:styleId="441">
+  <w:style w:type="character" w:styleId="1540">
     <w:name w:val="Endnote Text Char"/>
-    <w:basedOn w:val="404"/>
-    <w:link w:val="440"/>
+    <w:basedOn w:val="1503"/>
+    <w:link w:val="1539"/>
     <w:uiPriority w:val="99"/>
     <w:semiHidden/>
     <w:pPr>
@@ -65792,9 +65941,9 @@
       <w:szCs w:val="20"/>
     </w:rPr>
   </w:style>
-  <w:style w:type="character" w:styleId="442">
+  <w:style w:type="character" w:styleId="1541">
     <w:name w:val="endnote reference"/>
-    <w:basedOn w:val="404"/>
+    <w:basedOn w:val="1503"/>
     <w:uiPriority w:val="99"/>
     <w:semiHidden/>
     <w:unhideWhenUsed/>
@@ -65807,9 +65956,9 @@
       <w:vertAlign w:val="superscript"/>
     </w:rPr>
   </w:style>
-  <w:style w:type="character" w:styleId="443">
+  <w:style w:type="character" w:styleId="1542">
     <w:name w:val="Hyperlink"/>
-    <w:basedOn w:val="404"/>
+    <w:basedOn w:val="1503"/>
     <w:uiPriority w:val="99"/>
     <w:unhideWhenUsed/>
     <w:pPr>
@@ -65822,9 +65971,9 @@
       <w:u w:val="single"/>
     </w:rPr>
   </w:style>
-  <w:style w:type="character" w:styleId="444">
+  <w:style w:type="character" w:styleId="1543">
     <w:name w:val="FollowedHyperlink"/>
-    <w:basedOn w:val="404"/>
+    <w:basedOn w:val="1503"/>
     <w:uiPriority w:val="99"/>
     <w:semiHidden/>
     <w:unhideWhenUsed/>
@@ -65838,10 +65987,10 @@
       <w:u w:val="single"/>
     </w:rPr>
   </w:style>
-  <w:style w:type="paragraph" w:styleId="445">
+  <w:style w:type="paragraph" w:styleId="1544">
     <w:name w:val="toc 1"/>
-    <w:basedOn w:val="394"/>
-    <w:next w:val="394"/>
+    <w:basedOn w:val="1493"/>
+    <w:next w:val="1493"/>
     <w:uiPriority w:val="39"/>
     <w:unhideWhenUsed/>
     <w:pPr>
@@ -65850,10 +65999,10 @@
       <w:ind/>
     </w:pPr>
   </w:style>
-  <w:style w:type="paragraph" w:styleId="446">
+  <w:style w:type="paragraph" w:styleId="1545">
     <w:name w:val="toc 2"/>
-    <w:basedOn w:val="394"/>
-    <w:next w:val="394"/>
+    <w:basedOn w:val="1493"/>
+    <w:next w:val="1493"/>
     <w:uiPriority w:val="39"/>
     <w:unhideWhenUsed/>
     <w:pPr>
@@ -65862,10 +66011,10 @@
       <w:ind w:left="220"/>
     </w:pPr>
   </w:style>
-  <w:style w:type="paragraph" w:styleId="447">
+  <w:style w:type="paragraph" w:styleId="1546">
     <w:name w:val="toc 3"/>
-    <w:basedOn w:val="394"/>
-    <w:next w:val="394"/>
+    <w:basedOn w:val="1493"/>
+    <w:next w:val="1493"/>
     <w:uiPriority w:val="39"/>
     <w:unhideWhenUsed/>
     <w:pPr>
@@ -65874,10 +66023,10 @@
       <w:ind w:left="440"/>
     </w:pPr>
   </w:style>
-  <w:style w:type="paragraph" w:styleId="448">
+  <w:style w:type="paragraph" w:styleId="1547">
     <w:name w:val="toc 4"/>
-    <w:basedOn w:val="394"/>
-    <w:next w:val="394"/>
+    <w:basedOn w:val="1493"/>
+    <w:next w:val="1493"/>
     <w:uiPriority w:val="39"/>
     <w:unhideWhenUsed/>
     <w:pPr>
@@ -65886,10 +66035,10 @@
       <w:ind w:left="660"/>
     </w:pPr>
   </w:style>
-  <w:style w:type="paragraph" w:styleId="449">
+  <w:style w:type="paragraph" w:styleId="1548">
     <w:name w:val="toc 5"/>
-    <w:basedOn w:val="394"/>
-    <w:next w:val="394"/>
+    <w:basedOn w:val="1493"/>
+    <w:next w:val="1493"/>
     <w:uiPriority w:val="39"/>
     <w:unhideWhenUsed/>
     <w:pPr>
@@ -65898,10 +66047,10 @@
       <w:ind w:left="880"/>
     </w:pPr>
   </w:style>
-  <w:style w:type="paragraph" w:styleId="450">
+  <w:style w:type="paragraph" w:styleId="1549">
     <w:name w:val="toc 6"/>
-    <w:basedOn w:val="394"/>
-    <w:next w:val="394"/>
+    <w:basedOn w:val="1493"/>
+    <w:next w:val="1493"/>
     <w:uiPriority w:val="39"/>
     <w:unhideWhenUsed/>
     <w:pPr>
@@ -65910,10 +66059,10 @@
       <w:ind w:left="1100"/>
     </w:pPr>
   </w:style>
-  <w:style w:type="paragraph" w:styleId="451">
+  <w:style w:type="paragraph" w:styleId="1550">
     <w:name w:val="toc 7"/>
-    <w:basedOn w:val="394"/>
-    <w:next w:val="394"/>
+    <w:basedOn w:val="1493"/>
+    <w:next w:val="1493"/>
     <w:uiPriority w:val="39"/>
     <w:unhideWhenUsed/>
     <w:pPr>
@@ -65922,10 +66071,10 @@
       <w:ind w:left="1320"/>
     </w:pPr>
   </w:style>
-  <w:style w:type="paragraph" w:styleId="452">
+  <w:style w:type="paragraph" w:styleId="1551">
     <w:name w:val="toc 8"/>
-    <w:basedOn w:val="394"/>
-    <w:next w:val="394"/>
+    <w:basedOn w:val="1493"/>
+    <w:next w:val="1493"/>
     <w:uiPriority w:val="39"/>
     <w:unhideWhenUsed/>
     <w:pPr>
@@ -65934,10 +66083,10 @@
       <w:ind w:left="1540"/>
     </w:pPr>
   </w:style>
-  <w:style w:type="paragraph" w:styleId="453">
+  <w:style w:type="paragraph" w:styleId="1552">
     <w:name w:val="toc 9"/>
-    <w:basedOn w:val="394"/>
-    <w:next w:val="394"/>
+    <w:basedOn w:val="1493"/>
+    <w:next w:val="1493"/>
     <w:uiPriority w:val="39"/>
     <w:unhideWhenUsed/>
     <w:pPr>
@@ -65946,7 +66095,7 @@
       <w:ind w:left="1760"/>
     </w:pPr>
   </w:style>
-  <w:style w:type="paragraph" w:styleId="463">
+  <w:style w:type="paragraph" w:styleId="1553">
     <w:name w:val="TOC Heading"/>
     <w:uiPriority w:val="39"/>
     <w:unhideWhenUsed/>
@@ -65956,10 +66105,10 @@
       <w:ind/>
     </w:pPr>
   </w:style>
-  <w:style w:type="paragraph" w:styleId="464">
+  <w:style w:type="paragraph" w:styleId="1554">
     <w:name w:val="table of figures"/>
-    <w:basedOn w:val="394"/>
-    <w:next w:val="394"/>
+    <w:basedOn w:val="1493"/>
+    <w:next w:val="1493"/>
     <w:uiPriority w:val="99"/>
     <w:unhideWhenUsed/>
     <w:pPr>
